--- a/系統文件/第10章/第十章 測試模型.docx
+++ b/系統文件/第10章/第十章 測試模型.docx
@@ -1,6 +1,6 @@
 
 <file path=word/document.xml><?xml version="1.0" encoding="utf-8"?>
-<w:document xmlns:wpc="http://schemas.microsoft.com/office/word/2010/wordprocessingCanvas" xmlns:cx="http://schemas.microsoft.com/office/drawing/2014/chartex" xmlns:cx1="http://schemas.microsoft.com/office/drawing/2015/9/8/chartex" xmlns:cx2="http://schemas.microsoft.com/office/drawing/2015/10/21/chartex" xmlns:cx3="http://schemas.microsoft.com/office/drawing/2016/5/9/chartex" xmlns:cx4="http://schemas.microsoft.com/office/drawing/2016/5/10/chartex" xmlns:cx5="http://schemas.microsoft.com/office/drawing/2016/5/11/chartex" xmlns:cx6="http://schemas.microsoft.com/office/drawing/2016/5/12/chartex" xmlns:cx7="http://schemas.microsoft.com/office/drawing/2016/5/13/chartex" xmlns:cx8="http://schemas.microsoft.com/office/drawing/2016/5/14/chartex" xmlns:mc="http://schemas.openxmlformats.org/markup-compatibility/2006" xmlns:aink="http://schemas.microsoft.com/office/drawing/2016/ink" xmlns:am3d="http://schemas.microsoft.com/office/drawing/2017/model3d" xmlns:o="urn:schemas-microsoft-com:office:office" xmlns:r="http://schemas.openxmlformats.org/officeDocument/2006/relationships" xmlns:m="http://schemas.openxmlformats.org/officeDocument/2006/math" xmlns:v="urn:schemas-microsoft-com:vml" xmlns:wp14="http://schemas.microsoft.com/office/word/2010/wordprocessingDrawing" xmlns:wp="http://schemas.openxmlformats.org/drawingml/2006/wordprocessingDrawing" xmlns:w10="urn:schemas-microsoft-com:office:word" xmlns:w="http://schemas.openxmlformats.org/wordprocessingml/2006/main" xmlns:w14="http://schemas.microsoft.com/office/word/2010/wordml" xmlns:w15="http://schemas.microsoft.com/office/word/2012/wordml" xmlns:w16cex="http://schemas.microsoft.com/office/word/2018/wordml/cex" xmlns:w16cid="http://schemas.microsoft.com/office/word/2016/wordml/cid" xmlns:w16="http://schemas.microsoft.com/office/word/2018/wordml" xmlns:w16sdtdh="http://schemas.microsoft.com/office/word/2020/wordml/sdtdatahash" xmlns:w16se="http://schemas.microsoft.com/office/word/2015/wordml/symex" xmlns:wpg="http://schemas.microsoft.com/office/word/2010/wordprocessingGroup" xmlns:wpi="http://schemas.microsoft.com/office/word/2010/wordprocessingInk" xmlns:wne="http://schemas.microsoft.com/office/word/2006/wordml" xmlns:wps="http://schemas.microsoft.com/office/word/2010/wordprocessingShape" mc:Ignorable="w14 w15 w16se w16cid w16 w16cex w16sdtdh wp14">
+<w:document xmlns:wpc="http://schemas.microsoft.com/office/word/2010/wordprocessingCanvas" xmlns:cx="http://schemas.microsoft.com/office/drawing/2014/chartex" xmlns:cx1="http://schemas.microsoft.com/office/drawing/2015/9/8/chartex" xmlns:cx2="http://schemas.microsoft.com/office/drawing/2015/10/21/chartex" xmlns:cx3="http://schemas.microsoft.com/office/drawing/2016/5/9/chartex" xmlns:cx4="http://schemas.microsoft.com/office/drawing/2016/5/10/chartex" xmlns:cx5="http://schemas.microsoft.com/office/drawing/2016/5/11/chartex" xmlns:cx6="http://schemas.microsoft.com/office/drawing/2016/5/12/chartex" xmlns:cx7="http://schemas.microsoft.com/office/drawing/2016/5/13/chartex" xmlns:cx8="http://schemas.microsoft.com/office/drawing/2016/5/14/chartex" xmlns:mc="http://schemas.openxmlformats.org/markup-compatibility/2006" xmlns:aink="http://schemas.microsoft.com/office/drawing/2016/ink" xmlns:am3d="http://schemas.microsoft.com/office/drawing/2017/model3d" xmlns:o="urn:schemas-microsoft-com:office:office" xmlns:oel="http://schemas.microsoft.com/office/2019/extlst" xmlns:r="http://schemas.openxmlformats.org/officeDocument/2006/relationships" xmlns:m="http://schemas.openxmlformats.org/officeDocument/2006/math" xmlns:v="urn:schemas-microsoft-com:vml" xmlns:wp14="http://schemas.microsoft.com/office/word/2010/wordprocessingDrawing" xmlns:wp="http://schemas.openxmlformats.org/drawingml/2006/wordprocessingDrawing" xmlns:w10="urn:schemas-microsoft-com:office:word" xmlns:w="http://schemas.openxmlformats.org/wordprocessingml/2006/main" xmlns:w14="http://schemas.microsoft.com/office/word/2010/wordml" xmlns:w15="http://schemas.microsoft.com/office/word/2012/wordml" xmlns:w16cex="http://schemas.microsoft.com/office/word/2018/wordml/cex" xmlns:w16cid="http://schemas.microsoft.com/office/word/2016/wordml/cid" xmlns:w16="http://schemas.microsoft.com/office/word/2018/wordml" xmlns:w16du="http://schemas.microsoft.com/office/word/2023/wordml/word16du" xmlns:w16sdtdh="http://schemas.microsoft.com/office/word/2020/wordml/sdtdatahash" xmlns:w16sdtfl="http://schemas.microsoft.com/office/word/2024/wordml/sdtformatlock" xmlns:w16se="http://schemas.microsoft.com/office/word/2015/wordml/symex" xmlns:wpg="http://schemas.microsoft.com/office/word/2010/wordprocessingGroup" xmlns:wpi="http://schemas.microsoft.com/office/word/2010/wordprocessingInk" xmlns:wne="http://schemas.microsoft.com/office/word/2006/wordml" xmlns:wps="http://schemas.microsoft.com/office/word/2010/wordprocessingShape" mc:Ignorable="w14 w15 w16se w16cid w16 w16cex w16sdtdh w16sdtfl w16du wp14">
   <w:body>
     <w:p>
       <w:pPr>
@@ -51,33 +51,18 @@
         <w:pStyle w:val="aa"/>
       </w:pPr>
       <w:r>
-        <w:rPr>
-          <w:rFonts w:ascii="Times New Roman" w:hAnsi="Times New Roman"/>
-        </w:rPr>
         <w:t>本系統將其功能分解為十三大部分（對應第五章需求清單</w:t>
       </w:r>
       <w:r>
-        <w:rPr>
-          <w:rFonts w:ascii="Times New Roman" w:hAnsi="Times New Roman"/>
-        </w:rPr>
         <w:t xml:space="preserve"> A01</w:t>
       </w:r>
       <w:r>
-        <w:rPr>
-          <w:rFonts w:ascii="Times New Roman" w:hAnsi="Times New Roman"/>
-        </w:rPr>
         <w:t>～</w:t>
       </w:r>
       <w:r>
-        <w:rPr>
-          <w:rFonts w:ascii="Times New Roman" w:hAnsi="Times New Roman"/>
-        </w:rPr>
         <w:t>A13</w:t>
       </w:r>
       <w:r>
-        <w:rPr>
-          <w:rFonts w:ascii="Times New Roman" w:hAnsi="Times New Roman"/>
-        </w:rPr>
         <w:t>），測試計畫中將詳列系統功能並測試是否可以正常運作，以下為各主要功能以及主要測試內容：</w:t>
       </w:r>
     </w:p>
@@ -131,13 +116,8 @@
           <w:p>
             <w:pPr>
               <w:pStyle w:val="af7"/>
-              <w:spacing w:line="360" w:lineRule="auto"/>
-              <w:jc w:val="center"/>
-            </w:pPr>
-            <w:r>
-              <w:rPr>
-                <w:rFonts w:ascii="Times New Roman" w:hAnsi="Times New Roman"/>
-              </w:rPr>
+            </w:pPr>
+            <w:r>
               <w:t>功能</w:t>
             </w:r>
           </w:p>
@@ -151,13 +131,8 @@
           <w:p>
             <w:pPr>
               <w:pStyle w:val="af7"/>
-              <w:spacing w:line="360" w:lineRule="auto"/>
-              <w:jc w:val="center"/>
-            </w:pPr>
-            <w:r>
-              <w:rPr>
-                <w:rFonts w:ascii="Times New Roman" w:hAnsi="Times New Roman"/>
-              </w:rPr>
+            </w:pPr>
+            <w:r>
               <w:t>測試項目</w:t>
             </w:r>
           </w:p>
@@ -174,19 +149,11 @@
           <w:p>
             <w:pPr>
               <w:pStyle w:val="af7"/>
-              <w:spacing w:line="360" w:lineRule="auto"/>
-              <w:jc w:val="center"/>
-            </w:pPr>
-            <w:r>
-              <w:rPr>
-                <w:rFonts w:ascii="Times New Roman" w:hAnsi="Times New Roman"/>
-              </w:rPr>
-              <w:t xml:space="preserve">A01 </w:t>
-            </w:r>
-            <w:r>
-              <w:rPr>
-                <w:rFonts w:ascii="Times New Roman" w:hAnsi="Times New Roman"/>
-              </w:rPr>
+            </w:pPr>
+            <w:r>
+              <w:t>A</w:t>
+            </w:r>
+            <w:r>
               <w:t>帳號管理</w:t>
             </w:r>
           </w:p>
@@ -198,376 +165,185 @@
           <w:p>
             <w:pPr>
               <w:pStyle w:val="af7"/>
-              <w:tabs>
-                <w:tab w:val="left" w:pos="482"/>
-              </w:tabs>
-              <w:spacing w:line="360" w:lineRule="auto"/>
-              <w:ind w:left="482" w:hanging="482"/>
-            </w:pPr>
-            <w:r>
-              <w:rPr>
-                <w:rFonts w:ascii="Times New Roman" w:hAnsi="Times New Roman"/>
-              </w:rPr>
+            </w:pPr>
+            <w:r>
               <w:t>1.</w:t>
             </w:r>
             <w:r>
-              <w:rPr>
-                <w:rFonts w:ascii="Times New Roman" w:hAnsi="Times New Roman"/>
-              </w:rPr>
-              <w:tab/>
-            </w:r>
-            <w:r>
-              <w:rPr>
-                <w:rFonts w:ascii="Times New Roman" w:hAnsi="Times New Roman"/>
-              </w:rPr>
+              <w:tab/>
+            </w:r>
+            <w:r>
               <w:t>會員註冊：確認可以使用</w:t>
             </w:r>
             <w:r>
-              <w:rPr>
-                <w:rFonts w:ascii="Times New Roman" w:hAnsi="Times New Roman"/>
-              </w:rPr>
               <w:t xml:space="preserve"> Email </w:t>
             </w:r>
             <w:r>
-              <w:rPr>
-                <w:rFonts w:ascii="Times New Roman" w:hAnsi="Times New Roman"/>
-              </w:rPr>
               <w:t>與密碼註冊帳號，重複註冊或資料不完整時不會建立帳號。</w:t>
             </w:r>
           </w:p>
           <w:p>
             <w:pPr>
               <w:pStyle w:val="af7"/>
-              <w:tabs>
-                <w:tab w:val="left" w:pos="482"/>
-              </w:tabs>
-              <w:spacing w:line="360" w:lineRule="auto"/>
-              <w:ind w:left="482" w:hanging="482"/>
-            </w:pPr>
-            <w:r>
-              <w:rPr>
-                <w:rFonts w:ascii="Times New Roman" w:hAnsi="Times New Roman"/>
-              </w:rPr>
+            </w:pPr>
+            <w:r>
               <w:t>2.</w:t>
             </w:r>
             <w:r>
-              <w:rPr>
-                <w:rFonts w:ascii="Times New Roman" w:hAnsi="Times New Roman"/>
-              </w:rPr>
-              <w:tab/>
-            </w:r>
-            <w:r>
-              <w:rPr>
-                <w:rFonts w:ascii="Times New Roman" w:hAnsi="Times New Roman"/>
-              </w:rPr>
+              <w:tab/>
+            </w:r>
+            <w:r>
               <w:t>會員登入：確認可以使用已註冊的帳號密碼登入，密碼錯誤或帳號不存在時無法登入。</w:t>
             </w:r>
           </w:p>
           <w:p>
             <w:pPr>
               <w:pStyle w:val="af7"/>
-              <w:tabs>
-                <w:tab w:val="left" w:pos="482"/>
-              </w:tabs>
-              <w:spacing w:line="360" w:lineRule="auto"/>
-              <w:ind w:left="482" w:hanging="482"/>
-            </w:pPr>
-            <w:r>
-              <w:rPr>
-                <w:rFonts w:ascii="Times New Roman" w:hAnsi="Times New Roman"/>
-              </w:rPr>
+            </w:pPr>
+            <w:r>
               <w:t>3.</w:t>
             </w:r>
             <w:r>
-              <w:rPr>
-                <w:rFonts w:ascii="Times New Roman" w:hAnsi="Times New Roman"/>
-              </w:rPr>
               <w:tab/>
               <w:t xml:space="preserve">Google </w:t>
             </w:r>
             <w:r>
-              <w:rPr>
-                <w:rFonts w:ascii="Times New Roman" w:hAnsi="Times New Roman"/>
-              </w:rPr>
               <w:t>登入：確認第一次使用</w:t>
             </w:r>
             <w:r>
-              <w:rPr>
-                <w:rFonts w:ascii="Times New Roman" w:hAnsi="Times New Roman"/>
-              </w:rPr>
               <w:t xml:space="preserve"> Google </w:t>
             </w:r>
             <w:r>
-              <w:rPr>
-                <w:rFonts w:ascii="Times New Roman" w:hAnsi="Times New Roman"/>
-              </w:rPr>
               <w:t>帳號登入時，系統會自動建立帳號。</w:t>
             </w:r>
           </w:p>
           <w:p>
             <w:pPr>
               <w:pStyle w:val="af7"/>
-              <w:tabs>
-                <w:tab w:val="left" w:pos="482"/>
-              </w:tabs>
-              <w:spacing w:line="360" w:lineRule="auto"/>
-              <w:ind w:left="482" w:hanging="482"/>
-            </w:pPr>
-            <w:r>
-              <w:rPr>
-                <w:rFonts w:ascii="Times New Roman" w:hAnsi="Times New Roman"/>
-              </w:rPr>
+            </w:pPr>
+            <w:r>
               <w:t>4.</w:t>
             </w:r>
             <w:r>
-              <w:rPr>
-                <w:rFonts w:ascii="Times New Roman" w:hAnsi="Times New Roman"/>
-              </w:rPr>
-              <w:tab/>
-            </w:r>
-            <w:r>
-              <w:rPr>
-                <w:rFonts w:ascii="Times New Roman" w:hAnsi="Times New Roman"/>
-              </w:rPr>
+              <w:tab/>
+            </w:r>
+            <w:r>
               <w:t>停用帳號登入限制：確認被管理者停用的帳號無法登入系統。</w:t>
             </w:r>
           </w:p>
           <w:p>
             <w:pPr>
               <w:pStyle w:val="af7"/>
-              <w:tabs>
-                <w:tab w:val="left" w:pos="482"/>
-              </w:tabs>
-              <w:spacing w:line="360" w:lineRule="auto"/>
-              <w:ind w:left="482" w:hanging="482"/>
-            </w:pPr>
-            <w:r>
-              <w:rPr>
-                <w:rFonts w:ascii="Times New Roman" w:hAnsi="Times New Roman"/>
-              </w:rPr>
+            </w:pPr>
+            <w:r>
               <w:t>5.</w:t>
             </w:r>
             <w:r>
-              <w:rPr>
-                <w:rFonts w:ascii="Times New Roman" w:hAnsi="Times New Roman"/>
-              </w:rPr>
-              <w:tab/>
-            </w:r>
-            <w:r>
-              <w:rPr>
-                <w:rFonts w:ascii="Times New Roman" w:hAnsi="Times New Roman"/>
-              </w:rPr>
+              <w:tab/>
+            </w:r>
+            <w:r>
               <w:t>忘記密碼與重設密碼：確認使用者可以重設密碼並以新密碼登入，校園教育版學生帳號與不存在的</w:t>
             </w:r>
             <w:r>
-              <w:rPr>
-                <w:rFonts w:ascii="Times New Roman" w:hAnsi="Times New Roman"/>
-              </w:rPr>
               <w:t xml:space="preserve"> Email </w:t>
             </w:r>
             <w:r>
-              <w:rPr>
-                <w:rFonts w:ascii="Times New Roman" w:hAnsi="Times New Roman"/>
-              </w:rPr>
               <w:t>無法重設。</w:t>
             </w:r>
           </w:p>
           <w:p>
             <w:pPr>
               <w:pStyle w:val="af7"/>
-              <w:tabs>
-                <w:tab w:val="left" w:pos="482"/>
-              </w:tabs>
-              <w:spacing w:line="360" w:lineRule="auto"/>
-              <w:ind w:left="482" w:hanging="482"/>
-            </w:pPr>
-            <w:r>
-              <w:rPr>
-                <w:rFonts w:ascii="Times New Roman" w:hAnsi="Times New Roman"/>
-              </w:rPr>
+            </w:pPr>
+            <w:r>
               <w:t>6.</w:t>
             </w:r>
             <w:r>
-              <w:rPr>
-                <w:rFonts w:ascii="Times New Roman" w:hAnsi="Times New Roman"/>
-              </w:rPr>
-              <w:tab/>
-            </w:r>
-            <w:r>
-              <w:rPr>
-                <w:rFonts w:ascii="Times New Roman" w:hAnsi="Times New Roman"/>
-              </w:rPr>
+              <w:tab/>
+            </w:r>
+            <w:r>
               <w:t>修改暱稱：確認可以修改暱稱，且暱稱不可與他人重複（不分大小寫）、長度須為</w:t>
             </w:r>
             <w:r>
-              <w:rPr>
-                <w:rFonts w:ascii="Times New Roman" w:hAnsi="Times New Roman"/>
-              </w:rPr>
               <w:t xml:space="preserve"> 2</w:t>
             </w:r>
             <w:r>
-              <w:rPr>
-                <w:rFonts w:ascii="Times New Roman" w:hAnsi="Times New Roman"/>
-              </w:rPr>
               <w:t>～</w:t>
             </w:r>
             <w:r>
-              <w:rPr>
-                <w:rFonts w:ascii="Times New Roman" w:hAnsi="Times New Roman"/>
-              </w:rPr>
               <w:t xml:space="preserve">20 </w:t>
             </w:r>
             <w:r>
-              <w:rPr>
-                <w:rFonts w:ascii="Times New Roman" w:hAnsi="Times New Roman"/>
-              </w:rPr>
               <w:t>個字。</w:t>
             </w:r>
           </w:p>
           <w:p>
             <w:pPr>
               <w:pStyle w:val="af7"/>
-              <w:tabs>
-                <w:tab w:val="left" w:pos="482"/>
-              </w:tabs>
-              <w:spacing w:line="360" w:lineRule="auto"/>
-              <w:ind w:left="482" w:hanging="482"/>
-            </w:pPr>
-            <w:r>
-              <w:rPr>
-                <w:rFonts w:ascii="Times New Roman" w:hAnsi="Times New Roman"/>
-              </w:rPr>
+            </w:pPr>
+            <w:r>
               <w:t>7.</w:t>
             </w:r>
             <w:r>
-              <w:rPr>
-                <w:rFonts w:ascii="Times New Roman" w:hAnsi="Times New Roman"/>
-              </w:rPr>
-              <w:tab/>
-            </w:r>
-            <w:r>
-              <w:rPr>
-                <w:rFonts w:ascii="Times New Roman" w:hAnsi="Times New Roman"/>
-              </w:rPr>
+              <w:tab/>
+            </w:r>
+            <w:r>
               <w:t>上傳大頭貼：確認可以更換大頭貼，格式不正確時不會被儲存。</w:t>
             </w:r>
           </w:p>
           <w:p>
             <w:pPr>
               <w:pStyle w:val="af7"/>
-              <w:tabs>
-                <w:tab w:val="left" w:pos="482"/>
-              </w:tabs>
-              <w:spacing w:line="360" w:lineRule="auto"/>
-              <w:ind w:left="482" w:hanging="482"/>
-            </w:pPr>
-            <w:r>
-              <w:rPr>
-                <w:rFonts w:ascii="Times New Roman" w:hAnsi="Times New Roman"/>
-              </w:rPr>
-              <w:t>8</w:t>
-            </w:r>
-            <w:r>
-              <w:rPr>
-                <w:rFonts w:ascii="Times New Roman" w:hAnsi="Times New Roman"/>
-              </w:rPr>
-              <w:t>.</w:t>
-            </w:r>
-            <w:r>
-              <w:rPr>
-                <w:rFonts w:ascii="Times New Roman" w:hAnsi="Times New Roman"/>
-              </w:rPr>
-              <w:tab/>
-            </w:r>
-            <w:r>
-              <w:rPr>
-                <w:rFonts w:ascii="Times New Roman" w:hAnsi="Times New Roman"/>
-              </w:rPr>
+            </w:pPr>
+            <w:r>
+              <w:t>8.</w:t>
+            </w:r>
+            <w:r>
+              <w:tab/>
+            </w:r>
+            <w:r>
               <w:t>刪除帳號：確認刪除帳號後無法再登入，且個人所有資料一併清除。</w:t>
             </w:r>
           </w:p>
           <w:p>
             <w:pPr>
               <w:pStyle w:val="af7"/>
-              <w:tabs>
-                <w:tab w:val="left" w:pos="482"/>
-              </w:tabs>
-              <w:spacing w:line="360" w:lineRule="auto"/>
-              <w:ind w:left="482" w:hanging="482"/>
-            </w:pPr>
-            <w:r>
-              <w:rPr>
-                <w:rFonts w:ascii="Times New Roman" w:hAnsi="Times New Roman"/>
-              </w:rPr>
+            </w:pPr>
+            <w:r>
               <w:t>9.</w:t>
             </w:r>
             <w:r>
-              <w:rPr>
-                <w:rFonts w:ascii="Times New Roman" w:hAnsi="Times New Roman"/>
-              </w:rPr>
-              <w:tab/>
-            </w:r>
-            <w:r>
-              <w:rPr>
-                <w:rFonts w:ascii="Times New Roman" w:hAnsi="Times New Roman"/>
-              </w:rPr>
+              <w:tab/>
+            </w:r>
+            <w:r>
               <w:t>日語程度測驗：確認可以取得程度測驗題目，並依答題結果判定日語等級。</w:t>
             </w:r>
           </w:p>
           <w:p>
             <w:pPr>
               <w:pStyle w:val="af7"/>
-              <w:tabs>
-                <w:tab w:val="left" w:pos="482"/>
-              </w:tabs>
-              <w:spacing w:line="360" w:lineRule="auto"/>
-              <w:ind w:left="482" w:hanging="482"/>
-            </w:pPr>
-            <w:r>
-              <w:rPr>
-                <w:rFonts w:ascii="Times New Roman" w:hAnsi="Times New Roman"/>
-              </w:rPr>
+            </w:pPr>
+            <w:r>
               <w:t>10.</w:t>
             </w:r>
             <w:r>
-              <w:rPr>
-                <w:rFonts w:ascii="Times New Roman" w:hAnsi="Times New Roman"/>
-              </w:rPr>
-              <w:tab/>
-            </w:r>
-            <w:r>
-              <w:rPr>
-                <w:rFonts w:ascii="Times New Roman" w:hAnsi="Times New Roman"/>
-              </w:rPr>
+              <w:tab/>
+            </w:r>
+            <w:r>
               <w:t>連續登入天數：確認每天登入會累計連續登入天數，中斷登入後重新計算。</w:t>
             </w:r>
           </w:p>
           <w:p>
             <w:pPr>
               <w:pStyle w:val="af7"/>
-              <w:tabs>
-                <w:tab w:val="left" w:pos="482"/>
-              </w:tabs>
-              <w:spacing w:line="360" w:lineRule="auto"/>
-              <w:ind w:left="482" w:hanging="482"/>
-            </w:pPr>
-            <w:r>
-              <w:rPr>
-                <w:rFonts w:ascii="Times New Roman" w:hAnsi="Times New Roman"/>
-              </w:rPr>
-              <w:lastRenderedPageBreak/>
+            </w:pPr>
+            <w:r>
               <w:t>11.</w:t>
             </w:r>
             <w:r>
-              <w:rPr>
-                <w:rFonts w:ascii="Times New Roman" w:hAnsi="Times New Roman"/>
-              </w:rPr>
-              <w:tab/>
-            </w:r>
-            <w:r>
-              <w:rPr>
-                <w:rFonts w:ascii="Times New Roman" w:hAnsi="Times New Roman"/>
-              </w:rPr>
+              <w:tab/>
+            </w:r>
+            <w:r>
               <w:t>登入問候語：確認首頁會依登入時段顯示不同的問候語。</w:t>
             </w:r>
           </w:p>
@@ -584,20 +360,14 @@
           <w:p>
             <w:pPr>
               <w:pStyle w:val="af7"/>
-              <w:spacing w:line="360" w:lineRule="auto"/>
-              <w:jc w:val="center"/>
-            </w:pPr>
-            <w:r>
-              <w:rPr>
-                <w:rFonts w:ascii="Times New Roman" w:hAnsi="Times New Roman"/>
-              </w:rPr>
-              <w:lastRenderedPageBreak/>
-              <w:t xml:space="preserve">A02 </w:t>
-            </w:r>
-            <w:r>
-              <w:rPr>
-                <w:rFonts w:ascii="Times New Roman" w:hAnsi="Times New Roman"/>
-              </w:rPr>
+            </w:pPr>
+            <w:r>
+              <w:rPr>
+                <w:rFonts w:hint="eastAsia"/>
+              </w:rPr>
+              <w:t>B</w:t>
+            </w:r>
+            <w:r>
               <w:t>拍照學習</w:t>
             </w:r>
           </w:p>
@@ -609,91 +379,43 @@
           <w:p>
             <w:pPr>
               <w:pStyle w:val="af7"/>
-              <w:tabs>
-                <w:tab w:val="left" w:pos="482"/>
-              </w:tabs>
-              <w:spacing w:line="360" w:lineRule="auto"/>
-              <w:ind w:left="482" w:hanging="482"/>
-            </w:pPr>
-            <w:r>
-              <w:rPr>
-                <w:rFonts w:ascii="Times New Roman" w:hAnsi="Times New Roman"/>
-              </w:rPr>
+            </w:pPr>
+            <w:r>
               <w:t>1.</w:t>
             </w:r>
             <w:r>
-              <w:rPr>
-                <w:rFonts w:ascii="Times New Roman" w:hAnsi="Times New Roman"/>
-              </w:rPr>
-              <w:tab/>
-            </w:r>
-            <w:r>
-              <w:rPr>
-                <w:rFonts w:ascii="Times New Roman" w:hAnsi="Times New Roman"/>
-              </w:rPr>
+              <w:tab/>
+            </w:r>
+            <w:r>
               <w:t>拍照辨識單字：確認拍照後系統可以辨識場景與日文單字，並存入照片與單字圖鑑。</w:t>
             </w:r>
           </w:p>
           <w:p>
             <w:pPr>
               <w:pStyle w:val="af7"/>
-              <w:tabs>
-                <w:tab w:val="left" w:pos="482"/>
-              </w:tabs>
-              <w:spacing w:line="360" w:lineRule="auto"/>
-              <w:ind w:left="482" w:hanging="482"/>
-            </w:pPr>
-            <w:r>
-              <w:rPr>
-                <w:rFonts w:ascii="Times New Roman" w:hAnsi="Times New Roman"/>
-              </w:rPr>
+            </w:pPr>
+            <w:r>
               <w:t>2.</w:t>
             </w:r>
             <w:r>
-              <w:rPr>
-                <w:rFonts w:ascii="Times New Roman" w:hAnsi="Times New Roman"/>
-              </w:rPr>
-              <w:tab/>
-            </w:r>
-            <w:r>
-              <w:rPr>
-                <w:rFonts w:ascii="Times New Roman" w:hAnsi="Times New Roman"/>
-              </w:rPr>
+              <w:tab/>
+            </w:r>
+            <w:r>
               <w:t>辨識失敗處理：確認辨識失敗或未上傳圖片時，系統會提示錯誤並退還拍照次數。</w:t>
             </w:r>
           </w:p>
           <w:p>
             <w:pPr>
               <w:pStyle w:val="af7"/>
-              <w:tabs>
-                <w:tab w:val="left" w:pos="482"/>
-              </w:tabs>
-              <w:spacing w:line="360" w:lineRule="auto"/>
-              <w:ind w:left="482" w:hanging="482"/>
-            </w:pPr>
-            <w:r>
-              <w:rPr>
-                <w:rFonts w:ascii="Times New Roman" w:hAnsi="Times New Roman"/>
-              </w:rPr>
+            </w:pPr>
+            <w:r>
               <w:t>3.</w:t>
             </w:r>
             <w:r>
-              <w:rPr>
-                <w:rFonts w:ascii="Times New Roman" w:hAnsi="Times New Roman"/>
-              </w:rPr>
-              <w:tab/>
-            </w:r>
-            <w:r>
-              <w:rPr>
-                <w:rFonts w:ascii="Times New Roman" w:hAnsi="Times New Roman"/>
-              </w:rPr>
-              <w:t>辨識服務次數檢查：確認今日拍照次數用完後，無法再</w:t>
-            </w:r>
-            <w:r>
-              <w:rPr>
-                <w:rFonts w:ascii="Times New Roman" w:hAnsi="Times New Roman"/>
-              </w:rPr>
-              <w:t>使用拍照辨識。</w:t>
+              <w:tab/>
+            </w:r>
+            <w:r>
+              <w:t>辨識服務次數檢查：確認今日拍照次數用完後，無法再使用拍照辨識。</w:t>
             </w:r>
           </w:p>
         </w:tc>
@@ -709,19 +431,14 @@
           <w:p>
             <w:pPr>
               <w:pStyle w:val="af7"/>
-              <w:spacing w:line="360" w:lineRule="auto"/>
-              <w:jc w:val="center"/>
-            </w:pPr>
-            <w:r>
-              <w:rPr>
-                <w:rFonts w:ascii="Times New Roman" w:hAnsi="Times New Roman"/>
-              </w:rPr>
-              <w:t xml:space="preserve">A03 </w:t>
-            </w:r>
-            <w:r>
-              <w:rPr>
-                <w:rFonts w:ascii="Times New Roman" w:hAnsi="Times New Roman"/>
-              </w:rPr>
+            </w:pPr>
+            <w:r>
+              <w:rPr>
+                <w:rFonts w:hint="eastAsia"/>
+              </w:rPr>
+              <w:t>C</w:t>
+            </w:r>
+            <w:r>
               <w:t>單字收藏</w:t>
             </w:r>
           </w:p>
@@ -733,236 +450,119 @@
           <w:p>
             <w:pPr>
               <w:pStyle w:val="af7"/>
-              <w:tabs>
-                <w:tab w:val="left" w:pos="482"/>
-              </w:tabs>
-              <w:spacing w:line="360" w:lineRule="auto"/>
-              <w:ind w:left="482" w:hanging="482"/>
-            </w:pPr>
-            <w:r>
-              <w:rPr>
-                <w:rFonts w:ascii="Times New Roman" w:hAnsi="Times New Roman"/>
-              </w:rPr>
+            </w:pPr>
+            <w:r>
               <w:t>1.</w:t>
             </w:r>
             <w:r>
-              <w:rPr>
-                <w:rFonts w:ascii="Times New Roman" w:hAnsi="Times New Roman"/>
-              </w:rPr>
-              <w:tab/>
-            </w:r>
-            <w:r>
-              <w:rPr>
-                <w:rFonts w:ascii="Times New Roman" w:hAnsi="Times New Roman"/>
-              </w:rPr>
+              <w:tab/>
+            </w:r>
+            <w:r>
               <w:t>收藏單字：確認可以收藏單字，且同一個單字不會重複收藏。</w:t>
             </w:r>
           </w:p>
           <w:p>
             <w:pPr>
               <w:pStyle w:val="af7"/>
-              <w:tabs>
-                <w:tab w:val="left" w:pos="482"/>
-              </w:tabs>
-              <w:spacing w:line="360" w:lineRule="auto"/>
-              <w:ind w:left="482" w:hanging="482"/>
-            </w:pPr>
-            <w:r>
-              <w:rPr>
-                <w:rFonts w:ascii="Times New Roman" w:hAnsi="Times New Roman"/>
-              </w:rPr>
+            </w:pPr>
+            <w:r>
               <w:t>2.</w:t>
             </w:r>
             <w:r>
-              <w:rPr>
-                <w:rFonts w:ascii="Times New Roman" w:hAnsi="Times New Roman"/>
-              </w:rPr>
-              <w:tab/>
-            </w:r>
-            <w:r>
-              <w:rPr>
-                <w:rFonts w:ascii="Times New Roman" w:hAnsi="Times New Roman"/>
-              </w:rPr>
+              <w:tab/>
+            </w:r>
+            <w:r>
               <w:t>取消收藏與重新收藏：確認可以取消收藏，取消後保留圖鑑解鎖狀態，並可重新收藏。</w:t>
             </w:r>
           </w:p>
           <w:p>
             <w:pPr>
               <w:pStyle w:val="af7"/>
-              <w:tabs>
-                <w:tab w:val="left" w:pos="482"/>
-              </w:tabs>
-              <w:spacing w:line="360" w:lineRule="auto"/>
-              <w:ind w:left="482" w:hanging="482"/>
-            </w:pPr>
-            <w:r>
-              <w:rPr>
-                <w:rFonts w:ascii="Times New Roman" w:hAnsi="Times New Roman"/>
-              </w:rPr>
+            </w:pPr>
+            <w:r>
+              <w:lastRenderedPageBreak/>
               <w:t>3.</w:t>
             </w:r>
             <w:r>
-              <w:rPr>
-                <w:rFonts w:ascii="Times New Roman" w:hAnsi="Times New Roman"/>
-              </w:rPr>
-              <w:tab/>
-            </w:r>
-            <w:r>
-              <w:rPr>
-                <w:rFonts w:ascii="Times New Roman" w:hAnsi="Times New Roman"/>
-              </w:rPr>
+              <w:tab/>
+            </w:r>
+            <w:r>
               <w:t>建立資料夾：確認可以建立自訂資料夾，名稱空白時不會建立。</w:t>
             </w:r>
           </w:p>
           <w:p>
             <w:pPr>
               <w:pStyle w:val="af7"/>
-              <w:tabs>
-                <w:tab w:val="left" w:pos="482"/>
-              </w:tabs>
-              <w:spacing w:line="360" w:lineRule="auto"/>
-              <w:ind w:left="482" w:hanging="482"/>
-            </w:pPr>
-            <w:r>
-              <w:rPr>
-                <w:rFonts w:ascii="Times New Roman" w:hAnsi="Times New Roman"/>
-              </w:rPr>
+            </w:pPr>
+            <w:r>
               <w:t>4.</w:t>
             </w:r>
             <w:r>
-              <w:rPr>
-                <w:rFonts w:ascii="Times New Roman" w:hAnsi="Times New Roman"/>
-              </w:rPr>
-              <w:tab/>
-            </w:r>
-            <w:r>
-              <w:rPr>
-                <w:rFonts w:ascii="Times New Roman" w:hAnsi="Times New Roman"/>
-              </w:rPr>
+              <w:tab/>
+            </w:r>
+            <w:r>
               <w:t>資料夾重新命名：確認可以修改資料夾名稱，名稱空白時不會修改。</w:t>
             </w:r>
           </w:p>
           <w:p>
             <w:pPr>
               <w:pStyle w:val="af7"/>
-              <w:tabs>
-                <w:tab w:val="left" w:pos="482"/>
-              </w:tabs>
-              <w:spacing w:line="360" w:lineRule="auto"/>
-              <w:ind w:left="482" w:hanging="482"/>
-            </w:pPr>
-            <w:r>
-              <w:rPr>
-                <w:rFonts w:ascii="Times New Roman" w:hAnsi="Times New Roman"/>
-              </w:rPr>
+            </w:pPr>
+            <w:r>
               <w:t>5.</w:t>
             </w:r>
             <w:r>
-              <w:rPr>
-                <w:rFonts w:ascii="Times New Roman" w:hAnsi="Times New Roman"/>
-              </w:rPr>
-              <w:tab/>
-            </w:r>
-            <w:r>
-              <w:rPr>
-                <w:rFonts w:ascii="Times New Roman" w:hAnsi="Times New Roman"/>
-              </w:rPr>
+              <w:tab/>
+            </w:r>
+            <w:r>
               <w:t>移動單字：確認可以將單字移到其他資料夾，且各資料夾的單字數正確更新。</w:t>
             </w:r>
           </w:p>
           <w:p>
             <w:pPr>
               <w:pStyle w:val="af7"/>
-              <w:tabs>
-                <w:tab w:val="left" w:pos="482"/>
-              </w:tabs>
-              <w:spacing w:line="360" w:lineRule="auto"/>
-              <w:ind w:left="482" w:hanging="482"/>
-            </w:pPr>
-            <w:r>
-              <w:rPr>
-                <w:rFonts w:ascii="Times New Roman" w:hAnsi="Times New Roman"/>
-              </w:rPr>
+            </w:pPr>
+            <w:r>
               <w:t>6.</w:t>
             </w:r>
             <w:r>
-              <w:rPr>
-                <w:rFonts w:ascii="Times New Roman" w:hAnsi="Times New Roman"/>
-              </w:rPr>
-              <w:tab/>
-            </w:r>
-            <w:r>
-              <w:rPr>
-                <w:rFonts w:ascii="Times New Roman" w:hAnsi="Times New Roman"/>
-              </w:rPr>
+              <w:tab/>
+            </w:r>
+            <w:r>
               <w:t>刪除資料夾：確認刪除資料夾後，資料夾內的單字會移回預設相簿。</w:t>
             </w:r>
           </w:p>
           <w:p>
             <w:pPr>
               <w:pStyle w:val="af7"/>
-              <w:tabs>
-                <w:tab w:val="left" w:pos="482"/>
-              </w:tabs>
-              <w:spacing w:line="360" w:lineRule="auto"/>
-              <w:ind w:left="482" w:hanging="482"/>
-            </w:pPr>
-            <w:r>
-              <w:rPr>
-                <w:rFonts w:ascii="Times New Roman" w:hAnsi="Times New Roman"/>
-              </w:rPr>
+            </w:pPr>
+            <w:r>
               <w:t>7.</w:t>
             </w:r>
             <w:r>
-              <w:rPr>
-                <w:rFonts w:ascii="Times New Roman" w:hAnsi="Times New Roman"/>
-              </w:rPr>
-              <w:tab/>
-            </w:r>
-            <w:r>
-              <w:rPr>
-                <w:rFonts w:ascii="Times New Roman" w:hAnsi="Times New Roman"/>
-              </w:rPr>
+              <w:tab/>
+            </w:r>
+            <w:r>
               <w:t>收藏數量上限：確認一般會員收藏達</w:t>
             </w:r>
             <w:r>
-              <w:rPr>
-                <w:rFonts w:ascii="Times New Roman" w:hAnsi="Times New Roman"/>
-              </w:rPr>
               <w:t xml:space="preserve"> 50 </w:t>
             </w:r>
             <w:r>
-              <w:rPr>
-                <w:rFonts w:ascii="Times New Roman" w:hAnsi="Times New Roman"/>
-              </w:rPr>
               <w:t>個上限時，無法再收藏。</w:t>
             </w:r>
           </w:p>
           <w:p>
             <w:pPr>
               <w:pStyle w:val="af7"/>
-              <w:tabs>
-                <w:tab w:val="left" w:pos="482"/>
-              </w:tabs>
-              <w:spacing w:line="360" w:lineRule="auto"/>
-              <w:ind w:left="482" w:hanging="482"/>
-            </w:pPr>
-            <w:r>
-              <w:rPr>
-                <w:rFonts w:ascii="Times New Roman" w:hAnsi="Times New Roman"/>
-              </w:rPr>
+            </w:pPr>
+            <w:r>
               <w:t>8.</w:t>
             </w:r>
             <w:r>
-              <w:rPr>
-                <w:rFonts w:ascii="Times New Roman" w:hAnsi="Times New Roman"/>
-              </w:rPr>
-              <w:tab/>
-            </w:r>
-            <w:r>
-              <w:rPr>
-                <w:rFonts w:ascii="Times New Roman" w:hAnsi="Times New Roman"/>
-              </w:rPr>
+              <w:tab/>
+            </w:r>
+            <w:r>
               <w:t>擴充收藏空間：確認可以使用點數擴充收藏空間後繼續收藏。</w:t>
             </w:r>
           </w:p>
@@ -979,19 +579,18 @@
           <w:p>
             <w:pPr>
               <w:pStyle w:val="af7"/>
-              <w:spacing w:line="360" w:lineRule="auto"/>
-              <w:jc w:val="center"/>
-            </w:pPr>
-            <w:r>
-              <w:rPr>
-                <w:rFonts w:ascii="Times New Roman" w:hAnsi="Times New Roman"/>
-              </w:rPr>
-              <w:t>A04 AI</w:t>
-            </w:r>
-            <w:r>
-              <w:rPr>
-                <w:rFonts w:ascii="Times New Roman" w:hAnsi="Times New Roman"/>
-              </w:rPr>
+            </w:pPr>
+            <w:r>
+              <w:rPr>
+                <w:rFonts w:hint="eastAsia"/>
+              </w:rPr>
+              <w:lastRenderedPageBreak/>
+              <w:t xml:space="preserve">D </w:t>
+            </w:r>
+            <w:r>
+              <w:t>AI</w:t>
+            </w:r>
+            <w:r>
               <w:t>對話練習</w:t>
             </w:r>
           </w:p>
@@ -1003,134 +602,67 @@
           <w:p>
             <w:pPr>
               <w:pStyle w:val="af7"/>
-              <w:tabs>
-                <w:tab w:val="left" w:pos="482"/>
-              </w:tabs>
-              <w:spacing w:line="360" w:lineRule="auto"/>
-              <w:ind w:left="482" w:hanging="482"/>
-            </w:pPr>
-            <w:r>
-              <w:rPr>
-                <w:rFonts w:ascii="Times New Roman" w:hAnsi="Times New Roman"/>
-              </w:rPr>
+            </w:pPr>
+            <w:r>
               <w:t>1.</w:t>
             </w:r>
             <w:r>
-              <w:rPr>
-                <w:rFonts w:ascii="Times New Roman" w:hAnsi="Times New Roman"/>
-              </w:rPr>
-              <w:tab/>
-            </w:r>
-            <w:r>
-              <w:rPr>
-                <w:rFonts w:ascii="Times New Roman" w:hAnsi="Times New Roman"/>
-              </w:rPr>
+              <w:tab/>
+            </w:r>
+            <w:r>
               <w:t>情境對話：確認可以建立情境對話並與</w:t>
             </w:r>
             <w:r>
-              <w:rPr>
-                <w:rFonts w:ascii="Times New Roman" w:hAnsi="Times New Roman"/>
-              </w:rPr>
               <w:t xml:space="preserve"> AI </w:t>
             </w:r>
             <w:r>
-              <w:rPr>
-                <w:rFonts w:ascii="Times New Roman" w:hAnsi="Times New Roman"/>
-              </w:rPr>
               <w:t>對話，對話內容會被保存。</w:t>
             </w:r>
           </w:p>
           <w:p>
             <w:pPr>
               <w:pStyle w:val="af7"/>
-              <w:tabs>
-                <w:tab w:val="left" w:pos="482"/>
-              </w:tabs>
-              <w:spacing w:line="360" w:lineRule="auto"/>
-              <w:ind w:left="482" w:hanging="482"/>
-            </w:pPr>
-            <w:r>
-              <w:rPr>
-                <w:rFonts w:ascii="Times New Roman" w:hAnsi="Times New Roman"/>
-              </w:rPr>
-              <w:lastRenderedPageBreak/>
+            </w:pPr>
+            <w:r>
               <w:t>2.</w:t>
             </w:r>
             <w:r>
-              <w:rPr>
-                <w:rFonts w:ascii="Times New Roman" w:hAnsi="Times New Roman"/>
-              </w:rPr>
               <w:tab/>
               <w:t xml:space="preserve">AI </w:t>
             </w:r>
             <w:r>
-              <w:rPr>
-                <w:rFonts w:ascii="Times New Roman" w:hAnsi="Times New Roman"/>
-              </w:rPr>
               <w:t>回覆失敗處理：確認</w:t>
             </w:r>
             <w:r>
-              <w:rPr>
-                <w:rFonts w:ascii="Times New Roman" w:hAnsi="Times New Roman"/>
-              </w:rPr>
               <w:t xml:space="preserve"> AI </w:t>
             </w:r>
             <w:r>
-              <w:rPr>
-                <w:rFonts w:ascii="Times New Roman" w:hAnsi="Times New Roman"/>
-              </w:rPr>
               <w:t>回覆失敗時會提示使用者並退還對話次數。</w:t>
             </w:r>
           </w:p>
           <w:p>
             <w:pPr>
               <w:pStyle w:val="af7"/>
-              <w:tabs>
-                <w:tab w:val="left" w:pos="482"/>
-              </w:tabs>
-              <w:spacing w:line="360" w:lineRule="auto"/>
-              <w:ind w:left="482" w:hanging="482"/>
-            </w:pPr>
-            <w:r>
-              <w:rPr>
-                <w:rFonts w:ascii="Times New Roman" w:hAnsi="Times New Roman"/>
-              </w:rPr>
+            </w:pPr>
+            <w:r>
               <w:t>3.</w:t>
             </w:r>
             <w:r>
-              <w:rPr>
-                <w:rFonts w:ascii="Times New Roman" w:hAnsi="Times New Roman"/>
-              </w:rPr>
-              <w:tab/>
-            </w:r>
-            <w:r>
-              <w:rPr>
-                <w:rFonts w:ascii="Times New Roman" w:hAnsi="Times New Roman"/>
-              </w:rPr>
+              <w:tab/>
+            </w:r>
+            <w:r>
               <w:t>對話服務次數檢查：確認今日</w:t>
             </w:r>
             <w:r>
-              <w:rPr>
-                <w:rFonts w:ascii="Times New Roman" w:hAnsi="Times New Roman"/>
-              </w:rPr>
               <w:t xml:space="preserve"> AI </w:t>
             </w:r>
             <w:r>
-              <w:rPr>
-                <w:rFonts w:ascii="Times New Roman" w:hAnsi="Times New Roman"/>
-              </w:rPr>
               <w:t>對話次數用完後，無法再與</w:t>
             </w:r>
             <w:r>
-              <w:rPr>
-                <w:rFonts w:ascii="Times New Roman" w:hAnsi="Times New Roman"/>
-              </w:rPr>
               <w:t xml:space="preserve"> AI </w:t>
             </w:r>
             <w:r>
-              <w:rPr>
-                <w:rFonts w:ascii="Times New Roman" w:hAnsi="Times New Roman"/>
-              </w:rPr>
               <w:t>對話。</w:t>
             </w:r>
           </w:p>
@@ -1147,20 +679,17 @@
           <w:p>
             <w:pPr>
               <w:pStyle w:val="af7"/>
-              <w:spacing w:line="360" w:lineRule="auto"/>
-              <w:jc w:val="center"/>
-            </w:pPr>
-            <w:r>
-              <w:rPr>
-                <w:rFonts w:ascii="Times New Roman" w:hAnsi="Times New Roman"/>
-              </w:rPr>
-              <w:lastRenderedPageBreak/>
-              <w:t xml:space="preserve">A05 </w:t>
-            </w:r>
-            <w:r>
-              <w:rPr>
-                <w:rFonts w:ascii="Times New Roman" w:hAnsi="Times New Roman"/>
-              </w:rPr>
+            </w:pPr>
+            <w:r>
+              <w:rPr>
+                <w:rFonts w:hint="eastAsia"/>
+              </w:rPr>
+              <w:t>E</w:t>
+            </w:r>
+            <w:r>
+              <w:t xml:space="preserve"> </w:t>
+            </w:r>
+            <w:r>
               <w:t>個人檔案</w:t>
             </w:r>
           </w:p>
@@ -1172,146 +701,70 @@
           <w:p>
             <w:pPr>
               <w:pStyle w:val="af7"/>
-              <w:tabs>
-                <w:tab w:val="left" w:pos="482"/>
-              </w:tabs>
-              <w:spacing w:line="360" w:lineRule="auto"/>
-              <w:ind w:left="482" w:hanging="482"/>
-            </w:pPr>
-            <w:r>
-              <w:rPr>
-                <w:rFonts w:ascii="Times New Roman" w:hAnsi="Times New Roman"/>
-              </w:rPr>
+            </w:pPr>
+            <w:r>
               <w:t>1.</w:t>
             </w:r>
             <w:r>
-              <w:rPr>
-                <w:rFonts w:ascii="Times New Roman" w:hAnsi="Times New Roman"/>
-              </w:rPr>
-              <w:tab/>
-            </w:r>
-            <w:r>
-              <w:rPr>
-                <w:rFonts w:ascii="Times New Roman" w:hAnsi="Times New Roman"/>
-              </w:rPr>
-              <w:t>個人檔案與能力值：確認可以取得個人檔</w:t>
-            </w:r>
-            <w:r>
-              <w:rPr>
-                <w:rFonts w:ascii="Times New Roman" w:hAnsi="Times New Roman"/>
-              </w:rPr>
-              <w:t>案資料，包含暱稱、等級、五大能力值與徽章進度。</w:t>
-            </w:r>
-          </w:p>
-          <w:p>
-            <w:pPr>
-              <w:pStyle w:val="af7"/>
-              <w:tabs>
-                <w:tab w:val="left" w:pos="482"/>
-              </w:tabs>
-              <w:spacing w:line="360" w:lineRule="auto"/>
-              <w:ind w:left="482" w:hanging="482"/>
-            </w:pPr>
-            <w:r>
-              <w:rPr>
-                <w:rFonts w:ascii="Times New Roman" w:hAnsi="Times New Roman"/>
-              </w:rPr>
+              <w:tab/>
+            </w:r>
+            <w:r>
+              <w:t>個人檔案與能力值：確認可以取得個人檔案資料，包含暱稱、等級、五大能力值與徽章進度。</w:t>
+            </w:r>
+          </w:p>
+          <w:p>
+            <w:pPr>
+              <w:pStyle w:val="af7"/>
+            </w:pPr>
+            <w:r>
               <w:t>2.</w:t>
             </w:r>
             <w:r>
-              <w:rPr>
-                <w:rFonts w:ascii="Times New Roman" w:hAnsi="Times New Roman"/>
-              </w:rPr>
-              <w:tab/>
-            </w:r>
-            <w:r>
-              <w:rPr>
-                <w:rFonts w:ascii="Times New Roman" w:hAnsi="Times New Roman"/>
-              </w:rPr>
+              <w:tab/>
+            </w:r>
+            <w:r>
               <w:t>徽章進度累積：確認拍照與連續登入會累積對應徽章的進度。</w:t>
             </w:r>
           </w:p>
           <w:p>
             <w:pPr>
               <w:pStyle w:val="af7"/>
-              <w:tabs>
-                <w:tab w:val="left" w:pos="482"/>
-              </w:tabs>
-              <w:spacing w:line="360" w:lineRule="auto"/>
-              <w:ind w:left="482" w:hanging="482"/>
-            </w:pPr>
-            <w:r>
-              <w:rPr>
-                <w:rFonts w:ascii="Times New Roman" w:hAnsi="Times New Roman"/>
-              </w:rPr>
+            </w:pPr>
+            <w:r>
               <w:t>3.</w:t>
             </w:r>
             <w:r>
-              <w:rPr>
-                <w:rFonts w:ascii="Times New Roman" w:hAnsi="Times New Roman"/>
-              </w:rPr>
-              <w:tab/>
-            </w:r>
-            <w:r>
-              <w:rPr>
-                <w:rFonts w:ascii="Times New Roman" w:hAnsi="Times New Roman"/>
-              </w:rPr>
+              <w:tab/>
+            </w:r>
+            <w:r>
               <w:t>徽章解鎖通知：確認徽章達到新等級時會跳出通知，看過後不再重複跳出。</w:t>
             </w:r>
           </w:p>
           <w:p>
             <w:pPr>
               <w:pStyle w:val="af7"/>
-              <w:tabs>
-                <w:tab w:val="left" w:pos="482"/>
-              </w:tabs>
-              <w:spacing w:line="360" w:lineRule="auto"/>
-              <w:ind w:left="482" w:hanging="482"/>
-            </w:pPr>
-            <w:r>
-              <w:rPr>
-                <w:rFonts w:ascii="Times New Roman" w:hAnsi="Times New Roman"/>
-              </w:rPr>
+            </w:pPr>
+            <w:r>
               <w:t>4.</w:t>
             </w:r>
             <w:r>
-              <w:rPr>
-                <w:rFonts w:ascii="Times New Roman" w:hAnsi="Times New Roman"/>
-              </w:rPr>
-              <w:tab/>
-            </w:r>
-            <w:r>
-              <w:rPr>
-                <w:rFonts w:ascii="Times New Roman" w:hAnsi="Times New Roman"/>
-              </w:rPr>
+              <w:tab/>
+            </w:r>
+            <w:r>
               <w:t>程度認證徽章：確認系統依日語程度發放對應的程度認證徽章，且不重複發放。</w:t>
             </w:r>
           </w:p>
           <w:p>
             <w:pPr>
               <w:pStyle w:val="af7"/>
-              <w:tabs>
-                <w:tab w:val="left" w:pos="482"/>
-              </w:tabs>
-              <w:spacing w:line="360" w:lineRule="auto"/>
-              <w:ind w:left="482" w:hanging="482"/>
-            </w:pPr>
-            <w:r>
-              <w:rPr>
-                <w:rFonts w:ascii="Times New Roman" w:hAnsi="Times New Roman"/>
-              </w:rPr>
+            </w:pPr>
+            <w:r>
               <w:t>5.</w:t>
             </w:r>
             <w:r>
-              <w:rPr>
-                <w:rFonts w:ascii="Times New Roman" w:hAnsi="Times New Roman"/>
-              </w:rPr>
-              <w:tab/>
-            </w:r>
-            <w:r>
-              <w:rPr>
-                <w:rFonts w:ascii="Times New Roman" w:hAnsi="Times New Roman"/>
-              </w:rPr>
+              <w:tab/>
+            </w:r>
+            <w:r>
               <w:t>主題收集冊獎勵：確認集滿主題單字可領取主題徽章與獎勵，未達條件或重複領取時被拒。</w:t>
             </w:r>
           </w:p>
@@ -1328,19 +781,17 @@
           <w:p>
             <w:pPr>
               <w:pStyle w:val="af7"/>
-              <w:spacing w:line="360" w:lineRule="auto"/>
-              <w:jc w:val="center"/>
-            </w:pPr>
-            <w:r>
-              <w:rPr>
-                <w:rFonts w:ascii="Times New Roman" w:hAnsi="Times New Roman"/>
-              </w:rPr>
-              <w:t xml:space="preserve">A06 </w:t>
-            </w:r>
-            <w:r>
-              <w:rPr>
-                <w:rFonts w:ascii="Times New Roman" w:hAnsi="Times New Roman"/>
-              </w:rPr>
+            </w:pPr>
+            <w:r>
+              <w:rPr>
+                <w:rFonts w:hint="eastAsia"/>
+              </w:rPr>
+              <w:t>F</w:t>
+            </w:r>
+            <w:r>
+              <w:t xml:space="preserve"> </w:t>
+            </w:r>
+            <w:r>
               <w:t>社群互動</w:t>
             </w:r>
           </w:p>
@@ -1352,345 +803,173 @@
           <w:p>
             <w:pPr>
               <w:pStyle w:val="af7"/>
-              <w:tabs>
-                <w:tab w:val="left" w:pos="482"/>
-              </w:tabs>
-              <w:spacing w:line="360" w:lineRule="auto"/>
-              <w:ind w:left="482" w:hanging="482"/>
-            </w:pPr>
-            <w:r>
-              <w:rPr>
-                <w:rFonts w:ascii="Times New Roman" w:hAnsi="Times New Roman"/>
-              </w:rPr>
+            </w:pPr>
+            <w:r>
               <w:t>1.</w:t>
             </w:r>
             <w:r>
-              <w:rPr>
-                <w:rFonts w:ascii="Times New Roman" w:hAnsi="Times New Roman"/>
-              </w:rPr>
-              <w:tab/>
-            </w:r>
-            <w:r>
-              <w:rPr>
-                <w:rFonts w:ascii="Times New Roman" w:hAnsi="Times New Roman"/>
-              </w:rPr>
+              <w:tab/>
+            </w:r>
+            <w:r>
               <w:t>搜尋好友：確認可以使用好友代碼搜尋使用者。</w:t>
             </w:r>
           </w:p>
           <w:p>
             <w:pPr>
               <w:pStyle w:val="af7"/>
-              <w:tabs>
-                <w:tab w:val="left" w:pos="482"/>
-              </w:tabs>
-              <w:spacing w:line="360" w:lineRule="auto"/>
-              <w:ind w:left="482" w:hanging="482"/>
-            </w:pPr>
-            <w:r>
-              <w:rPr>
-                <w:rFonts w:ascii="Times New Roman" w:hAnsi="Times New Roman"/>
-              </w:rPr>
+            </w:pPr>
+            <w:r>
               <w:t>2.</w:t>
             </w:r>
             <w:r>
-              <w:rPr>
-                <w:rFonts w:ascii="Times New Roman" w:hAnsi="Times New Roman"/>
-              </w:rPr>
-              <w:tab/>
-            </w:r>
-            <w:r>
-              <w:rPr>
-                <w:rFonts w:ascii="Times New Roman" w:hAnsi="Times New Roman"/>
-              </w:rPr>
+              <w:tab/>
+            </w:r>
+            <w:r>
               <w:t>送出交友邀請：確認可以送出交友邀請，且不能重複邀請或邀請已是好友的使用者。</w:t>
             </w:r>
           </w:p>
           <w:p>
             <w:pPr>
               <w:pStyle w:val="af7"/>
-              <w:tabs>
-                <w:tab w:val="left" w:pos="482"/>
-              </w:tabs>
-              <w:spacing w:line="360" w:lineRule="auto"/>
-              <w:ind w:left="482" w:hanging="482"/>
-            </w:pPr>
-            <w:r>
-              <w:rPr>
-                <w:rFonts w:ascii="Times New Roman" w:hAnsi="Times New Roman"/>
-              </w:rPr>
+            </w:pPr>
+            <w:r>
               <w:t>3.</w:t>
             </w:r>
             <w:r>
-              <w:rPr>
-                <w:rFonts w:ascii="Times New Roman" w:hAnsi="Times New Roman"/>
-              </w:rPr>
-              <w:tab/>
-            </w:r>
-            <w:r>
-              <w:rPr>
-                <w:rFonts w:ascii="Times New Roman" w:hAnsi="Times New Roman"/>
-              </w:rPr>
+              <w:tab/>
+            </w:r>
+            <w:r>
               <w:t>接受與拒絕邀請：確認接受邀請後雙方成為好友，拒絕後不會成為好友。</w:t>
             </w:r>
           </w:p>
           <w:p>
             <w:pPr>
               <w:pStyle w:val="af7"/>
-              <w:tabs>
-                <w:tab w:val="left" w:pos="482"/>
-              </w:tabs>
-              <w:spacing w:line="360" w:lineRule="auto"/>
-              <w:ind w:left="482" w:hanging="482"/>
-            </w:pPr>
-            <w:r>
-              <w:rPr>
-                <w:rFonts w:ascii="Times New Roman" w:hAnsi="Times New Roman"/>
-              </w:rPr>
+            </w:pPr>
+            <w:r>
               <w:t>4.</w:t>
             </w:r>
             <w:r>
-              <w:rPr>
-                <w:rFonts w:ascii="Times New Roman" w:hAnsi="Times New Roman"/>
-              </w:rPr>
-              <w:tab/>
-            </w:r>
-            <w:r>
-              <w:rPr>
-                <w:rFonts w:ascii="Times New Roman" w:hAnsi="Times New Roman"/>
-              </w:rPr>
+              <w:tab/>
+            </w:r>
+            <w:r>
               <w:t>好友暱稱：確認可以替好友設定專屬暱稱，且只影響自己的好友列表。</w:t>
             </w:r>
           </w:p>
           <w:p>
             <w:pPr>
               <w:pStyle w:val="af7"/>
-              <w:tabs>
-                <w:tab w:val="left" w:pos="482"/>
-              </w:tabs>
-              <w:spacing w:line="360" w:lineRule="auto"/>
-              <w:ind w:left="482" w:hanging="482"/>
-            </w:pPr>
-            <w:r>
-              <w:rPr>
-                <w:rFonts w:ascii="Times New Roman" w:hAnsi="Times New Roman"/>
-              </w:rPr>
+            </w:pPr>
+            <w:r>
               <w:t>5.</w:t>
             </w:r>
             <w:r>
-              <w:rPr>
-                <w:rFonts w:ascii="Times New Roman" w:hAnsi="Times New Roman"/>
-              </w:rPr>
-              <w:tab/>
-            </w:r>
-            <w:r>
-              <w:rPr>
-                <w:rFonts w:ascii="Times New Roman" w:hAnsi="Times New Roman"/>
-              </w:rPr>
+              <w:tab/>
+            </w:r>
+            <w:r>
               <w:t>刪除好友：確認刪除好友後，雙方的好友列表皆移除對方。</w:t>
             </w:r>
           </w:p>
           <w:p>
             <w:pPr>
               <w:pStyle w:val="af7"/>
-              <w:tabs>
-                <w:tab w:val="left" w:pos="482"/>
-              </w:tabs>
-              <w:spacing w:line="360" w:lineRule="auto"/>
-              <w:ind w:left="482" w:hanging="482"/>
-            </w:pPr>
-            <w:r>
-              <w:rPr>
-                <w:rFonts w:ascii="Times New Roman" w:hAnsi="Times New Roman"/>
-              </w:rPr>
+            </w:pPr>
+            <w:r>
               <w:t>6.</w:t>
             </w:r>
             <w:r>
-              <w:rPr>
-                <w:rFonts w:ascii="Times New Roman" w:hAnsi="Times New Roman"/>
-              </w:rPr>
-              <w:tab/>
-            </w:r>
-            <w:r>
-              <w:rPr>
-                <w:rFonts w:ascii="Times New Roman" w:hAnsi="Times New Roman"/>
-              </w:rPr>
+              <w:tab/>
+            </w:r>
+            <w:r>
               <w:t>建立學習小組：確認可以建立學習小組、設定共同目標並邀請好友。</w:t>
             </w:r>
           </w:p>
           <w:p>
             <w:pPr>
               <w:pStyle w:val="af7"/>
-              <w:tabs>
-                <w:tab w:val="left" w:pos="482"/>
-              </w:tabs>
-              <w:spacing w:line="360" w:lineRule="auto"/>
-              <w:ind w:left="482" w:hanging="482"/>
-            </w:pPr>
-            <w:r>
-              <w:rPr>
-                <w:rFonts w:ascii="Times New Roman" w:hAnsi="Times New Roman"/>
-              </w:rPr>
+            </w:pPr>
+            <w:r>
+              <w:lastRenderedPageBreak/>
               <w:t>7.</w:t>
             </w:r>
             <w:r>
-              <w:rPr>
-                <w:rFonts w:ascii="Times New Roman" w:hAnsi="Times New Roman"/>
-              </w:rPr>
-              <w:tab/>
-            </w:r>
-            <w:r>
-              <w:rPr>
-                <w:rFonts w:ascii="Times New Roman" w:hAnsi="Times New Roman"/>
-              </w:rPr>
+              <w:tab/>
+            </w:r>
+            <w:r>
               <w:t>回應小組邀請：確認受邀者可以接受或拒絕小組邀請。</w:t>
             </w:r>
           </w:p>
           <w:p>
             <w:pPr>
               <w:pStyle w:val="af7"/>
-              <w:tabs>
-                <w:tab w:val="left" w:pos="482"/>
-              </w:tabs>
-              <w:spacing w:line="360" w:lineRule="auto"/>
-              <w:ind w:left="482" w:hanging="482"/>
-            </w:pPr>
-            <w:r>
-              <w:rPr>
-                <w:rFonts w:ascii="Times New Roman" w:hAnsi="Times New Roman"/>
-              </w:rPr>
-              <w:lastRenderedPageBreak/>
+            </w:pPr>
+            <w:r>
               <w:t>8.</w:t>
             </w:r>
             <w:r>
-              <w:rPr>
-                <w:rFonts w:ascii="Times New Roman" w:hAnsi="Times New Roman"/>
-              </w:rPr>
-              <w:tab/>
-            </w:r>
-            <w:r>
-              <w:rPr>
-                <w:rFonts w:ascii="Times New Roman" w:hAnsi="Times New Roman"/>
-              </w:rPr>
+              <w:tab/>
+            </w:r>
+            <w:r>
               <w:t>小組目標進度：確認成員的學習行為會累計到小組共同目標的進度。</w:t>
             </w:r>
           </w:p>
           <w:p>
             <w:pPr>
               <w:pStyle w:val="af7"/>
-              <w:tabs>
-                <w:tab w:val="left" w:pos="482"/>
-              </w:tabs>
-              <w:spacing w:line="360" w:lineRule="auto"/>
-              <w:ind w:left="482" w:hanging="482"/>
-            </w:pPr>
-            <w:r>
-              <w:rPr>
-                <w:rFonts w:ascii="Times New Roman" w:hAnsi="Times New Roman"/>
-              </w:rPr>
+            </w:pPr>
+            <w:r>
               <w:t>9.</w:t>
             </w:r>
             <w:r>
-              <w:rPr>
-                <w:rFonts w:ascii="Times New Roman" w:hAnsi="Times New Roman"/>
-              </w:rPr>
-              <w:tab/>
-            </w:r>
-            <w:r>
-              <w:rPr>
-                <w:rFonts w:ascii="Times New Roman" w:hAnsi="Times New Roman"/>
-              </w:rPr>
+              <w:tab/>
+            </w:r>
+            <w:r>
               <w:t>小組人數上限：確認學習小組最多只能有</w:t>
             </w:r>
             <w:r>
-              <w:rPr>
-                <w:rFonts w:ascii="Times New Roman" w:hAnsi="Times New Roman"/>
-              </w:rPr>
               <w:t xml:space="preserve"> 5 </w:t>
             </w:r>
             <w:r>
-              <w:rPr>
-                <w:rFonts w:ascii="Times New Roman" w:hAnsi="Times New Roman"/>
-              </w:rPr>
               <w:t>人。</w:t>
             </w:r>
           </w:p>
           <w:p>
             <w:pPr>
               <w:pStyle w:val="af7"/>
-              <w:tabs>
-                <w:tab w:val="left" w:pos="482"/>
-              </w:tabs>
-              <w:spacing w:line="360" w:lineRule="auto"/>
-              <w:ind w:left="482" w:hanging="482"/>
-            </w:pPr>
-            <w:r>
-              <w:rPr>
-                <w:rFonts w:ascii="Times New Roman" w:hAnsi="Times New Roman"/>
-              </w:rPr>
+            </w:pPr>
+            <w:r>
               <w:t>10.</w:t>
             </w:r>
             <w:r>
-              <w:rPr>
-                <w:rFonts w:ascii="Times New Roman" w:hAnsi="Times New Roman"/>
-              </w:rPr>
-              <w:tab/>
-            </w:r>
-            <w:r>
-              <w:rPr>
-                <w:rFonts w:ascii="Times New Roman" w:hAnsi="Times New Roman"/>
-              </w:rPr>
+              <w:tab/>
+            </w:r>
+            <w:r>
               <w:t>小組押金機制：確認免費會員每週</w:t>
             </w:r>
             <w:r>
-              <w:rPr>
-                <w:rFonts w:ascii="Times New Roman" w:hAnsi="Times New Roman"/>
-              </w:rPr>
               <w:t xml:space="preserve"> 1 </w:t>
             </w:r>
             <w:r>
-              <w:rPr>
-                <w:rFonts w:ascii="Times New Roman" w:hAnsi="Times New Roman"/>
-              </w:rPr>
               <w:t>次、訂閱會員每週</w:t>
             </w:r>
             <w:r>
-              <w:rPr>
-                <w:rFonts w:ascii="Times New Roman" w:hAnsi="Times New Roman"/>
-              </w:rPr>
               <w:t xml:space="preserve"> 3 </w:t>
             </w:r>
             <w:r>
-              <w:rPr>
-                <w:rFonts w:ascii="Times New Roman" w:hAnsi="Times New Roman"/>
-              </w:rPr>
               <w:t>次免押金，超過後須支付押金。</w:t>
             </w:r>
           </w:p>
           <w:p>
             <w:pPr>
               <w:pStyle w:val="af7"/>
-              <w:tabs>
-                <w:tab w:val="left" w:pos="482"/>
-              </w:tabs>
-              <w:spacing w:line="360" w:lineRule="auto"/>
-              <w:ind w:left="482" w:hanging="482"/>
-            </w:pPr>
-            <w:r>
-              <w:rPr>
-                <w:rFonts w:ascii="Times New Roman" w:hAnsi="Times New Roman"/>
-              </w:rPr>
+            </w:pPr>
+            <w:r>
               <w:t>11.</w:t>
             </w:r>
             <w:r>
-              <w:rPr>
-                <w:rFonts w:ascii="Times New Roman" w:hAnsi="Times New Roman"/>
-              </w:rPr>
-              <w:tab/>
-            </w:r>
-            <w:r>
-              <w:rPr>
-                <w:rFonts w:ascii="Times New Roman" w:hAnsi="Times New Roman"/>
-              </w:rPr>
+              <w:tab/>
+            </w:r>
+            <w:r>
               <w:t>小組挑戰結算：確認一週挑戰結束時系統會自動結算，達標退還押金並發放獎勵，未達標則沒收押金。</w:t>
             </w:r>
           </w:p>
@@ -1707,20 +986,18 @@
           <w:p>
             <w:pPr>
               <w:pStyle w:val="af7"/>
-              <w:spacing w:line="360" w:lineRule="auto"/>
-              <w:jc w:val="center"/>
-            </w:pPr>
-            <w:r>
-              <w:rPr>
-                <w:rFonts w:ascii="Times New Roman" w:hAnsi="Times New Roman"/>
+            </w:pPr>
+            <w:r>
+              <w:rPr>
+                <w:rFonts w:hint="eastAsia"/>
               </w:rPr>
               <w:lastRenderedPageBreak/>
-              <w:t xml:space="preserve">A07 </w:t>
-            </w:r>
-            <w:r>
-              <w:rPr>
-                <w:rFonts w:ascii="Times New Roman" w:hAnsi="Times New Roman"/>
-              </w:rPr>
+              <w:t>G</w:t>
+            </w:r>
+            <w:r>
+              <w:t xml:space="preserve"> </w:t>
+            </w:r>
+            <w:r>
               <w:t>訂閱與點數</w:t>
             </w:r>
           </w:p>
@@ -1732,475 +1009,234 @@
           <w:p>
             <w:pPr>
               <w:pStyle w:val="af7"/>
-              <w:tabs>
-                <w:tab w:val="left" w:pos="482"/>
-              </w:tabs>
-              <w:spacing w:line="360" w:lineRule="auto"/>
-              <w:ind w:left="482" w:hanging="482"/>
-            </w:pPr>
-            <w:r>
-              <w:rPr>
-                <w:rFonts w:ascii="Times New Roman" w:hAnsi="Times New Roman"/>
-              </w:rPr>
+            </w:pPr>
+            <w:r>
               <w:t>1.</w:t>
             </w:r>
             <w:r>
-              <w:rPr>
-                <w:rFonts w:ascii="Times New Roman" w:hAnsi="Times New Roman"/>
-              </w:rPr>
-              <w:tab/>
-            </w:r>
-            <w:r>
-              <w:rPr>
-                <w:rFonts w:ascii="Times New Roman" w:hAnsi="Times New Roman"/>
-              </w:rPr>
+              <w:tab/>
+            </w:r>
+            <w:r>
               <w:t>查詢訂閱方案：確認可以查看</w:t>
             </w:r>
             <w:r>
-              <w:rPr>
-                <w:rFonts w:ascii="Times New Roman" w:hAnsi="Times New Roman"/>
-              </w:rPr>
               <w:t xml:space="preserve"> Premium Pro </w:t>
             </w:r>
             <w:r>
-              <w:rPr>
-                <w:rFonts w:ascii="Times New Roman" w:hAnsi="Times New Roman"/>
-              </w:rPr>
               <w:t>訂閱方案的內容與價格。</w:t>
             </w:r>
           </w:p>
           <w:p>
             <w:pPr>
               <w:pStyle w:val="af7"/>
-              <w:tabs>
-                <w:tab w:val="left" w:pos="482"/>
-              </w:tabs>
-              <w:spacing w:line="360" w:lineRule="auto"/>
-              <w:ind w:left="482" w:hanging="482"/>
-            </w:pPr>
-            <w:r>
-              <w:rPr>
-                <w:rFonts w:ascii="Times New Roman" w:hAnsi="Times New Roman"/>
-              </w:rPr>
+            </w:pPr>
+            <w:r>
               <w:t>2.</w:t>
             </w:r>
             <w:r>
-              <w:rPr>
-                <w:rFonts w:ascii="Times New Roman" w:hAnsi="Times New Roman"/>
-              </w:rPr>
-              <w:tab/>
-            </w:r>
-            <w:r>
-              <w:rPr>
-                <w:rFonts w:ascii="Times New Roman" w:hAnsi="Times New Roman"/>
-              </w:rPr>
+              <w:tab/>
+            </w:r>
+            <w:r>
               <w:t>查詢點數方案：確認可以查看購買點數的方案。</w:t>
             </w:r>
           </w:p>
           <w:p>
             <w:pPr>
               <w:pStyle w:val="af7"/>
-              <w:tabs>
-                <w:tab w:val="left" w:pos="482"/>
-              </w:tabs>
-              <w:spacing w:line="360" w:lineRule="auto"/>
-              <w:ind w:left="482" w:hanging="482"/>
-            </w:pPr>
-            <w:r>
-              <w:rPr>
-                <w:rFonts w:ascii="Times New Roman" w:hAnsi="Times New Roman"/>
-              </w:rPr>
+            </w:pPr>
+            <w:r>
               <w:t>3.</w:t>
             </w:r>
             <w:r>
-              <w:rPr>
-                <w:rFonts w:ascii="Times New Roman" w:hAnsi="Times New Roman"/>
-              </w:rPr>
-              <w:tab/>
-            </w:r>
-            <w:r>
-              <w:rPr>
-                <w:rFonts w:ascii="Times New Roman" w:hAnsi="Times New Roman"/>
-              </w:rPr>
+              <w:tab/>
+            </w:r>
+            <w:r>
               <w:t>免費試用：確認可以啟用</w:t>
             </w:r>
             <w:r>
-              <w:rPr>
-                <w:rFonts w:ascii="Times New Roman" w:hAnsi="Times New Roman"/>
-              </w:rPr>
               <w:t xml:space="preserve"> 7 </w:t>
             </w:r>
             <w:r>
-              <w:rPr>
-                <w:rFonts w:ascii="Times New Roman" w:hAnsi="Times New Roman"/>
-              </w:rPr>
               <w:t>天免費試用，且每位使用者只能試用一次。</w:t>
             </w:r>
           </w:p>
           <w:p>
             <w:pPr>
               <w:pStyle w:val="af7"/>
-              <w:tabs>
-                <w:tab w:val="left" w:pos="482"/>
-              </w:tabs>
-              <w:spacing w:line="360" w:lineRule="auto"/>
-              <w:ind w:left="482" w:hanging="482"/>
-            </w:pPr>
-            <w:r>
-              <w:rPr>
-                <w:rFonts w:ascii="Times New Roman" w:hAnsi="Times New Roman"/>
-              </w:rPr>
+            </w:pPr>
+            <w:r>
               <w:t>4.</w:t>
             </w:r>
             <w:r>
-              <w:rPr>
-                <w:rFonts w:ascii="Times New Roman" w:hAnsi="Times New Roman"/>
-              </w:rPr>
-              <w:tab/>
-            </w:r>
-            <w:r>
-              <w:rPr>
-                <w:rFonts w:ascii="Times New Roman" w:hAnsi="Times New Roman"/>
-              </w:rPr>
+              <w:tab/>
+            </w:r>
+            <w:r>
               <w:t>訂閱方案：確認可以訂閱月繳方案並獲得贈送點數。</w:t>
             </w:r>
           </w:p>
           <w:p>
             <w:pPr>
               <w:pStyle w:val="af7"/>
-              <w:tabs>
-                <w:tab w:val="left" w:pos="482"/>
-              </w:tabs>
-              <w:spacing w:line="360" w:lineRule="auto"/>
-              <w:ind w:left="482" w:hanging="482"/>
-            </w:pPr>
-            <w:r>
-              <w:rPr>
-                <w:rFonts w:ascii="Times New Roman" w:hAnsi="Times New Roman"/>
-              </w:rPr>
+            </w:pPr>
+            <w:r>
               <w:t>5.</w:t>
             </w:r>
             <w:r>
-              <w:rPr>
-                <w:rFonts w:ascii="Times New Roman" w:hAnsi="Times New Roman"/>
-              </w:rPr>
-              <w:tab/>
-            </w:r>
-            <w:r>
-              <w:rPr>
-                <w:rFonts w:ascii="Times New Roman" w:hAnsi="Times New Roman"/>
-              </w:rPr>
-              <w:t>取消訂閱：確認取</w:t>
-            </w:r>
-            <w:r>
-              <w:rPr>
-                <w:rFonts w:ascii="Times New Roman" w:hAnsi="Times New Roman"/>
-              </w:rPr>
-              <w:t>消訂閱後效期保留至到期日，且沒有有效訂閱時無法取消。</w:t>
-            </w:r>
-          </w:p>
-          <w:p>
-            <w:pPr>
-              <w:pStyle w:val="af7"/>
-              <w:tabs>
-                <w:tab w:val="left" w:pos="482"/>
-              </w:tabs>
-              <w:spacing w:line="360" w:lineRule="auto"/>
-              <w:ind w:left="482" w:hanging="482"/>
-            </w:pPr>
-            <w:r>
-              <w:rPr>
-                <w:rFonts w:ascii="Times New Roman" w:hAnsi="Times New Roman"/>
-              </w:rPr>
+              <w:tab/>
+            </w:r>
+            <w:r>
+              <w:t>取消訂閱：確認取消訂閱後效期保留至到期日，且沒有有效訂閱時無法取消。</w:t>
+            </w:r>
+          </w:p>
+          <w:p>
+            <w:pPr>
+              <w:pStyle w:val="af7"/>
+            </w:pPr>
+            <w:r>
               <w:t>6.</w:t>
             </w:r>
             <w:r>
-              <w:rPr>
-                <w:rFonts w:ascii="Times New Roman" w:hAnsi="Times New Roman"/>
-              </w:rPr>
-              <w:tab/>
-            </w:r>
-            <w:r>
-              <w:rPr>
-                <w:rFonts w:ascii="Times New Roman" w:hAnsi="Times New Roman"/>
-              </w:rPr>
+              <w:tab/>
+            </w:r>
+            <w:r>
               <w:t>購買點數：確認可以購買點數，數量不合法時不會加點。</w:t>
             </w:r>
           </w:p>
           <w:p>
             <w:pPr>
               <w:pStyle w:val="af7"/>
-              <w:tabs>
-                <w:tab w:val="left" w:pos="482"/>
-              </w:tabs>
-              <w:spacing w:line="360" w:lineRule="auto"/>
-              <w:ind w:left="482" w:hanging="482"/>
-            </w:pPr>
-            <w:r>
-              <w:rPr>
-                <w:rFonts w:ascii="Times New Roman" w:hAnsi="Times New Roman"/>
-              </w:rPr>
+            </w:pPr>
+            <w:r>
               <w:t>7.</w:t>
             </w:r>
             <w:r>
-              <w:rPr>
-                <w:rFonts w:ascii="Times New Roman" w:hAnsi="Times New Roman"/>
-              </w:rPr>
-              <w:tab/>
-            </w:r>
-            <w:r>
-              <w:rPr>
-                <w:rFonts w:ascii="Times New Roman" w:hAnsi="Times New Roman"/>
-              </w:rPr>
+              <w:tab/>
+            </w:r>
+            <w:r>
               <w:t>點數兌換：確認可以使用點數兌換加購項目，點數不足時無法兌換。</w:t>
             </w:r>
           </w:p>
           <w:p>
             <w:pPr>
               <w:pStyle w:val="af7"/>
-              <w:tabs>
-                <w:tab w:val="left" w:pos="482"/>
-              </w:tabs>
-              <w:spacing w:line="360" w:lineRule="auto"/>
-              <w:ind w:left="482" w:hanging="482"/>
-            </w:pPr>
-            <w:r>
-              <w:rPr>
-                <w:rFonts w:ascii="Times New Roman" w:hAnsi="Times New Roman"/>
-              </w:rPr>
+            </w:pPr>
+            <w:r>
               <w:t>8.</w:t>
             </w:r>
             <w:r>
-              <w:rPr>
-                <w:rFonts w:ascii="Times New Roman" w:hAnsi="Times New Roman"/>
-              </w:rPr>
-              <w:tab/>
-            </w:r>
-            <w:r>
-              <w:rPr>
-                <w:rFonts w:ascii="Times New Roman" w:hAnsi="Times New Roman"/>
-              </w:rPr>
+              <w:tab/>
+            </w:r>
+            <w:r>
               <w:t>交易紀錄查詢：確認可以查詢點數交易紀錄。</w:t>
             </w:r>
           </w:p>
           <w:p>
             <w:pPr>
               <w:pStyle w:val="af7"/>
-              <w:tabs>
-                <w:tab w:val="left" w:pos="482"/>
-              </w:tabs>
-              <w:spacing w:line="360" w:lineRule="auto"/>
-              <w:ind w:left="482" w:hanging="482"/>
-            </w:pPr>
-            <w:r>
-              <w:rPr>
-                <w:rFonts w:ascii="Times New Roman" w:hAnsi="Times New Roman"/>
-              </w:rPr>
+            </w:pPr>
+            <w:r>
               <w:t>9.</w:t>
             </w:r>
             <w:r>
-              <w:rPr>
-                <w:rFonts w:ascii="Times New Roman" w:hAnsi="Times New Roman"/>
-              </w:rPr>
-              <w:tab/>
-            </w:r>
-            <w:r>
-              <w:rPr>
-                <w:rFonts w:ascii="Times New Roman" w:hAnsi="Times New Roman"/>
-              </w:rPr>
+              <w:tab/>
+            </w:r>
+            <w:r>
               <w:t>每日拍照次數：確認免費會員每天可拍照</w:t>
             </w:r>
             <w:r>
-              <w:rPr>
-                <w:rFonts w:ascii="Times New Roman" w:hAnsi="Times New Roman"/>
-              </w:rPr>
               <w:t xml:space="preserve"> 2 </w:t>
             </w:r>
             <w:r>
-              <w:rPr>
-                <w:rFonts w:ascii="Times New Roman" w:hAnsi="Times New Roman"/>
-              </w:rPr>
               <w:t>次、訂閱會員</w:t>
             </w:r>
             <w:r>
-              <w:rPr>
-                <w:rFonts w:ascii="Times New Roman" w:hAnsi="Times New Roman"/>
-              </w:rPr>
               <w:t xml:space="preserve"> 10 </w:t>
             </w:r>
             <w:r>
-              <w:rPr>
-                <w:rFonts w:ascii="Times New Roman" w:hAnsi="Times New Roman"/>
-              </w:rPr>
               <w:t>次，用完後可使用加購次數。</w:t>
             </w:r>
           </w:p>
           <w:p>
             <w:pPr>
               <w:pStyle w:val="af7"/>
-              <w:tabs>
-                <w:tab w:val="left" w:pos="482"/>
-              </w:tabs>
-              <w:spacing w:line="360" w:lineRule="auto"/>
-              <w:ind w:left="482" w:hanging="482"/>
-            </w:pPr>
-            <w:r>
-              <w:rPr>
-                <w:rFonts w:ascii="Times New Roman" w:hAnsi="Times New Roman"/>
-              </w:rPr>
+            </w:pPr>
+            <w:r>
               <w:t>10.</w:t>
             </w:r>
             <w:r>
-              <w:rPr>
-                <w:rFonts w:ascii="Times New Roman" w:hAnsi="Times New Roman"/>
-              </w:rPr>
-              <w:tab/>
-            </w:r>
-            <w:r>
-              <w:rPr>
-                <w:rFonts w:ascii="Times New Roman" w:hAnsi="Times New Roman"/>
-              </w:rPr>
+              <w:tab/>
+            </w:r>
+            <w:r>
               <w:t>每日</w:t>
             </w:r>
             <w:r>
-              <w:rPr>
-                <w:rFonts w:ascii="Times New Roman" w:hAnsi="Times New Roman"/>
-              </w:rPr>
               <w:t xml:space="preserve"> AI </w:t>
             </w:r>
             <w:r>
-              <w:rPr>
-                <w:rFonts w:ascii="Times New Roman" w:hAnsi="Times New Roman"/>
-              </w:rPr>
               <w:t>對話次數：確認免費會員每天可使用</w:t>
             </w:r>
             <w:r>
-              <w:rPr>
-                <w:rFonts w:ascii="Times New Roman" w:hAnsi="Times New Roman"/>
-              </w:rPr>
               <w:t xml:space="preserve"> AI </w:t>
             </w:r>
             <w:r>
-              <w:rPr>
-                <w:rFonts w:ascii="Times New Roman" w:hAnsi="Times New Roman"/>
-              </w:rPr>
               <w:t>對話</w:t>
             </w:r>
             <w:r>
-              <w:rPr>
-                <w:rFonts w:ascii="Times New Roman" w:hAnsi="Times New Roman"/>
-              </w:rPr>
               <w:t xml:space="preserve"> 3 </w:t>
             </w:r>
             <w:r>
-              <w:rPr>
-                <w:rFonts w:ascii="Times New Roman" w:hAnsi="Times New Roman"/>
-              </w:rPr>
               <w:t>次、訂閱會員</w:t>
             </w:r>
             <w:r>
-              <w:rPr>
-                <w:rFonts w:ascii="Times New Roman" w:hAnsi="Times New Roman"/>
-              </w:rPr>
               <w:t xml:space="preserve"> 10 </w:t>
             </w:r>
             <w:r>
-              <w:rPr>
-                <w:rFonts w:ascii="Times New Roman" w:hAnsi="Times New Roman"/>
-              </w:rPr>
               <w:t>次。</w:t>
             </w:r>
           </w:p>
           <w:p>
             <w:pPr>
               <w:pStyle w:val="af7"/>
-              <w:tabs>
-                <w:tab w:val="left" w:pos="482"/>
-              </w:tabs>
-              <w:spacing w:line="360" w:lineRule="auto"/>
-              <w:ind w:left="482" w:hanging="482"/>
-            </w:pPr>
-            <w:r>
-              <w:rPr>
-                <w:rFonts w:ascii="Times New Roman" w:hAnsi="Times New Roman"/>
-              </w:rPr>
+            </w:pPr>
+            <w:r>
               <w:t>11.</w:t>
             </w:r>
             <w:r>
-              <w:rPr>
-                <w:rFonts w:ascii="Times New Roman" w:hAnsi="Times New Roman"/>
-              </w:rPr>
-              <w:tab/>
-            </w:r>
-            <w:r>
-              <w:rPr>
-                <w:rFonts w:ascii="Times New Roman" w:hAnsi="Times New Roman"/>
-              </w:rPr>
+              <w:tab/>
+            </w:r>
+            <w:r>
               <w:t>每日次數重置：確認隔天會自動重置每日拍照與</w:t>
             </w:r>
             <w:r>
-              <w:rPr>
-                <w:rFonts w:ascii="Times New Roman" w:hAnsi="Times New Roman"/>
-              </w:rPr>
               <w:t xml:space="preserve"> AI </w:t>
             </w:r>
             <w:r>
-              <w:rPr>
-                <w:rFonts w:ascii="Times New Roman" w:hAnsi="Times New Roman"/>
-              </w:rPr>
               <w:t>對話次數。</w:t>
             </w:r>
           </w:p>
           <w:p>
             <w:pPr>
               <w:pStyle w:val="af7"/>
-              <w:tabs>
-                <w:tab w:val="left" w:pos="482"/>
-              </w:tabs>
-              <w:spacing w:line="360" w:lineRule="auto"/>
-              <w:ind w:left="482" w:hanging="482"/>
-            </w:pPr>
-            <w:r>
-              <w:rPr>
-                <w:rFonts w:ascii="Times New Roman" w:hAnsi="Times New Roman"/>
-              </w:rPr>
-              <w:lastRenderedPageBreak/>
+            </w:pPr>
+            <w:r>
               <w:t>12.</w:t>
             </w:r>
             <w:r>
-              <w:rPr>
-                <w:rFonts w:ascii="Times New Roman" w:hAnsi="Times New Roman"/>
-              </w:rPr>
-              <w:tab/>
-            </w:r>
-            <w:r>
-              <w:rPr>
-                <w:rFonts w:ascii="Times New Roman" w:hAnsi="Times New Roman"/>
-              </w:rPr>
+              <w:tab/>
+            </w:r>
+            <w:r>
               <w:t>每日任務獎勵：確認完成每日任務（拍照與</w:t>
             </w:r>
             <w:r>
-              <w:rPr>
-                <w:rFonts w:ascii="Times New Roman" w:hAnsi="Times New Roman"/>
-              </w:rPr>
               <w:t xml:space="preserve"> AI </w:t>
             </w:r>
             <w:r>
-              <w:rPr>
-                <w:rFonts w:ascii="Times New Roman" w:hAnsi="Times New Roman"/>
-              </w:rPr>
               <w:t>對話各</w:t>
             </w:r>
             <w:r>
-              <w:rPr>
-                <w:rFonts w:ascii="Times New Roman" w:hAnsi="Times New Roman"/>
-              </w:rPr>
               <w:t xml:space="preserve"> 1 </w:t>
             </w:r>
             <w:r>
-              <w:rPr>
-                <w:rFonts w:ascii="Times New Roman" w:hAnsi="Times New Roman"/>
-              </w:rPr>
               <w:t>次）後才能領取點數獎勵，且每天只能領一次。</w:t>
             </w:r>
           </w:p>
@@ -2217,20 +1253,17 @@
           <w:p>
             <w:pPr>
               <w:pStyle w:val="af7"/>
-              <w:spacing w:line="360" w:lineRule="auto"/>
-              <w:jc w:val="center"/>
-            </w:pPr>
-            <w:r>
-              <w:rPr>
-                <w:rFonts w:ascii="Times New Roman" w:hAnsi="Times New Roman"/>
-              </w:rPr>
-              <w:lastRenderedPageBreak/>
-              <w:t xml:space="preserve">A08 </w:t>
-            </w:r>
-            <w:r>
-              <w:rPr>
-                <w:rFonts w:ascii="Times New Roman" w:hAnsi="Times New Roman"/>
-              </w:rPr>
+            </w:pPr>
+            <w:r>
+              <w:rPr>
+                <w:rFonts w:hint="eastAsia"/>
+              </w:rPr>
+              <w:t>H</w:t>
+            </w:r>
+            <w:r>
+              <w:t xml:space="preserve"> </w:t>
+            </w:r>
+            <w:r>
               <w:t>通知提醒</w:t>
             </w:r>
           </w:p>
@@ -2242,152 +1275,76 @@
           <w:p>
             <w:pPr>
               <w:pStyle w:val="af7"/>
-              <w:tabs>
-                <w:tab w:val="left" w:pos="482"/>
-              </w:tabs>
-              <w:spacing w:line="360" w:lineRule="auto"/>
-              <w:ind w:left="482" w:hanging="482"/>
-            </w:pPr>
-            <w:r>
-              <w:rPr>
-                <w:rFonts w:ascii="Times New Roman" w:hAnsi="Times New Roman"/>
-              </w:rPr>
+            </w:pPr>
+            <w:r>
               <w:t>1.</w:t>
             </w:r>
             <w:r>
-              <w:rPr>
-                <w:rFonts w:ascii="Times New Roman" w:hAnsi="Times New Roman"/>
-              </w:rPr>
-              <w:tab/>
-            </w:r>
-            <w:r>
-              <w:rPr>
-                <w:rFonts w:ascii="Times New Roman" w:hAnsi="Times New Roman"/>
-              </w:rPr>
+              <w:tab/>
+            </w:r>
+            <w:r>
               <w:t>每日學習提醒：確認每日學習提醒預設開啟，並可自訂提醒時間。</w:t>
             </w:r>
           </w:p>
           <w:p>
             <w:pPr>
               <w:pStyle w:val="af7"/>
-              <w:tabs>
-                <w:tab w:val="left" w:pos="482"/>
-              </w:tabs>
-              <w:spacing w:line="360" w:lineRule="auto"/>
-              <w:ind w:left="482" w:hanging="482"/>
-            </w:pPr>
-            <w:r>
-              <w:rPr>
-                <w:rFonts w:ascii="Times New Roman" w:hAnsi="Times New Roman"/>
-              </w:rPr>
+            </w:pPr>
+            <w:r>
               <w:t>2.</w:t>
             </w:r>
             <w:r>
-              <w:rPr>
-                <w:rFonts w:ascii="Times New Roman" w:hAnsi="Times New Roman"/>
-              </w:rPr>
-              <w:tab/>
-            </w:r>
-            <w:r>
-              <w:rPr>
-                <w:rFonts w:ascii="Times New Roman" w:hAnsi="Times New Roman"/>
-              </w:rPr>
+              <w:tab/>
+            </w:r>
+            <w:r>
               <w:t>晚間最後機會提醒：確認晚間提醒預設開啟，並能記錄當天是否已完成學習。</w:t>
             </w:r>
           </w:p>
           <w:p>
             <w:pPr>
               <w:pStyle w:val="af7"/>
-              <w:tabs>
-                <w:tab w:val="left" w:pos="482"/>
-              </w:tabs>
-              <w:spacing w:line="360" w:lineRule="auto"/>
-              <w:ind w:left="482" w:hanging="482"/>
-            </w:pPr>
-            <w:r>
-              <w:rPr>
-                <w:rFonts w:ascii="Times New Roman" w:hAnsi="Times New Roman"/>
-              </w:rPr>
+            </w:pPr>
+            <w:r>
               <w:t>3.</w:t>
             </w:r>
             <w:r>
-              <w:rPr>
-                <w:rFonts w:ascii="Times New Roman" w:hAnsi="Times New Roman"/>
-              </w:rPr>
-              <w:tab/>
-            </w:r>
-            <w:r>
-              <w:rPr>
-                <w:rFonts w:ascii="Times New Roman" w:hAnsi="Times New Roman"/>
-              </w:rPr>
+              <w:tab/>
+            </w:r>
+            <w:r>
               <w:t>社交通知開關：確認可以關閉社交與排行榜通知。</w:t>
             </w:r>
           </w:p>
           <w:p>
             <w:pPr>
               <w:pStyle w:val="af7"/>
-              <w:tabs>
-                <w:tab w:val="left" w:pos="482"/>
-              </w:tabs>
-              <w:spacing w:line="360" w:lineRule="auto"/>
-              <w:ind w:left="482" w:hanging="482"/>
-            </w:pPr>
-            <w:r>
-              <w:rPr>
-                <w:rFonts w:ascii="Times New Roman" w:hAnsi="Times New Roman"/>
-              </w:rPr>
+            </w:pPr>
+            <w:r>
               <w:t>4.</w:t>
             </w:r>
             <w:r>
-              <w:rPr>
-                <w:rFonts w:ascii="Times New Roman" w:hAnsi="Times New Roman"/>
-              </w:rPr>
-              <w:tab/>
-            </w:r>
-            <w:r>
-              <w:rPr>
-                <w:rFonts w:ascii="Times New Roman" w:hAnsi="Times New Roman"/>
-              </w:rPr>
+              <w:tab/>
+            </w:r>
+            <w:r>
               <w:t>未登入召回通知：確認未登入天數不同時，推播通知的文案會跟著改變。</w:t>
             </w:r>
           </w:p>
           <w:p>
             <w:pPr>
               <w:pStyle w:val="af7"/>
-              <w:tabs>
-                <w:tab w:val="left" w:pos="482"/>
-              </w:tabs>
-              <w:spacing w:line="360" w:lineRule="auto"/>
-              <w:ind w:left="482" w:hanging="482"/>
-            </w:pPr>
-            <w:r>
-              <w:rPr>
-                <w:rFonts w:ascii="Times New Roman" w:hAnsi="Times New Roman"/>
-              </w:rPr>
+            </w:pPr>
+            <w:r>
               <w:t>5.</w:t>
             </w:r>
             <w:r>
-              <w:rPr>
-                <w:rFonts w:ascii="Times New Roman" w:hAnsi="Times New Roman"/>
-              </w:rPr>
-              <w:tab/>
-            </w:r>
-            <w:r>
-              <w:rPr>
-                <w:rFonts w:ascii="Times New Roman" w:hAnsi="Times New Roman"/>
-              </w:rPr>
+              <w:tab/>
+            </w:r>
+            <w:r>
               <w:t>登入狀態記錄：確認</w:t>
             </w:r>
             <w:r>
-              <w:rPr>
-                <w:rFonts w:ascii="Times New Roman" w:hAnsi="Times New Roman"/>
-              </w:rPr>
               <w:t xml:space="preserve"> App </w:t>
             </w:r>
             <w:r>
-              <w:rPr>
-                <w:rFonts w:ascii="Times New Roman" w:hAnsi="Times New Roman"/>
-              </w:rPr>
               <w:t>會記錄登入與活躍時間，作為推播通知的判斷依據。</w:t>
             </w:r>
           </w:p>
@@ -2404,19 +1361,17 @@
           <w:p>
             <w:pPr>
               <w:pStyle w:val="af7"/>
-              <w:spacing w:line="360" w:lineRule="auto"/>
-              <w:jc w:val="center"/>
-            </w:pPr>
-            <w:r>
-              <w:rPr>
-                <w:rFonts w:ascii="Times New Roman" w:hAnsi="Times New Roman"/>
-              </w:rPr>
-              <w:t xml:space="preserve">A09 </w:t>
-            </w:r>
-            <w:r>
-              <w:rPr>
-                <w:rFonts w:ascii="Times New Roman" w:hAnsi="Times New Roman"/>
-              </w:rPr>
+            </w:pPr>
+            <w:r>
+              <w:rPr>
+                <w:rFonts w:hint="eastAsia"/>
+              </w:rPr>
+              <w:t>I</w:t>
+            </w:r>
+            <w:r>
+              <w:t xml:space="preserve"> </w:t>
+            </w:r>
+            <w:r>
               <w:t>系統設定</w:t>
             </w:r>
           </w:p>
@@ -2428,62 +1383,29 @@
           <w:p>
             <w:pPr>
               <w:pStyle w:val="af7"/>
-              <w:tabs>
-                <w:tab w:val="left" w:pos="482"/>
-              </w:tabs>
-              <w:spacing w:line="360" w:lineRule="auto"/>
-              <w:ind w:left="482" w:hanging="482"/>
-            </w:pPr>
-            <w:r>
-              <w:rPr>
-                <w:rFonts w:ascii="Times New Roman" w:hAnsi="Times New Roman"/>
-              </w:rPr>
+            </w:pPr>
+            <w:r>
               <w:t>1.</w:t>
             </w:r>
             <w:r>
-              <w:rPr>
-                <w:rFonts w:ascii="Times New Roman" w:hAnsi="Times New Roman"/>
-              </w:rPr>
-              <w:tab/>
-            </w:r>
-            <w:r>
-              <w:rPr>
-                <w:rFonts w:ascii="Times New Roman" w:hAnsi="Times New Roman"/>
-              </w:rPr>
-              <w:t>意見回饋：確認可</w:t>
-            </w:r>
-            <w:r>
-              <w:rPr>
-                <w:rFonts w:ascii="Times New Roman" w:hAnsi="Times New Roman"/>
-              </w:rPr>
-              <w:t>以送出意見回饋，內容空白或未選擇類型時不會送出。</w:t>
-            </w:r>
-          </w:p>
-          <w:p>
-            <w:pPr>
-              <w:pStyle w:val="af7"/>
-              <w:tabs>
-                <w:tab w:val="left" w:pos="482"/>
-              </w:tabs>
-              <w:spacing w:line="360" w:lineRule="auto"/>
-              <w:ind w:left="482" w:hanging="482"/>
-            </w:pPr>
-            <w:r>
-              <w:rPr>
-                <w:rFonts w:ascii="Times New Roman" w:hAnsi="Times New Roman"/>
-              </w:rPr>
+              <w:tab/>
+            </w:r>
+            <w:r>
+              <w:t>意見回饋：確認可以送出意見回饋，內容空白或未選擇類型時不會送出。</w:t>
+            </w:r>
+          </w:p>
+          <w:p>
+            <w:pPr>
+              <w:pStyle w:val="af7"/>
+            </w:pPr>
+            <w:r>
+              <w:lastRenderedPageBreak/>
               <w:t>2.</w:t>
             </w:r>
             <w:r>
-              <w:rPr>
-                <w:rFonts w:ascii="Times New Roman" w:hAnsi="Times New Roman"/>
-              </w:rPr>
-              <w:tab/>
-            </w:r>
-            <w:r>
-              <w:rPr>
-                <w:rFonts w:ascii="Times New Roman" w:hAnsi="Times New Roman"/>
-              </w:rPr>
+              <w:tab/>
+            </w:r>
+            <w:r>
               <w:t>查詢回饋與官方回覆：確認可以查看自己送出的意見回饋與官方回覆。</w:t>
             </w:r>
           </w:p>
@@ -2500,19 +1422,18 @@
           <w:p>
             <w:pPr>
               <w:pStyle w:val="af7"/>
-              <w:spacing w:line="360" w:lineRule="auto"/>
-              <w:jc w:val="center"/>
-            </w:pPr>
-            <w:r>
-              <w:rPr>
-                <w:rFonts w:ascii="Times New Roman" w:hAnsi="Times New Roman"/>
-              </w:rPr>
-              <w:t xml:space="preserve">A10 </w:t>
-            </w:r>
-            <w:r>
-              <w:rPr>
-                <w:rFonts w:ascii="Times New Roman" w:hAnsi="Times New Roman"/>
-              </w:rPr>
+            </w:pPr>
+            <w:r>
+              <w:rPr>
+                <w:rFonts w:hint="eastAsia"/>
+              </w:rPr>
+              <w:lastRenderedPageBreak/>
+              <w:t>J</w:t>
+            </w:r>
+            <w:r>
+              <w:t xml:space="preserve"> </w:t>
+            </w:r>
+            <w:r>
               <w:t>管理員後台</w:t>
             </w:r>
           </w:p>
@@ -2524,305 +1445,152 @@
           <w:p>
             <w:pPr>
               <w:pStyle w:val="af7"/>
-              <w:tabs>
-                <w:tab w:val="left" w:pos="482"/>
-              </w:tabs>
-              <w:spacing w:line="360" w:lineRule="auto"/>
-              <w:ind w:left="482" w:hanging="482"/>
-            </w:pPr>
-            <w:r>
-              <w:rPr>
-                <w:rFonts w:ascii="Times New Roman" w:hAnsi="Times New Roman"/>
-              </w:rPr>
+            </w:pPr>
+            <w:r>
               <w:t>1.</w:t>
             </w:r>
             <w:r>
-              <w:rPr>
-                <w:rFonts w:ascii="Times New Roman" w:hAnsi="Times New Roman"/>
-              </w:rPr>
-              <w:tab/>
-            </w:r>
-            <w:r>
-              <w:rPr>
-                <w:rFonts w:ascii="Times New Roman" w:hAnsi="Times New Roman"/>
-              </w:rPr>
+              <w:tab/>
+            </w:r>
+            <w:r>
               <w:t>管理者登入：確認管理者可以登入後台，密碼錯誤或帳號已停用時無法登入。</w:t>
             </w:r>
           </w:p>
           <w:p>
             <w:pPr>
               <w:pStyle w:val="af7"/>
-              <w:tabs>
-                <w:tab w:val="left" w:pos="482"/>
-              </w:tabs>
-              <w:spacing w:line="360" w:lineRule="auto"/>
-              <w:ind w:left="482" w:hanging="482"/>
-            </w:pPr>
-            <w:r>
-              <w:rPr>
-                <w:rFonts w:ascii="Times New Roman" w:hAnsi="Times New Roman"/>
-              </w:rPr>
+            </w:pPr>
+            <w:r>
               <w:t>2.</w:t>
             </w:r>
             <w:r>
-              <w:rPr>
-                <w:rFonts w:ascii="Times New Roman" w:hAnsi="Times New Roman"/>
-              </w:rPr>
-              <w:tab/>
-            </w:r>
-            <w:r>
-              <w:rPr>
-                <w:rFonts w:ascii="Times New Roman" w:hAnsi="Times New Roman"/>
-              </w:rPr>
+              <w:tab/>
+            </w:r>
+            <w:r>
               <w:t>未登入存取限制：確認未登入時無法進入後台頁面。</w:t>
             </w:r>
           </w:p>
           <w:p>
             <w:pPr>
               <w:pStyle w:val="af7"/>
-              <w:tabs>
-                <w:tab w:val="left" w:pos="482"/>
-              </w:tabs>
-              <w:spacing w:line="360" w:lineRule="auto"/>
-              <w:ind w:left="482" w:hanging="482"/>
-            </w:pPr>
-            <w:r>
-              <w:rPr>
-                <w:rFonts w:ascii="Times New Roman" w:hAnsi="Times New Roman"/>
-              </w:rPr>
+            </w:pPr>
+            <w:r>
               <w:t>3.</w:t>
             </w:r>
             <w:r>
-              <w:rPr>
-                <w:rFonts w:ascii="Times New Roman" w:hAnsi="Times New Roman"/>
-              </w:rPr>
-              <w:tab/>
-            </w:r>
-            <w:r>
-              <w:rPr>
-                <w:rFonts w:ascii="Times New Roman" w:hAnsi="Times New Roman"/>
-              </w:rPr>
+              <w:tab/>
+            </w:r>
+            <w:r>
               <w:t>使用者查詢：確認管理者可以搜尋使用者資料。</w:t>
             </w:r>
           </w:p>
           <w:p>
             <w:pPr>
               <w:pStyle w:val="af7"/>
-              <w:tabs>
-                <w:tab w:val="left" w:pos="482"/>
-              </w:tabs>
-              <w:spacing w:line="360" w:lineRule="auto"/>
-              <w:ind w:left="482" w:hanging="482"/>
-            </w:pPr>
-            <w:r>
-              <w:rPr>
-                <w:rFonts w:ascii="Times New Roman" w:hAnsi="Times New Roman"/>
-              </w:rPr>
+            </w:pPr>
+            <w:r>
               <w:t>4.</w:t>
             </w:r>
             <w:r>
-              <w:rPr>
-                <w:rFonts w:ascii="Times New Roman" w:hAnsi="Times New Roman"/>
-              </w:rPr>
-              <w:tab/>
-            </w:r>
-            <w:r>
-              <w:rPr>
-                <w:rFonts w:ascii="Times New Roman" w:hAnsi="Times New Roman"/>
-              </w:rPr>
+              <w:tab/>
+            </w:r>
+            <w:r>
               <w:t>停用與解除停用使用者：確認管理者可以停用使用者，停用後無法登入，解除後恢復正常。</w:t>
             </w:r>
           </w:p>
           <w:p>
             <w:pPr>
               <w:pStyle w:val="af7"/>
-              <w:tabs>
-                <w:tab w:val="left" w:pos="482"/>
-              </w:tabs>
-              <w:spacing w:line="360" w:lineRule="auto"/>
-              <w:ind w:left="482" w:hanging="482"/>
-            </w:pPr>
-            <w:r>
-              <w:rPr>
-                <w:rFonts w:ascii="Times New Roman" w:hAnsi="Times New Roman"/>
-              </w:rPr>
+            </w:pPr>
+            <w:r>
               <w:t>5.</w:t>
             </w:r>
             <w:r>
-              <w:rPr>
-                <w:rFonts w:ascii="Times New Roman" w:hAnsi="Times New Roman"/>
-              </w:rPr>
-              <w:tab/>
-            </w:r>
-            <w:r>
-              <w:rPr>
-                <w:rFonts w:ascii="Times New Roman" w:hAnsi="Times New Roman"/>
-              </w:rPr>
+              <w:tab/>
+            </w:r>
+            <w:r>
               <w:t>調整使用者點數：確認管理者可以調整使用者點數，並留下紀錄。</w:t>
             </w:r>
           </w:p>
           <w:p>
             <w:pPr>
               <w:pStyle w:val="af7"/>
-              <w:tabs>
-                <w:tab w:val="left" w:pos="482"/>
-              </w:tabs>
-              <w:spacing w:line="360" w:lineRule="auto"/>
-              <w:ind w:left="482" w:hanging="482"/>
-            </w:pPr>
-            <w:r>
-              <w:rPr>
-                <w:rFonts w:ascii="Times New Roman" w:hAnsi="Times New Roman"/>
-              </w:rPr>
+            </w:pPr>
+            <w:r>
               <w:t>6.</w:t>
             </w:r>
             <w:r>
-              <w:rPr>
-                <w:rFonts w:ascii="Times New Roman" w:hAnsi="Times New Roman"/>
-              </w:rPr>
-              <w:tab/>
-            </w:r>
-            <w:r>
-              <w:rPr>
-                <w:rFonts w:ascii="Times New Roman" w:hAnsi="Times New Roman"/>
-              </w:rPr>
+              <w:tab/>
+            </w:r>
+            <w:r>
               <w:t>新增與修改點數方案：確認管理者可以新增與修改點數方案，</w:t>
             </w:r>
             <w:r>
-              <w:rPr>
-                <w:rFonts w:ascii="Times New Roman" w:hAnsi="Times New Roman"/>
-              </w:rPr>
               <w:t xml:space="preserve">App </w:t>
             </w:r>
             <w:r>
-              <w:rPr>
-                <w:rFonts w:ascii="Times New Roman" w:hAnsi="Times New Roman"/>
-              </w:rPr>
               <w:t>端同步顯示。</w:t>
             </w:r>
           </w:p>
           <w:p>
             <w:pPr>
               <w:pStyle w:val="af7"/>
-              <w:tabs>
-                <w:tab w:val="left" w:pos="482"/>
-              </w:tabs>
-              <w:spacing w:line="360" w:lineRule="auto"/>
-              <w:ind w:left="482" w:hanging="482"/>
-            </w:pPr>
-            <w:r>
-              <w:rPr>
-                <w:rFonts w:ascii="Times New Roman" w:hAnsi="Times New Roman"/>
-              </w:rPr>
-              <w:lastRenderedPageBreak/>
+            </w:pPr>
+            <w:r>
               <w:t>7.</w:t>
             </w:r>
             <w:r>
-              <w:rPr>
-                <w:rFonts w:ascii="Times New Roman" w:hAnsi="Times New Roman"/>
-              </w:rPr>
-              <w:tab/>
-            </w:r>
-            <w:r>
-              <w:rPr>
-                <w:rFonts w:ascii="Times New Roman" w:hAnsi="Times New Roman"/>
-              </w:rPr>
+              <w:tab/>
+            </w:r>
+            <w:r>
               <w:t>方案上下架：確認管理者可以下架與重新上架點數方案及訂閱方案。</w:t>
             </w:r>
           </w:p>
           <w:p>
             <w:pPr>
               <w:pStyle w:val="af7"/>
-              <w:tabs>
-                <w:tab w:val="left" w:pos="482"/>
-              </w:tabs>
-              <w:spacing w:line="360" w:lineRule="auto"/>
-              <w:ind w:left="482" w:hanging="482"/>
-            </w:pPr>
-            <w:r>
-              <w:rPr>
-                <w:rFonts w:ascii="Times New Roman" w:hAnsi="Times New Roman"/>
-              </w:rPr>
+            </w:pPr>
+            <w:r>
               <w:t>8.</w:t>
             </w:r>
             <w:r>
-              <w:rPr>
-                <w:rFonts w:ascii="Times New Roman" w:hAnsi="Times New Roman"/>
-              </w:rPr>
-              <w:tab/>
-            </w:r>
-            <w:r>
-              <w:rPr>
-                <w:rFonts w:ascii="Times New Roman" w:hAnsi="Times New Roman"/>
-              </w:rPr>
+              <w:tab/>
+            </w:r>
+            <w:r>
               <w:t>方案管理權限：確認一般管理者無法管理方案。</w:t>
             </w:r>
           </w:p>
           <w:p>
             <w:pPr>
               <w:pStyle w:val="af7"/>
-              <w:tabs>
-                <w:tab w:val="left" w:pos="482"/>
-              </w:tabs>
-              <w:spacing w:line="360" w:lineRule="auto"/>
-              <w:ind w:left="482" w:hanging="482"/>
-            </w:pPr>
-            <w:r>
-              <w:rPr>
-                <w:rFonts w:ascii="Times New Roman" w:hAnsi="Times New Roman"/>
-              </w:rPr>
+            </w:pPr>
+            <w:r>
               <w:t>9.</w:t>
             </w:r>
             <w:r>
-              <w:rPr>
-                <w:rFonts w:ascii="Times New Roman" w:hAnsi="Times New Roman"/>
-              </w:rPr>
-              <w:tab/>
-            </w:r>
-            <w:r>
-              <w:rPr>
-                <w:rFonts w:ascii="Times New Roman" w:hAnsi="Times New Roman"/>
-              </w:rPr>
+              <w:tab/>
+            </w:r>
+            <w:r>
               <w:t>回覆意見回饋：確認管理者可以回覆使用者的意見回饋，使用者在</w:t>
             </w:r>
             <w:r>
-              <w:rPr>
-                <w:rFonts w:ascii="Times New Roman" w:hAnsi="Times New Roman"/>
-              </w:rPr>
               <w:t xml:space="preserve"> App </w:t>
             </w:r>
             <w:r>
-              <w:rPr>
-                <w:rFonts w:ascii="Times New Roman" w:hAnsi="Times New Roman"/>
-              </w:rPr>
               <w:t>可看到回覆。</w:t>
             </w:r>
           </w:p>
           <w:p>
             <w:pPr>
               <w:pStyle w:val="af7"/>
-              <w:tabs>
-                <w:tab w:val="left" w:pos="482"/>
-              </w:tabs>
-              <w:spacing w:line="360" w:lineRule="auto"/>
-              <w:ind w:left="482" w:hanging="482"/>
-            </w:pPr>
-            <w:r>
-              <w:rPr>
-                <w:rFonts w:ascii="Times New Roman" w:hAnsi="Times New Roman"/>
-              </w:rPr>
+            </w:pPr>
+            <w:r>
               <w:t>10.</w:t>
             </w:r>
             <w:r>
-              <w:rPr>
-                <w:rFonts w:ascii="Times New Roman" w:hAnsi="Times New Roman"/>
-              </w:rPr>
-              <w:tab/>
-            </w:r>
-            <w:r>
-              <w:rPr>
-                <w:rFonts w:ascii="Times New Roman" w:hAnsi="Times New Roman"/>
-              </w:rPr>
+              <w:tab/>
+            </w:r>
+            <w:r>
               <w:t>方案設定保存：確認管理者修改的方案設定在系統重新啟動後仍會保留。</w:t>
             </w:r>
           </w:p>
@@ -2839,20 +1607,17 @@
           <w:p>
             <w:pPr>
               <w:pStyle w:val="af7"/>
-              <w:spacing w:line="360" w:lineRule="auto"/>
-              <w:jc w:val="center"/>
-            </w:pPr>
-            <w:r>
-              <w:rPr>
-                <w:rFonts w:ascii="Times New Roman" w:hAnsi="Times New Roman"/>
-              </w:rPr>
-              <w:lastRenderedPageBreak/>
-              <w:t xml:space="preserve">A11 </w:t>
-            </w:r>
-            <w:r>
-              <w:rPr>
-                <w:rFonts w:ascii="Times New Roman" w:hAnsi="Times New Roman"/>
-              </w:rPr>
+            </w:pPr>
+            <w:r>
+              <w:rPr>
+                <w:rFonts w:hint="eastAsia"/>
+              </w:rPr>
+              <w:t>K</w:t>
+            </w:r>
+            <w:r>
+              <w:t xml:space="preserve"> </w:t>
+            </w:r>
+            <w:r>
               <w:t>閱讀系統</w:t>
             </w:r>
           </w:p>
@@ -2864,186 +1629,90 @@
           <w:p>
             <w:pPr>
               <w:pStyle w:val="af7"/>
-              <w:tabs>
-                <w:tab w:val="left" w:pos="482"/>
-              </w:tabs>
-              <w:spacing w:line="360" w:lineRule="auto"/>
-              <w:ind w:left="482" w:hanging="482"/>
-            </w:pPr>
-            <w:r>
-              <w:rPr>
-                <w:rFonts w:ascii="Times New Roman" w:hAnsi="Times New Roman"/>
-              </w:rPr>
+            </w:pPr>
+            <w:r>
               <w:t>1.</w:t>
             </w:r>
             <w:r>
-              <w:rPr>
-                <w:rFonts w:ascii="Times New Roman" w:hAnsi="Times New Roman"/>
-              </w:rPr>
-              <w:tab/>
-            </w:r>
-            <w:r>
-              <w:rPr>
-                <w:rFonts w:ascii="Times New Roman" w:hAnsi="Times New Roman"/>
-              </w:rPr>
-              <w:t>分級文章列表：確認可以依日語程度取得已上架的文章，並顯示是否已解</w:t>
-            </w:r>
-            <w:r>
-              <w:rPr>
-                <w:rFonts w:ascii="Times New Roman" w:hAnsi="Times New Roman"/>
-              </w:rPr>
-              <w:t>鎖與解鎖所需點數。</w:t>
-            </w:r>
-          </w:p>
-          <w:p>
-            <w:pPr>
-              <w:pStyle w:val="af7"/>
-              <w:tabs>
-                <w:tab w:val="left" w:pos="482"/>
-              </w:tabs>
-              <w:spacing w:line="360" w:lineRule="auto"/>
-              <w:ind w:left="482" w:hanging="482"/>
-            </w:pPr>
-            <w:r>
-              <w:rPr>
-                <w:rFonts w:ascii="Times New Roman" w:hAnsi="Times New Roman"/>
-              </w:rPr>
+              <w:tab/>
+            </w:r>
+            <w:r>
+              <w:t>分級文章列表：確認可以依日語程度取得已上架的文章，並顯示是否已解鎖與解鎖所需點數。</w:t>
+            </w:r>
+          </w:p>
+          <w:p>
+            <w:pPr>
+              <w:pStyle w:val="af7"/>
+            </w:pPr>
+            <w:r>
               <w:t>2.</w:t>
             </w:r>
             <w:r>
-              <w:rPr>
-                <w:rFonts w:ascii="Times New Roman" w:hAnsi="Times New Roman"/>
-              </w:rPr>
-              <w:tab/>
-            </w:r>
-            <w:r>
-              <w:rPr>
-                <w:rFonts w:ascii="Times New Roman" w:hAnsi="Times New Roman"/>
-              </w:rPr>
+              <w:tab/>
+            </w:r>
+            <w:r>
               <w:t>假名標音與文法解析：確認文章提供假名標音、中文翻譯與重點文法解析。</w:t>
             </w:r>
           </w:p>
           <w:p>
             <w:pPr>
               <w:pStyle w:val="af7"/>
-              <w:tabs>
-                <w:tab w:val="left" w:pos="482"/>
-              </w:tabs>
-              <w:spacing w:line="360" w:lineRule="auto"/>
-              <w:ind w:left="482" w:hanging="482"/>
-            </w:pPr>
-            <w:r>
-              <w:rPr>
-                <w:rFonts w:ascii="Times New Roman" w:hAnsi="Times New Roman"/>
-              </w:rPr>
+            </w:pPr>
+            <w:r>
               <w:t>3.</w:t>
             </w:r>
             <w:r>
-              <w:rPr>
-                <w:rFonts w:ascii="Times New Roman" w:hAnsi="Times New Roman"/>
-              </w:rPr>
-              <w:tab/>
-            </w:r>
-            <w:r>
-              <w:rPr>
-                <w:rFonts w:ascii="Times New Roman" w:hAnsi="Times New Roman"/>
-              </w:rPr>
+              <w:tab/>
+            </w:r>
+            <w:r>
               <w:t>解鎖文章：確認可以使用點數解鎖付費文章，點數不足時無法解鎖，已解鎖時不重複扣點。</w:t>
             </w:r>
           </w:p>
           <w:p>
             <w:pPr>
               <w:pStyle w:val="af7"/>
-              <w:tabs>
-                <w:tab w:val="left" w:pos="482"/>
-              </w:tabs>
-              <w:spacing w:line="360" w:lineRule="auto"/>
-              <w:ind w:left="482" w:hanging="482"/>
-            </w:pPr>
-            <w:r>
-              <w:rPr>
-                <w:rFonts w:ascii="Times New Roman" w:hAnsi="Times New Roman"/>
-              </w:rPr>
+            </w:pPr>
+            <w:r>
               <w:t>4.</w:t>
             </w:r>
             <w:r>
-              <w:rPr>
-                <w:rFonts w:ascii="Times New Roman" w:hAnsi="Times New Roman"/>
-              </w:rPr>
-              <w:tab/>
-            </w:r>
-            <w:r>
-              <w:rPr>
-                <w:rFonts w:ascii="Times New Roman" w:hAnsi="Times New Roman"/>
-              </w:rPr>
+              <w:tab/>
+            </w:r>
+            <w:r>
               <w:t>朗讀評分：確認朗讀文章後可以取得</w:t>
             </w:r>
             <w:r>
-              <w:rPr>
-                <w:rFonts w:ascii="Times New Roman" w:hAnsi="Times New Roman"/>
-              </w:rPr>
               <w:t xml:space="preserve"> AI </w:t>
             </w:r>
             <w:r>
-              <w:rPr>
-                <w:rFonts w:ascii="Times New Roman" w:hAnsi="Times New Roman"/>
-              </w:rPr>
               <w:t>評分與點數，並保留朗讀紀錄。</w:t>
             </w:r>
           </w:p>
           <w:p>
             <w:pPr>
               <w:pStyle w:val="af7"/>
-              <w:tabs>
-                <w:tab w:val="left" w:pos="482"/>
-              </w:tabs>
-              <w:spacing w:line="360" w:lineRule="auto"/>
-              <w:ind w:left="482" w:hanging="482"/>
-            </w:pPr>
-            <w:r>
-              <w:rPr>
-                <w:rFonts w:ascii="Times New Roman" w:hAnsi="Times New Roman"/>
-              </w:rPr>
+            </w:pPr>
+            <w:r>
               <w:t>5.</w:t>
             </w:r>
             <w:r>
-              <w:rPr>
-                <w:rFonts w:ascii="Times New Roman" w:hAnsi="Times New Roman"/>
-              </w:rPr>
-              <w:tab/>
-            </w:r>
-            <w:r>
-              <w:rPr>
-                <w:rFonts w:ascii="Times New Roman" w:hAnsi="Times New Roman"/>
-              </w:rPr>
+              <w:tab/>
+            </w:r>
+            <w:r>
               <w:t>朗讀成績結算限制：確認同一次朗讀成績不能重複結算，也不能被其他使用者冒用。</w:t>
             </w:r>
           </w:p>
           <w:p>
             <w:pPr>
               <w:pStyle w:val="af7"/>
-              <w:tabs>
-                <w:tab w:val="left" w:pos="482"/>
-              </w:tabs>
-              <w:spacing w:line="360" w:lineRule="auto"/>
-              <w:ind w:left="482" w:hanging="482"/>
-            </w:pPr>
-            <w:r>
-              <w:rPr>
-                <w:rFonts w:ascii="Times New Roman" w:hAnsi="Times New Roman"/>
-              </w:rPr>
+            </w:pPr>
+            <w:r>
               <w:t>6.</w:t>
             </w:r>
             <w:r>
-              <w:rPr>
-                <w:rFonts w:ascii="Times New Roman" w:hAnsi="Times New Roman"/>
-              </w:rPr>
-              <w:tab/>
-            </w:r>
-            <w:r>
-              <w:rPr>
-                <w:rFonts w:ascii="Times New Roman" w:hAnsi="Times New Roman"/>
-              </w:rPr>
+              <w:tab/>
+            </w:r>
+            <w:r>
               <w:t>文章單字收藏：確認可以將文章中的單字加入收藏夾，且不會重複收藏。</w:t>
             </w:r>
           </w:p>
@@ -3060,19 +1729,17 @@
           <w:p>
             <w:pPr>
               <w:pStyle w:val="af7"/>
-              <w:spacing w:line="360" w:lineRule="auto"/>
-              <w:jc w:val="center"/>
-            </w:pPr>
-            <w:r>
-              <w:rPr>
-                <w:rFonts w:ascii="Times New Roman" w:hAnsi="Times New Roman"/>
-              </w:rPr>
-              <w:t xml:space="preserve">A12 </w:t>
-            </w:r>
-            <w:r>
-              <w:rPr>
-                <w:rFonts w:ascii="Times New Roman" w:hAnsi="Times New Roman"/>
-              </w:rPr>
+            </w:pPr>
+            <w:r>
+              <w:rPr>
+                <w:rFonts w:hint="eastAsia"/>
+              </w:rPr>
+              <w:t>L</w:t>
+            </w:r>
+            <w:r>
+              <w:t xml:space="preserve"> </w:t>
+            </w:r>
+            <w:r>
               <w:t>造句系統</w:t>
             </w:r>
           </w:p>
@@ -3084,246 +1751,127 @@
           <w:p>
             <w:pPr>
               <w:pStyle w:val="af7"/>
-              <w:tabs>
-                <w:tab w:val="left" w:pos="482"/>
-              </w:tabs>
-              <w:spacing w:line="360" w:lineRule="auto"/>
-              <w:ind w:left="482" w:hanging="482"/>
-            </w:pPr>
-            <w:r>
-              <w:rPr>
-                <w:rFonts w:ascii="Times New Roman" w:hAnsi="Times New Roman"/>
-              </w:rPr>
+            </w:pPr>
+            <w:r>
               <w:t>1.</w:t>
             </w:r>
             <w:r>
-              <w:rPr>
-                <w:rFonts w:ascii="Times New Roman" w:hAnsi="Times New Roman"/>
-              </w:rPr>
-              <w:tab/>
-            </w:r>
-            <w:r>
-              <w:rPr>
-                <w:rFonts w:ascii="Times New Roman" w:hAnsi="Times New Roman"/>
-              </w:rPr>
+              <w:tab/>
+            </w:r>
+            <w:r>
               <w:t>取得造句題目：確認系統會依使用者的日語程度提供文法造句題目。</w:t>
             </w:r>
           </w:p>
           <w:p>
             <w:pPr>
               <w:pStyle w:val="af7"/>
-              <w:tabs>
-                <w:tab w:val="left" w:pos="482"/>
-              </w:tabs>
-              <w:spacing w:line="360" w:lineRule="auto"/>
-              <w:ind w:left="482" w:hanging="482"/>
-            </w:pPr>
-            <w:r>
-              <w:rPr>
-                <w:rFonts w:ascii="Times New Roman" w:hAnsi="Times New Roman"/>
-              </w:rPr>
+            </w:pPr>
+            <w:r>
               <w:t>2.</w:t>
             </w:r>
             <w:r>
-              <w:rPr>
-                <w:rFonts w:ascii="Times New Roman" w:hAnsi="Times New Roman"/>
-              </w:rPr>
               <w:tab/>
               <w:t xml:space="preserve">AI </w:t>
             </w:r>
             <w:r>
-              <w:rPr>
-                <w:rFonts w:ascii="Times New Roman" w:hAnsi="Times New Roman"/>
-              </w:rPr>
               <w:t>批改造句：確認可以使用收藏夾的單字造句，並由</w:t>
             </w:r>
             <w:r>
-              <w:rPr>
-                <w:rFonts w:ascii="Times New Roman" w:hAnsi="Times New Roman"/>
-              </w:rPr>
               <w:t xml:space="preserve"> AI </w:t>
             </w:r>
             <w:r>
-              <w:rPr>
-                <w:rFonts w:ascii="Times New Roman" w:hAnsi="Times New Roman"/>
-              </w:rPr>
               <w:t>批改給分。</w:t>
             </w:r>
           </w:p>
           <w:p>
             <w:pPr>
               <w:pStyle w:val="af7"/>
-              <w:tabs>
-                <w:tab w:val="left" w:pos="482"/>
-              </w:tabs>
-              <w:spacing w:line="360" w:lineRule="auto"/>
-              <w:ind w:left="482" w:hanging="482"/>
-            </w:pPr>
-            <w:r>
-              <w:rPr>
-                <w:rFonts w:ascii="Times New Roman" w:hAnsi="Times New Roman"/>
-              </w:rPr>
+            </w:pPr>
+            <w:r>
               <w:t>3.</w:t>
             </w:r>
             <w:r>
-              <w:rPr>
-                <w:rFonts w:ascii="Times New Roman" w:hAnsi="Times New Roman"/>
-              </w:rPr>
-              <w:tab/>
-            </w:r>
-            <w:r>
-              <w:rPr>
-                <w:rFonts w:ascii="Times New Roman" w:hAnsi="Times New Roman"/>
-              </w:rPr>
+              <w:tab/>
+            </w:r>
+            <w:r>
               <w:t>造句歷史紀錄：確認可以查詢自己的造句歷史紀錄。</w:t>
             </w:r>
           </w:p>
           <w:p>
             <w:pPr>
               <w:pStyle w:val="af7"/>
-              <w:tabs>
-                <w:tab w:val="left" w:pos="482"/>
-              </w:tabs>
-              <w:spacing w:line="360" w:lineRule="auto"/>
-              <w:ind w:left="482" w:hanging="482"/>
-            </w:pPr>
-            <w:r>
-              <w:rPr>
-                <w:rFonts w:ascii="Times New Roman" w:hAnsi="Times New Roman"/>
-              </w:rPr>
+            </w:pPr>
+            <w:r>
               <w:t>4.</w:t>
             </w:r>
             <w:r>
-              <w:rPr>
-                <w:rFonts w:ascii="Times New Roman" w:hAnsi="Times New Roman"/>
-              </w:rPr>
-              <w:tab/>
-            </w:r>
-            <w:r>
-              <w:rPr>
-                <w:rFonts w:ascii="Times New Roman" w:hAnsi="Times New Roman"/>
-              </w:rPr>
+              <w:tab/>
+            </w:r>
+            <w:r>
               <w:t>領取造句獎勵：確認可以領取造句獎勵，且不能重複領取。</w:t>
             </w:r>
           </w:p>
           <w:p>
             <w:pPr>
               <w:pStyle w:val="af7"/>
-              <w:tabs>
-                <w:tab w:val="left" w:pos="482"/>
-              </w:tabs>
-              <w:spacing w:line="360" w:lineRule="auto"/>
-              <w:ind w:left="482" w:hanging="482"/>
-            </w:pPr>
-            <w:r>
-              <w:rPr>
-                <w:rFonts w:ascii="Times New Roman" w:hAnsi="Times New Roman"/>
-              </w:rPr>
+            </w:pPr>
+            <w:r>
+              <w:t>5.</w:t>
+            </w:r>
+            <w:r>
+              <w:tab/>
+            </w:r>
+            <w:r>
+              <w:t>領取他人獎勵限制：確認使用者不能領取別人的造句獎</w:t>
+            </w:r>
+            <w:r>
               <w:lastRenderedPageBreak/>
-              <w:t>5.</w:t>
-            </w:r>
-            <w:r>
-              <w:rPr>
-                <w:rFonts w:ascii="Times New Roman" w:hAnsi="Times New Roman"/>
-              </w:rPr>
-              <w:tab/>
-            </w:r>
-            <w:r>
-              <w:rPr>
-                <w:rFonts w:ascii="Times New Roman" w:hAnsi="Times New Roman"/>
-              </w:rPr>
-              <w:t>領取他人獎勵限制：確認使用者不能領取別人的造句獎勵。</w:t>
-            </w:r>
-          </w:p>
-          <w:p>
-            <w:pPr>
-              <w:pStyle w:val="af7"/>
-              <w:tabs>
-                <w:tab w:val="left" w:pos="482"/>
-              </w:tabs>
-              <w:spacing w:line="360" w:lineRule="auto"/>
-              <w:ind w:left="482" w:hanging="482"/>
-            </w:pPr>
-            <w:r>
-              <w:rPr>
-                <w:rFonts w:ascii="Times New Roman" w:hAnsi="Times New Roman"/>
-              </w:rPr>
+              <w:t>勵。</w:t>
+            </w:r>
+          </w:p>
+          <w:p>
+            <w:pPr>
+              <w:pStyle w:val="af7"/>
+            </w:pPr>
+            <w:r>
               <w:t>6.</w:t>
             </w:r>
             <w:r>
-              <w:rPr>
-                <w:rFonts w:ascii="Times New Roman" w:hAnsi="Times New Roman"/>
-              </w:rPr>
-              <w:tab/>
-            </w:r>
-            <w:r>
-              <w:rPr>
-                <w:rFonts w:ascii="Times New Roman" w:hAnsi="Times New Roman"/>
-              </w:rPr>
+              <w:tab/>
+            </w:r>
+            <w:r>
               <w:t>每日造句次數：確認每天可免費造句</w:t>
             </w:r>
             <w:r>
-              <w:rPr>
-                <w:rFonts w:ascii="Times New Roman" w:hAnsi="Times New Roman"/>
-              </w:rPr>
               <w:t xml:space="preserve"> 5 </w:t>
             </w:r>
             <w:r>
-              <w:rPr>
-                <w:rFonts w:ascii="Times New Roman" w:hAnsi="Times New Roman"/>
-              </w:rPr>
               <w:t>次，超過後需支付</w:t>
             </w:r>
             <w:r>
-              <w:rPr>
-                <w:rFonts w:ascii="Times New Roman" w:hAnsi="Times New Roman"/>
-              </w:rPr>
               <w:t xml:space="preserve"> 10 </w:t>
             </w:r>
             <w:r>
-              <w:rPr>
-                <w:rFonts w:ascii="Times New Roman" w:hAnsi="Times New Roman"/>
-              </w:rPr>
               <w:t>點。</w:t>
             </w:r>
           </w:p>
           <w:p>
             <w:pPr>
               <w:pStyle w:val="af7"/>
-              <w:tabs>
-                <w:tab w:val="left" w:pos="482"/>
-              </w:tabs>
-              <w:spacing w:line="360" w:lineRule="auto"/>
-              <w:ind w:left="482" w:hanging="482"/>
-            </w:pPr>
-            <w:r>
-              <w:rPr>
-                <w:rFonts w:ascii="Times New Roman" w:hAnsi="Times New Roman"/>
-              </w:rPr>
+            </w:pPr>
+            <w:r>
               <w:t>7.</w:t>
             </w:r>
             <w:r>
-              <w:rPr>
-                <w:rFonts w:ascii="Times New Roman" w:hAnsi="Times New Roman"/>
-              </w:rPr>
-              <w:tab/>
-            </w:r>
-            <w:r>
-              <w:rPr>
-                <w:rFonts w:ascii="Times New Roman" w:hAnsi="Times New Roman"/>
-              </w:rPr>
+              <w:tab/>
+            </w:r>
+            <w:r>
               <w:t>造句評分等待畫面：確認送出造句等待</w:t>
             </w:r>
             <w:r>
-              <w:rPr>
-                <w:rFonts w:ascii="Times New Roman" w:hAnsi="Times New Roman"/>
-              </w:rPr>
               <w:t xml:space="preserve"> AI </w:t>
             </w:r>
             <w:r>
-              <w:rPr>
-                <w:rFonts w:ascii="Times New Roman" w:hAnsi="Times New Roman"/>
-              </w:rPr>
               <w:t>批改時，畫面會依階段顯示進度，等待過久時顯示安心提示。</w:t>
             </w:r>
           </w:p>
@@ -3340,20 +1888,18 @@
           <w:p>
             <w:pPr>
               <w:pStyle w:val="af7"/>
-              <w:spacing w:line="360" w:lineRule="auto"/>
-              <w:jc w:val="center"/>
-            </w:pPr>
-            <w:r>
-              <w:rPr>
-                <w:rFonts w:ascii="Times New Roman" w:hAnsi="Times New Roman"/>
+            </w:pPr>
+            <w:r>
+              <w:rPr>
+                <w:rFonts w:hint="eastAsia"/>
               </w:rPr>
               <w:lastRenderedPageBreak/>
-              <w:t xml:space="preserve">A13 </w:t>
-            </w:r>
-            <w:r>
-              <w:rPr>
-                <w:rFonts w:ascii="Times New Roman" w:hAnsi="Times New Roman"/>
-              </w:rPr>
+              <w:t>M</w:t>
+            </w:r>
+            <w:r>
+              <w:t xml:space="preserve"> </w:t>
+            </w:r>
+            <w:r>
               <w:t>校園教育版</w:t>
             </w:r>
           </w:p>
@@ -3365,681 +1911,335 @@
           <w:p>
             <w:pPr>
               <w:pStyle w:val="af7"/>
-              <w:tabs>
-                <w:tab w:val="left" w:pos="482"/>
-              </w:tabs>
-              <w:spacing w:line="360" w:lineRule="auto"/>
-              <w:ind w:left="482" w:hanging="482"/>
-            </w:pPr>
-            <w:r>
-              <w:rPr>
-                <w:rFonts w:ascii="Times New Roman" w:hAnsi="Times New Roman"/>
-              </w:rPr>
+            </w:pPr>
+            <w:r>
               <w:t>1.</w:t>
             </w:r>
             <w:r>
-              <w:rPr>
-                <w:rFonts w:ascii="Times New Roman" w:hAnsi="Times New Roman"/>
-              </w:rPr>
-              <w:tab/>
-            </w:r>
-            <w:r>
-              <w:rPr>
-                <w:rFonts w:ascii="Times New Roman" w:hAnsi="Times New Roman"/>
-              </w:rPr>
+              <w:tab/>
+            </w:r>
+            <w:r>
               <w:t>學生帳號登入：確認老師建立的學生帳號可以從校園教育版入口登入。</w:t>
             </w:r>
           </w:p>
           <w:p>
             <w:pPr>
               <w:pStyle w:val="af7"/>
-              <w:tabs>
-                <w:tab w:val="left" w:pos="482"/>
-              </w:tabs>
-              <w:spacing w:line="360" w:lineRule="auto"/>
-              <w:ind w:left="482" w:hanging="482"/>
-            </w:pPr>
-            <w:r>
-              <w:rPr>
-                <w:rFonts w:ascii="Times New Roman" w:hAnsi="Times New Roman"/>
-              </w:rPr>
+            </w:pPr>
+            <w:r>
               <w:t>2.</w:t>
             </w:r>
             <w:r>
-              <w:rPr>
-                <w:rFonts w:ascii="Times New Roman" w:hAnsi="Times New Roman"/>
-              </w:rPr>
-              <w:tab/>
-            </w:r>
-            <w:r>
-              <w:rPr>
-                <w:rFonts w:ascii="Times New Roman" w:hAnsi="Times New Roman"/>
-              </w:rPr>
+              <w:tab/>
+            </w:r>
+            <w:r>
               <w:t>登入入口分流：確認一般帳號與學生帳號須從各自的入口登入，且學生帳號不能自行註冊。</w:t>
             </w:r>
           </w:p>
           <w:p>
             <w:pPr>
               <w:pStyle w:val="af7"/>
-              <w:tabs>
-                <w:tab w:val="left" w:pos="482"/>
-              </w:tabs>
-              <w:spacing w:line="360" w:lineRule="auto"/>
-              <w:ind w:left="482" w:hanging="482"/>
-            </w:pPr>
-            <w:r>
-              <w:rPr>
-                <w:rFonts w:ascii="Times New Roman" w:hAnsi="Times New Roman"/>
-              </w:rPr>
+            </w:pPr>
+            <w:r>
               <w:t>3.</w:t>
             </w:r>
             <w:r>
-              <w:rPr>
-                <w:rFonts w:ascii="Times New Roman" w:hAnsi="Times New Roman"/>
-              </w:rPr>
-              <w:tab/>
-            </w:r>
-            <w:r>
-              <w:rPr>
-                <w:rFonts w:ascii="Times New Roman" w:hAnsi="Times New Roman"/>
-              </w:rPr>
+              <w:tab/>
+            </w:r>
+            <w:r>
               <w:t>加入教室：確認學生可以使用教室代碼預覽並加入教室。</w:t>
             </w:r>
           </w:p>
           <w:p>
             <w:pPr>
               <w:pStyle w:val="af7"/>
-              <w:tabs>
-                <w:tab w:val="left" w:pos="482"/>
-              </w:tabs>
-              <w:spacing w:line="360" w:lineRule="auto"/>
-              <w:ind w:left="482" w:hanging="482"/>
-            </w:pPr>
-            <w:r>
-              <w:rPr>
-                <w:rFonts w:ascii="Times New Roman" w:hAnsi="Times New Roman"/>
-              </w:rPr>
+            </w:pPr>
+            <w:r>
               <w:t>4.</w:t>
             </w:r>
             <w:r>
-              <w:rPr>
-                <w:rFonts w:ascii="Times New Roman" w:hAnsi="Times New Roman"/>
-              </w:rPr>
-              <w:tab/>
-            </w:r>
-            <w:r>
-              <w:rPr>
-                <w:rFonts w:ascii="Times New Roman" w:hAnsi="Times New Roman"/>
-              </w:rPr>
+              <w:tab/>
+            </w:r>
+            <w:r>
               <w:t>加入教室限制：確認錯誤代碼、非學生帳號、已關閉或已封存的教室無法加入。</w:t>
             </w:r>
           </w:p>
           <w:p>
             <w:pPr>
               <w:pStyle w:val="af7"/>
-              <w:tabs>
-                <w:tab w:val="left" w:pos="482"/>
-              </w:tabs>
-              <w:spacing w:line="360" w:lineRule="auto"/>
-              <w:ind w:left="482" w:hanging="482"/>
-            </w:pPr>
-            <w:r>
-              <w:rPr>
-                <w:rFonts w:ascii="Times New Roman" w:hAnsi="Times New Roman"/>
-              </w:rPr>
+            </w:pPr>
+            <w:r>
               <w:t>5.</w:t>
             </w:r>
             <w:r>
-              <w:rPr>
-                <w:rFonts w:ascii="Times New Roman" w:hAnsi="Times New Roman"/>
-              </w:rPr>
-              <w:tab/>
-            </w:r>
-            <w:r>
-              <w:rPr>
-                <w:rFonts w:ascii="Times New Roman" w:hAnsi="Times New Roman"/>
-              </w:rPr>
+              <w:tab/>
+            </w:r>
+            <w:r>
               <w:t>我的教室：確認重複加入不會重複建立成員，並可查詢自己加入的教室。</w:t>
             </w:r>
           </w:p>
           <w:p>
             <w:pPr>
               <w:pStyle w:val="af7"/>
-              <w:tabs>
-                <w:tab w:val="left" w:pos="482"/>
-              </w:tabs>
-              <w:spacing w:line="360" w:lineRule="auto"/>
-              <w:ind w:left="482" w:hanging="482"/>
-            </w:pPr>
-            <w:r>
-              <w:rPr>
-                <w:rFonts w:ascii="Times New Roman" w:hAnsi="Times New Roman"/>
-              </w:rPr>
+            </w:pPr>
+            <w:r>
               <w:t>6.</w:t>
             </w:r>
             <w:r>
-              <w:rPr>
-                <w:rFonts w:ascii="Times New Roman" w:hAnsi="Times New Roman"/>
-              </w:rPr>
-              <w:tab/>
-            </w:r>
-            <w:r>
-              <w:rPr>
-                <w:rFonts w:ascii="Times New Roman" w:hAnsi="Times New Roman"/>
-              </w:rPr>
+              <w:tab/>
+            </w:r>
+            <w:r>
               <w:t>退出教室：確認學生可以退出教室。</w:t>
             </w:r>
           </w:p>
           <w:p>
             <w:pPr>
               <w:pStyle w:val="af7"/>
-              <w:tabs>
-                <w:tab w:val="left" w:pos="482"/>
-              </w:tabs>
-              <w:spacing w:line="360" w:lineRule="auto"/>
-              <w:ind w:left="482" w:hanging="482"/>
-            </w:pPr>
-            <w:r>
-              <w:rPr>
-                <w:rFonts w:ascii="Times New Roman" w:hAnsi="Times New Roman"/>
-              </w:rPr>
+            </w:pPr>
+            <w:r>
               <w:t>7.</w:t>
             </w:r>
             <w:r>
-              <w:rPr>
-                <w:rFonts w:ascii="Times New Roman" w:hAnsi="Times New Roman"/>
-              </w:rPr>
-              <w:tab/>
-            </w:r>
-            <w:r>
-              <w:rPr>
-                <w:rFonts w:ascii="Times New Roman" w:hAnsi="Times New Roman"/>
-              </w:rPr>
-              <w:t>老師出拍照作業：確認老</w:t>
-            </w:r>
-            <w:r>
-              <w:rPr>
-                <w:rFonts w:ascii="Times New Roman" w:hAnsi="Times New Roman"/>
-              </w:rPr>
-              <w:t>師可以出拍照作業，並設定主題與最少單字數。</w:t>
-            </w:r>
-          </w:p>
-          <w:p>
-            <w:pPr>
-              <w:pStyle w:val="af7"/>
-              <w:tabs>
-                <w:tab w:val="left" w:pos="482"/>
-              </w:tabs>
-              <w:spacing w:line="360" w:lineRule="auto"/>
-              <w:ind w:left="482" w:hanging="482"/>
-            </w:pPr>
-            <w:r>
-              <w:rPr>
-                <w:rFonts w:ascii="Times New Roman" w:hAnsi="Times New Roman"/>
-              </w:rPr>
+              <w:tab/>
+            </w:r>
+            <w:r>
+              <w:t>老師出拍照作業：確認老師可以出拍照作業，並設定主題與最少單字數。</w:t>
+            </w:r>
+          </w:p>
+          <w:p>
+            <w:pPr>
+              <w:pStyle w:val="af7"/>
+            </w:pPr>
+            <w:r>
               <w:t>8.</w:t>
             </w:r>
             <w:r>
-              <w:rPr>
-                <w:rFonts w:ascii="Times New Roman" w:hAnsi="Times New Roman"/>
-              </w:rPr>
-              <w:tab/>
-            </w:r>
-            <w:r>
-              <w:rPr>
-                <w:rFonts w:ascii="Times New Roman" w:hAnsi="Times New Roman"/>
-              </w:rPr>
+              <w:tab/>
+            </w:r>
+            <w:r>
               <w:t>老師出對話作業：確認老師可以出</w:t>
             </w:r>
             <w:r>
-              <w:rPr>
-                <w:rFonts w:ascii="Times New Roman" w:hAnsi="Times New Roman"/>
-              </w:rPr>
               <w:t xml:space="preserve"> AI </w:t>
             </w:r>
             <w:r>
-              <w:rPr>
-                <w:rFonts w:ascii="Times New Roman" w:hAnsi="Times New Roman"/>
-              </w:rPr>
               <w:t>情境對話作業，主題空白時不會建立。</w:t>
             </w:r>
           </w:p>
           <w:p>
             <w:pPr>
               <w:pStyle w:val="af7"/>
-              <w:tabs>
-                <w:tab w:val="left" w:pos="482"/>
-              </w:tabs>
-              <w:spacing w:line="360" w:lineRule="auto"/>
-              <w:ind w:left="482" w:hanging="482"/>
-            </w:pPr>
-            <w:r>
-              <w:rPr>
-                <w:rFonts w:ascii="Times New Roman" w:hAnsi="Times New Roman"/>
-              </w:rPr>
+            </w:pPr>
+            <w:r>
               <w:t>9.</w:t>
             </w:r>
             <w:r>
-              <w:rPr>
-                <w:rFonts w:ascii="Times New Roman" w:hAnsi="Times New Roman"/>
-              </w:rPr>
-              <w:tab/>
-            </w:r>
-            <w:r>
-              <w:rPr>
-                <w:rFonts w:ascii="Times New Roman" w:hAnsi="Times New Roman"/>
-              </w:rPr>
+              <w:tab/>
+            </w:r>
+            <w:r>
               <w:t>學生繳交拍照作業：確認學生可以看到作業並以照片繳交，照片單字數不足時無法繳交。</w:t>
             </w:r>
           </w:p>
           <w:p>
             <w:pPr>
               <w:pStyle w:val="af7"/>
-              <w:tabs>
-                <w:tab w:val="left" w:pos="482"/>
-              </w:tabs>
-              <w:spacing w:line="360" w:lineRule="auto"/>
-              <w:ind w:left="482" w:hanging="482"/>
-            </w:pPr>
-            <w:r>
-              <w:rPr>
-                <w:rFonts w:ascii="Times New Roman" w:hAnsi="Times New Roman"/>
-              </w:rPr>
+            </w:pPr>
+            <w:r>
               <w:t>10.</w:t>
             </w:r>
             <w:r>
-              <w:rPr>
-                <w:rFonts w:ascii="Times New Roman" w:hAnsi="Times New Roman"/>
-              </w:rPr>
-              <w:tab/>
-            </w:r>
-            <w:r>
-              <w:rPr>
-                <w:rFonts w:ascii="Times New Roman" w:hAnsi="Times New Roman"/>
-              </w:rPr>
+              <w:tab/>
+            </w:r>
+            <w:r>
               <w:t>學生繳交對話作業：確認學生的對話達到要求輪數後，系統會自動繳交。</w:t>
             </w:r>
           </w:p>
           <w:p>
             <w:pPr>
               <w:pStyle w:val="af7"/>
-              <w:tabs>
-                <w:tab w:val="left" w:pos="482"/>
-              </w:tabs>
-              <w:spacing w:line="360" w:lineRule="auto"/>
-              <w:ind w:left="482" w:hanging="482"/>
-            </w:pPr>
-            <w:r>
-              <w:rPr>
-                <w:rFonts w:ascii="Times New Roman" w:hAnsi="Times New Roman"/>
-              </w:rPr>
+            </w:pPr>
+            <w:r>
               <w:t>11.</w:t>
             </w:r>
             <w:r>
-              <w:rPr>
-                <w:rFonts w:ascii="Times New Roman" w:hAnsi="Times New Roman"/>
-              </w:rPr>
-              <w:tab/>
-            </w:r>
-            <w:r>
-              <w:rPr>
-                <w:rFonts w:ascii="Times New Roman" w:hAnsi="Times New Roman"/>
-              </w:rPr>
+              <w:tab/>
+            </w:r>
+            <w:r>
               <w:t>批閱作業：確認老師可以在批閱頁看到學生繳交的照片、單字與對話紀錄。</w:t>
             </w:r>
           </w:p>
           <w:p>
             <w:pPr>
               <w:pStyle w:val="af7"/>
-              <w:tabs>
-                <w:tab w:val="left" w:pos="482"/>
-              </w:tabs>
-              <w:spacing w:line="360" w:lineRule="auto"/>
-              <w:ind w:left="482" w:hanging="482"/>
-            </w:pPr>
-            <w:r>
-              <w:rPr>
-                <w:rFonts w:ascii="Times New Roman" w:hAnsi="Times New Roman"/>
-              </w:rPr>
+            </w:pPr>
+            <w:r>
+              <w:t>12.</w:t>
+            </w:r>
+            <w:r>
+              <w:tab/>
+            </w:r>
+            <w:r>
+              <w:t>學期成績計算：確認成績總表可依老師的計分設定，正確計算作業平均與學期成績。</w:t>
+            </w:r>
+          </w:p>
+          <w:p>
+            <w:pPr>
+              <w:pStyle w:val="af7"/>
+            </w:pPr>
+            <w:r>
+              <w:t>13.</w:t>
+            </w:r>
+            <w:r>
+              <w:tab/>
+            </w:r>
+            <w:r>
+              <w:t>計分設定檢查：確認不合理的計分設定無法儲存。</w:t>
+            </w:r>
+          </w:p>
+          <w:p>
+            <w:pPr>
+              <w:pStyle w:val="af7"/>
+            </w:pPr>
+            <w:r>
+              <w:t>14.</w:t>
+            </w:r>
+            <w:r>
+              <w:tab/>
+            </w:r>
+            <w:r>
+              <w:t>成績總表改分：確認老師可以在成績總表直接修改或清除分數，且不接受不合法的分數。</w:t>
+            </w:r>
+          </w:p>
+          <w:p>
+            <w:pPr>
+              <w:pStyle w:val="af7"/>
+            </w:pPr>
+            <w:r>
+              <w:t>15.</w:t>
+            </w:r>
+            <w:r>
+              <w:tab/>
+            </w:r>
+            <w:r>
+              <w:t>匯出成績總表：確認可以匯出班級成績總表</w:t>
+            </w:r>
+            <w:r>
+              <w:t xml:space="preserve"> CSV</w:t>
+            </w:r>
+            <w:r>
+              <w:t>。</w:t>
+            </w:r>
+          </w:p>
+          <w:p>
+            <w:pPr>
+              <w:pStyle w:val="af7"/>
+            </w:pPr>
+            <w:r>
+              <w:t>16.</w:t>
+            </w:r>
+            <w:r>
+              <w:tab/>
+            </w:r>
+            <w:r>
+              <w:t>成績總表權限：確認只有班級老師與最高管理者可以查看與修改成績。</w:t>
+            </w:r>
+          </w:p>
+          <w:p>
+            <w:pPr>
+              <w:pStyle w:val="af7"/>
+            </w:pPr>
+            <w:r>
+              <w:t>17.</w:t>
+            </w:r>
+            <w:r>
+              <w:tab/>
+            </w:r>
+            <w:r>
+              <w:t>班級成績分布：確認班級報表可以正確計算成績分布與作業繳交統計。</w:t>
+            </w:r>
+          </w:p>
+          <w:p>
+            <w:pPr>
+              <w:pStyle w:val="af7"/>
+            </w:pPr>
+            <w:r>
+              <w:t>18.</w:t>
+            </w:r>
+            <w:r>
+              <w:tab/>
+            </w:r>
+            <w:r>
+              <w:t>文法弱點分析：確認班級報表可以找出全班最弱的文法。</w:t>
+            </w:r>
+          </w:p>
+          <w:p>
+            <w:pPr>
+              <w:pStyle w:val="af7"/>
+            </w:pPr>
+            <w:r>
+              <w:t>19.</w:t>
+            </w:r>
+            <w:r>
+              <w:tab/>
+            </w:r>
+            <w:r>
+              <w:t>測驗錯題分析：確認班級報表可以統計每題正確率與選項分布。</w:t>
+            </w:r>
+          </w:p>
+          <w:p>
+            <w:pPr>
+              <w:pStyle w:val="af7"/>
+            </w:pPr>
+            <w:r>
+              <w:t>20.</w:t>
+            </w:r>
+            <w:r>
+              <w:tab/>
+            </w:r>
+            <w:r>
+              <w:t>學習活躍度：確認班級報表可以列出近期不活躍的學生。</w:t>
+            </w:r>
+          </w:p>
+          <w:p>
+            <w:pPr>
+              <w:pStyle w:val="af7"/>
+            </w:pPr>
+            <w:r>
               <w:lastRenderedPageBreak/>
-              <w:t>12.</w:t>
-            </w:r>
-            <w:r>
-              <w:rPr>
-                <w:rFonts w:ascii="Times New Roman" w:hAnsi="Times New Roman"/>
-              </w:rPr>
-              <w:tab/>
-            </w:r>
-            <w:r>
-              <w:rPr>
-                <w:rFonts w:ascii="Times New Roman" w:hAnsi="Times New Roman"/>
-              </w:rPr>
-              <w:t>學期成績計算：確認成績總表可依老師的計分設定，正確計算作業平均與學期成績。</w:t>
-            </w:r>
-          </w:p>
-          <w:p>
-            <w:pPr>
-              <w:pStyle w:val="af7"/>
-              <w:tabs>
-                <w:tab w:val="left" w:pos="482"/>
-              </w:tabs>
-              <w:spacing w:line="360" w:lineRule="auto"/>
-              <w:ind w:left="482" w:hanging="482"/>
-            </w:pPr>
-            <w:r>
-              <w:rPr>
-                <w:rFonts w:ascii="Times New Roman" w:hAnsi="Times New Roman"/>
-              </w:rPr>
-              <w:t>13.</w:t>
-            </w:r>
-            <w:r>
-              <w:rPr>
-                <w:rFonts w:ascii="Times New Roman" w:hAnsi="Times New Roman"/>
-              </w:rPr>
-              <w:tab/>
-            </w:r>
-            <w:r>
-              <w:rPr>
-                <w:rFonts w:ascii="Times New Roman" w:hAnsi="Times New Roman"/>
-              </w:rPr>
-              <w:t>計分設定檢查：確認不合理的計分設定無法儲存。</w:t>
-            </w:r>
-          </w:p>
-          <w:p>
-            <w:pPr>
-              <w:pStyle w:val="af7"/>
-              <w:tabs>
-                <w:tab w:val="left" w:pos="482"/>
-              </w:tabs>
-              <w:spacing w:line="360" w:lineRule="auto"/>
-              <w:ind w:left="482" w:hanging="482"/>
-            </w:pPr>
-            <w:r>
-              <w:rPr>
-                <w:rFonts w:ascii="Times New Roman" w:hAnsi="Times New Roman"/>
-              </w:rPr>
-              <w:t>14.</w:t>
-            </w:r>
-            <w:r>
-              <w:rPr>
-                <w:rFonts w:ascii="Times New Roman" w:hAnsi="Times New Roman"/>
-              </w:rPr>
-              <w:tab/>
-            </w:r>
-            <w:r>
-              <w:rPr>
-                <w:rFonts w:ascii="Times New Roman" w:hAnsi="Times New Roman"/>
-              </w:rPr>
-              <w:t>成績總表改分：確認老師可以在成績總表直接修改或清除分數，且不接受不合法的分數。</w:t>
-            </w:r>
-          </w:p>
-          <w:p>
-            <w:pPr>
-              <w:pStyle w:val="af7"/>
-              <w:tabs>
-                <w:tab w:val="left" w:pos="482"/>
-              </w:tabs>
-              <w:spacing w:line="360" w:lineRule="auto"/>
-              <w:ind w:left="482" w:hanging="482"/>
-            </w:pPr>
-            <w:r>
-              <w:rPr>
-                <w:rFonts w:ascii="Times New Roman" w:hAnsi="Times New Roman"/>
-              </w:rPr>
-              <w:t>15.</w:t>
-            </w:r>
-            <w:r>
-              <w:rPr>
-                <w:rFonts w:ascii="Times New Roman" w:hAnsi="Times New Roman"/>
-              </w:rPr>
-              <w:tab/>
-            </w:r>
-            <w:r>
-              <w:rPr>
-                <w:rFonts w:ascii="Times New Roman" w:hAnsi="Times New Roman"/>
-              </w:rPr>
-              <w:t>匯出成績總表：確認可以匯出班級成績總表</w:t>
-            </w:r>
-            <w:r>
-              <w:rPr>
-                <w:rFonts w:ascii="Times New Roman" w:hAnsi="Times New Roman"/>
-              </w:rPr>
-              <w:t xml:space="preserve"> CSV</w:t>
-            </w:r>
-            <w:r>
-              <w:rPr>
-                <w:rFonts w:ascii="Times New Roman" w:hAnsi="Times New Roman"/>
-              </w:rPr>
-              <w:t>。</w:t>
-            </w:r>
-          </w:p>
-          <w:p>
-            <w:pPr>
-              <w:pStyle w:val="af7"/>
-              <w:tabs>
-                <w:tab w:val="left" w:pos="482"/>
-              </w:tabs>
-              <w:spacing w:line="360" w:lineRule="auto"/>
-              <w:ind w:left="482" w:hanging="482"/>
-            </w:pPr>
-            <w:r>
-              <w:rPr>
-                <w:rFonts w:ascii="Times New Roman" w:hAnsi="Times New Roman"/>
-              </w:rPr>
-              <w:t>16.</w:t>
-            </w:r>
-            <w:r>
-              <w:rPr>
-                <w:rFonts w:ascii="Times New Roman" w:hAnsi="Times New Roman"/>
-              </w:rPr>
-              <w:tab/>
-            </w:r>
-            <w:r>
-              <w:rPr>
-                <w:rFonts w:ascii="Times New Roman" w:hAnsi="Times New Roman"/>
-              </w:rPr>
-              <w:t>成績總表權限：確認只有班級老師與最高管理者可以查看與修改成績。</w:t>
-            </w:r>
-          </w:p>
-          <w:p>
-            <w:pPr>
-              <w:pStyle w:val="af7"/>
-              <w:tabs>
-                <w:tab w:val="left" w:pos="482"/>
-              </w:tabs>
-              <w:spacing w:line="360" w:lineRule="auto"/>
-              <w:ind w:left="482" w:hanging="482"/>
-            </w:pPr>
-            <w:r>
-              <w:rPr>
-                <w:rFonts w:ascii="Times New Roman" w:hAnsi="Times New Roman"/>
-              </w:rPr>
-              <w:t>17.</w:t>
-            </w:r>
-            <w:r>
-              <w:rPr>
-                <w:rFonts w:ascii="Times New Roman" w:hAnsi="Times New Roman"/>
-              </w:rPr>
-              <w:tab/>
-            </w:r>
-            <w:r>
-              <w:rPr>
-                <w:rFonts w:ascii="Times New Roman" w:hAnsi="Times New Roman"/>
-              </w:rPr>
-              <w:t>班級成績分布：確認班級報表可以正確計算成績分布與作業繳交統計。</w:t>
-            </w:r>
-          </w:p>
-          <w:p>
-            <w:pPr>
-              <w:pStyle w:val="af7"/>
-              <w:tabs>
-                <w:tab w:val="left" w:pos="482"/>
-              </w:tabs>
-              <w:spacing w:line="360" w:lineRule="auto"/>
-              <w:ind w:left="482" w:hanging="482"/>
-            </w:pPr>
-            <w:r>
-              <w:rPr>
-                <w:rFonts w:ascii="Times New Roman" w:hAnsi="Times New Roman"/>
-              </w:rPr>
-              <w:t>18.</w:t>
-            </w:r>
-            <w:r>
-              <w:rPr>
-                <w:rFonts w:ascii="Times New Roman" w:hAnsi="Times New Roman"/>
-              </w:rPr>
-              <w:tab/>
-            </w:r>
-            <w:r>
-              <w:rPr>
-                <w:rFonts w:ascii="Times New Roman" w:hAnsi="Times New Roman"/>
-              </w:rPr>
-              <w:t>文法弱點分析：確認班級報表可以找出全班最弱的文法。</w:t>
-            </w:r>
-          </w:p>
-          <w:p>
-            <w:pPr>
-              <w:pStyle w:val="af7"/>
-              <w:tabs>
-                <w:tab w:val="left" w:pos="482"/>
-              </w:tabs>
-              <w:spacing w:line="360" w:lineRule="auto"/>
-              <w:ind w:left="482" w:hanging="482"/>
-            </w:pPr>
-            <w:r>
-              <w:rPr>
-                <w:rFonts w:ascii="Times New Roman" w:hAnsi="Times New Roman"/>
-              </w:rPr>
-              <w:t>19.</w:t>
-            </w:r>
-            <w:r>
-              <w:rPr>
-                <w:rFonts w:ascii="Times New Roman" w:hAnsi="Times New Roman"/>
-              </w:rPr>
-              <w:tab/>
-            </w:r>
-            <w:r>
-              <w:rPr>
-                <w:rFonts w:ascii="Times New Roman" w:hAnsi="Times New Roman"/>
-              </w:rPr>
-              <w:t>測驗錯題分析：確認班級報表可以統計每題正確率與選項分布。</w:t>
-            </w:r>
-          </w:p>
-          <w:p>
-            <w:pPr>
-              <w:pStyle w:val="af7"/>
-              <w:tabs>
-                <w:tab w:val="left" w:pos="482"/>
-              </w:tabs>
-              <w:spacing w:line="360" w:lineRule="auto"/>
-              <w:ind w:left="482" w:hanging="482"/>
-            </w:pPr>
-            <w:r>
-              <w:rPr>
-                <w:rFonts w:ascii="Times New Roman" w:hAnsi="Times New Roman"/>
-              </w:rPr>
-              <w:t>20.</w:t>
-            </w:r>
-            <w:r>
-              <w:rPr>
-                <w:rFonts w:ascii="Times New Roman" w:hAnsi="Times New Roman"/>
-              </w:rPr>
-              <w:tab/>
-            </w:r>
-            <w:r>
-              <w:rPr>
-                <w:rFonts w:ascii="Times New Roman" w:hAnsi="Times New Roman"/>
-              </w:rPr>
-              <w:t>學習活躍度：確認班級報表可以列出近期不活躍</w:t>
-            </w:r>
-            <w:r>
-              <w:rPr>
-                <w:rFonts w:ascii="Times New Roman" w:hAnsi="Times New Roman"/>
-              </w:rPr>
-              <w:t>的學生。</w:t>
-            </w:r>
-          </w:p>
-          <w:p>
-            <w:pPr>
-              <w:pStyle w:val="af7"/>
-              <w:tabs>
-                <w:tab w:val="left" w:pos="482"/>
-              </w:tabs>
-              <w:spacing w:line="360" w:lineRule="auto"/>
-              <w:ind w:left="482" w:hanging="482"/>
-            </w:pPr>
-            <w:r>
-              <w:rPr>
-                <w:rFonts w:ascii="Times New Roman" w:hAnsi="Times New Roman"/>
-              </w:rPr>
               <w:t>21.</w:t>
             </w:r>
             <w:r>
-              <w:rPr>
-                <w:rFonts w:ascii="Times New Roman" w:hAnsi="Times New Roman"/>
-              </w:rPr>
-              <w:tab/>
-            </w:r>
-            <w:r>
-              <w:rPr>
-                <w:rFonts w:ascii="Times New Roman" w:hAnsi="Times New Roman"/>
-              </w:rPr>
+              <w:tab/>
+            </w:r>
+            <w:r>
               <w:t>學生詳細成果：確認老師可以查看個別學生的排名、成績比較、錯題與學習歷程。</w:t>
             </w:r>
           </w:p>
           <w:p>
             <w:pPr>
               <w:pStyle w:val="af7"/>
-              <w:tabs>
-                <w:tab w:val="left" w:pos="482"/>
-              </w:tabs>
-              <w:spacing w:line="360" w:lineRule="auto"/>
-              <w:ind w:left="482" w:hanging="482"/>
-            </w:pPr>
-            <w:r>
-              <w:rPr>
-                <w:rFonts w:ascii="Times New Roman" w:hAnsi="Times New Roman"/>
-              </w:rPr>
+            </w:pPr>
+            <w:r>
               <w:t>22.</w:t>
             </w:r>
             <w:r>
-              <w:rPr>
-                <w:rFonts w:ascii="Times New Roman" w:hAnsi="Times New Roman"/>
-              </w:rPr>
-              <w:tab/>
-            </w:r>
-            <w:r>
-              <w:rPr>
-                <w:rFonts w:ascii="Times New Roman" w:hAnsi="Times New Roman"/>
-              </w:rPr>
+              <w:tab/>
+            </w:r>
+            <w:r>
               <w:t>個人成績單匯出：確認可以匯出個別學生的成績單。</w:t>
             </w:r>
           </w:p>
           <w:p>
             <w:pPr>
               <w:pStyle w:val="af7"/>
-              <w:tabs>
-                <w:tab w:val="left" w:pos="482"/>
-              </w:tabs>
-              <w:spacing w:line="360" w:lineRule="auto"/>
-              <w:ind w:left="482" w:hanging="482"/>
-            </w:pPr>
-            <w:r>
-              <w:rPr>
-                <w:rFonts w:ascii="Times New Roman" w:hAnsi="Times New Roman"/>
-              </w:rPr>
+            </w:pPr>
+            <w:r>
               <w:t>23.</w:t>
             </w:r>
             <w:r>
-              <w:rPr>
-                <w:rFonts w:ascii="Times New Roman" w:hAnsi="Times New Roman"/>
-              </w:rPr>
-              <w:tab/>
-            </w:r>
-            <w:r>
-              <w:rPr>
-                <w:rFonts w:ascii="Times New Roman" w:hAnsi="Times New Roman"/>
-              </w:rPr>
+              <w:tab/>
+            </w:r>
+            <w:r>
               <w:t>班級報表權限：確認報表頁面正常顯示，且老師只能查看自己班級的報表。</w:t>
             </w:r>
           </w:p>
@@ -4049,6 +2249,1897 @@
     <w:p>
       <w:pPr>
         <w:pStyle w:val="aa"/>
+      </w:pPr>
+    </w:p>
+    <w:p>
+      <w:pPr>
+        <w:widowControl/>
+        <w:ind w:firstLineChars="0" w:firstLine="0"/>
+        <w:rPr>
+          <w:rFonts w:eastAsia="DFKai-SB"/>
+          <w:sz w:val="28"/>
+        </w:rPr>
+      </w:pPr>
+      <w:r>
+        <w:br w:type="page"/>
+      </w:r>
+    </w:p>
+    <w:p>
+      <w:pPr>
+        <w:pStyle w:val="-"/>
+      </w:pPr>
+      <w:r>
+        <w:lastRenderedPageBreak/>
+        <w:t>10-</w:t>
+      </w:r>
+      <w:r>
+        <w:rPr>
+          <w:rFonts w:hint="eastAsia"/>
+        </w:rPr>
+        <w:t>2</w:t>
+      </w:r>
+      <w:r>
+        <w:t xml:space="preserve"> </w:t>
+      </w:r>
+      <w:r>
+        <w:t>測試計畫</w:t>
+      </w:r>
+      <w:r>
+        <w:rPr>
+          <w:sz w:val="28"/>
+        </w:rPr>
+        <w:t xml:space="preserve"> </w:t>
+      </w:r>
+    </w:p>
+    <w:p>
+      <w:pPr>
+        <w:pStyle w:val="aa"/>
+        <w:jc w:val="left"/>
+      </w:pPr>
+      <w:r>
+        <w:rPr>
+          <w:rFonts w:hint="eastAsia"/>
+        </w:rPr>
+        <w:t xml:space="preserve">              </w:t>
+      </w:r>
+      <w:r>
+        <w:t>表</w:t>
+      </w:r>
+      <w:r>
+        <w:t xml:space="preserve"> 10-2-1 </w:t>
+      </w:r>
+      <w:r>
+        <w:t>測試功能「</w:t>
+      </w:r>
+      <w:r>
+        <w:t xml:space="preserve">A01-1 </w:t>
+      </w:r>
+      <w:r>
+        <w:t>會員註冊」</w:t>
+      </w:r>
+    </w:p>
+    <w:tbl>
+      <w:tblPr>
+        <w:tblStyle w:val="ad"/>
+        <w:tblW w:w="0" w:type="auto"/>
+        <w:tblLook w:val="04A0" w:firstRow="1" w:lastRow="0" w:firstColumn="1" w:lastColumn="0" w:noHBand="0" w:noVBand="1"/>
+      </w:tblPr>
+      <w:tblGrid>
+        <w:gridCol w:w="1555"/>
+        <w:gridCol w:w="8640"/>
+      </w:tblGrid>
+      <w:tr>
+        <w:tc>
+          <w:tcPr>
+            <w:tcW w:w="1555" w:type="dxa"/>
+            <w:shd w:val="pct12" w:color="auto" w:fill="auto"/>
+          </w:tcPr>
+          <w:p>
+            <w:pPr>
+              <w:pStyle w:val="aa"/>
+              <w:ind w:firstLineChars="0" w:firstLine="0"/>
+              <w:jc w:val="left"/>
+              <w:rPr>
+                <w:rFonts w:hint="eastAsia"/>
+              </w:rPr>
+            </w:pPr>
+            <w:r>
+              <w:rPr>
+                <w:rFonts w:hint="eastAsia"/>
+              </w:rPr>
+              <w:t>測試編號</w:t>
+            </w:r>
+          </w:p>
+        </w:tc>
+        <w:tc>
+          <w:tcPr>
+            <w:tcW w:w="8640" w:type="dxa"/>
+            <w:shd w:val="pct5" w:color="auto" w:fill="auto"/>
+          </w:tcPr>
+          <w:p>
+            <w:pPr>
+              <w:pStyle w:val="aa"/>
+              <w:ind w:firstLineChars="0" w:firstLine="0"/>
+              <w:jc w:val="left"/>
+              <w:rPr>
+                <w:rFonts w:hint="eastAsia"/>
+              </w:rPr>
+            </w:pPr>
+            <w:r>
+              <w:rPr>
+                <w:rFonts w:hint="eastAsia"/>
+              </w:rPr>
+              <w:t>A01</w:t>
+            </w:r>
+          </w:p>
+        </w:tc>
+      </w:tr>
+      <w:tr>
+        <w:tc>
+          <w:tcPr>
+            <w:tcW w:w="1555" w:type="dxa"/>
+            <w:shd w:val="pct12" w:color="auto" w:fill="auto"/>
+          </w:tcPr>
+          <w:p>
+            <w:pPr>
+              <w:pStyle w:val="aa"/>
+              <w:ind w:firstLineChars="0" w:firstLine="0"/>
+              <w:jc w:val="left"/>
+              <w:rPr>
+                <w:rFonts w:hint="eastAsia"/>
+              </w:rPr>
+            </w:pPr>
+            <w:r>
+              <w:rPr>
+                <w:rFonts w:hint="eastAsia"/>
+              </w:rPr>
+              <w:t>功能名稱</w:t>
+            </w:r>
+          </w:p>
+        </w:tc>
+        <w:tc>
+          <w:tcPr>
+            <w:tcW w:w="8640" w:type="dxa"/>
+            <w:shd w:val="pct5" w:color="auto" w:fill="auto"/>
+          </w:tcPr>
+          <w:p>
+            <w:pPr>
+              <w:pStyle w:val="aa"/>
+              <w:ind w:firstLineChars="0" w:firstLine="0"/>
+              <w:jc w:val="left"/>
+              <w:rPr>
+                <w:rFonts w:hint="eastAsia"/>
+              </w:rPr>
+            </w:pPr>
+            <w:r>
+              <w:t>會員註冊</w:t>
+            </w:r>
+          </w:p>
+        </w:tc>
+      </w:tr>
+      <w:tr>
+        <w:tc>
+          <w:tcPr>
+            <w:tcW w:w="1555" w:type="dxa"/>
+            <w:shd w:val="pct12" w:color="auto" w:fill="auto"/>
+          </w:tcPr>
+          <w:p>
+            <w:pPr>
+              <w:pStyle w:val="aa"/>
+              <w:ind w:firstLineChars="0" w:firstLine="0"/>
+              <w:jc w:val="left"/>
+              <w:rPr>
+                <w:rFonts w:hint="eastAsia"/>
+              </w:rPr>
+            </w:pPr>
+            <w:r>
+              <w:rPr>
+                <w:rFonts w:hint="eastAsia"/>
+              </w:rPr>
+              <w:t>測試目的</w:t>
+            </w:r>
+          </w:p>
+        </w:tc>
+        <w:tc>
+          <w:tcPr>
+            <w:tcW w:w="8640" w:type="dxa"/>
+          </w:tcPr>
+          <w:p>
+            <w:pPr>
+              <w:pStyle w:val="aa"/>
+              <w:ind w:firstLineChars="0" w:firstLine="0"/>
+              <w:jc w:val="left"/>
+              <w:rPr>
+                <w:rFonts w:hint="eastAsia"/>
+              </w:rPr>
+            </w:pPr>
+            <w:r>
+              <w:t>確認可以使用</w:t>
+            </w:r>
+            <w:r>
+              <w:t xml:space="preserve"> Email </w:t>
+            </w:r>
+            <w:r>
+              <w:t>與密碼註冊帳號，重複註冊或資料不完整時不會建立帳號。</w:t>
+            </w:r>
+          </w:p>
+        </w:tc>
+      </w:tr>
+      <w:tr>
+        <w:tc>
+          <w:tcPr>
+            <w:tcW w:w="1555" w:type="dxa"/>
+            <w:shd w:val="pct12" w:color="auto" w:fill="auto"/>
+          </w:tcPr>
+          <w:p>
+            <w:pPr>
+              <w:pStyle w:val="aa"/>
+              <w:ind w:firstLineChars="0" w:firstLine="0"/>
+              <w:jc w:val="left"/>
+              <w:rPr>
+                <w:rFonts w:hint="eastAsia"/>
+              </w:rPr>
+            </w:pPr>
+            <w:r>
+              <w:rPr>
+                <w:rFonts w:hint="eastAsia"/>
+              </w:rPr>
+              <w:t>測試流程</w:t>
+            </w:r>
+          </w:p>
+        </w:tc>
+        <w:tc>
+          <w:tcPr>
+            <w:tcW w:w="8640" w:type="dxa"/>
+          </w:tcPr>
+          <w:p>
+            <w:pPr>
+              <w:pStyle w:val="aa"/>
+              <w:jc w:val="left"/>
+            </w:pPr>
+            <w:r>
+              <w:t xml:space="preserve">1. </w:t>
+            </w:r>
+            <w:r>
+              <w:t>進入註冊畫面。</w:t>
+            </w:r>
+          </w:p>
+          <w:p>
+            <w:pPr>
+              <w:pStyle w:val="aa"/>
+              <w:ind w:firstLineChars="0" w:firstLine="0"/>
+              <w:jc w:val="left"/>
+              <w:rPr>
+                <w:rFonts w:hint="eastAsia"/>
+              </w:rPr>
+            </w:pPr>
+          </w:p>
+          <w:p>
+            <w:pPr>
+              <w:pStyle w:val="aa"/>
+              <w:jc w:val="left"/>
+            </w:pPr>
+            <w:r>
+              <w:t xml:space="preserve">2. </w:t>
+            </w:r>
+            <w:r>
+              <w:t>輸入格式正確的</w:t>
+            </w:r>
+            <w:r>
+              <w:t xml:space="preserve"> Email </w:t>
+            </w:r>
+            <w:r>
+              <w:t>與密碼，點擊「註冊」。</w:t>
+            </w:r>
+          </w:p>
+          <w:p>
+            <w:pPr>
+              <w:pStyle w:val="aa"/>
+              <w:ind w:firstLineChars="0" w:firstLine="0"/>
+              <w:jc w:val="left"/>
+              <w:rPr>
+                <w:rFonts w:hint="eastAsia"/>
+              </w:rPr>
+            </w:pPr>
+          </w:p>
+          <w:p>
+            <w:pPr>
+              <w:pStyle w:val="aa"/>
+              <w:jc w:val="left"/>
+            </w:pPr>
+            <w:r>
+              <w:t xml:space="preserve">3. </w:t>
+            </w:r>
+            <w:r>
+              <w:t>再次使用相同的</w:t>
+            </w:r>
+            <w:r>
+              <w:t xml:space="preserve"> Email </w:t>
+            </w:r>
+            <w:r>
+              <w:t>與密碼進行註冊。</w:t>
+            </w:r>
+          </w:p>
+          <w:p>
+            <w:pPr>
+              <w:pStyle w:val="aa"/>
+              <w:ind w:firstLineChars="0" w:firstLine="0"/>
+              <w:jc w:val="left"/>
+              <w:rPr>
+                <w:rFonts w:hint="eastAsia"/>
+              </w:rPr>
+            </w:pPr>
+          </w:p>
+          <w:p>
+            <w:pPr>
+              <w:pStyle w:val="aa"/>
+              <w:jc w:val="left"/>
+              <w:rPr>
+                <w:rFonts w:hint="eastAsia"/>
+              </w:rPr>
+            </w:pPr>
+            <w:r>
+              <w:t xml:space="preserve">4. </w:t>
+            </w:r>
+            <w:r>
+              <w:t>留空必填欄位（如未填密碼）並嘗試註冊。</w:t>
+            </w:r>
+          </w:p>
+        </w:tc>
+      </w:tr>
+      <w:tr>
+        <w:tc>
+          <w:tcPr>
+            <w:tcW w:w="1555" w:type="dxa"/>
+            <w:shd w:val="pct12" w:color="auto" w:fill="auto"/>
+          </w:tcPr>
+          <w:p>
+            <w:pPr>
+              <w:pStyle w:val="aa"/>
+              <w:ind w:firstLineChars="0" w:firstLine="0"/>
+              <w:jc w:val="left"/>
+              <w:rPr>
+                <w:rFonts w:hint="eastAsia"/>
+              </w:rPr>
+            </w:pPr>
+            <w:r>
+              <w:rPr>
+                <w:rFonts w:hint="eastAsia"/>
+              </w:rPr>
+              <w:t>預期成果</w:t>
+            </w:r>
+          </w:p>
+        </w:tc>
+        <w:tc>
+          <w:tcPr>
+            <w:tcW w:w="8640" w:type="dxa"/>
+          </w:tcPr>
+          <w:p>
+            <w:pPr>
+              <w:pStyle w:val="aa"/>
+              <w:ind w:firstLineChars="0" w:firstLine="0"/>
+              <w:jc w:val="left"/>
+              <w:rPr>
+                <w:rFonts w:hint="eastAsia"/>
+              </w:rPr>
+            </w:pPr>
+            <w:r>
+              <w:t>首次填寫完整資料可成功註冊並建立帳號；重複註冊或資料不完整時，系統會跳出錯誤提示且不建立帳號</w:t>
+            </w:r>
+          </w:p>
+        </w:tc>
+      </w:tr>
+      <w:tr>
+        <w:tc>
+          <w:tcPr>
+            <w:tcW w:w="1555" w:type="dxa"/>
+            <w:shd w:val="pct12" w:color="auto" w:fill="auto"/>
+          </w:tcPr>
+          <w:p>
+            <w:pPr>
+              <w:pStyle w:val="aa"/>
+              <w:ind w:firstLineChars="0" w:firstLine="0"/>
+              <w:jc w:val="left"/>
+              <w:rPr>
+                <w:rFonts w:hint="eastAsia"/>
+              </w:rPr>
+            </w:pPr>
+            <w:r>
+              <w:rPr>
+                <w:rFonts w:hint="eastAsia"/>
+              </w:rPr>
+              <w:t>測試結果</w:t>
+            </w:r>
+          </w:p>
+        </w:tc>
+        <w:tc>
+          <w:tcPr>
+            <w:tcW w:w="8640" w:type="dxa"/>
+          </w:tcPr>
+          <w:p>
+            <w:pPr>
+              <w:pStyle w:val="aa"/>
+              <w:ind w:firstLineChars="0" w:firstLine="0"/>
+              <w:jc w:val="left"/>
+              <w:rPr>
+                <w:rFonts w:hint="eastAsia"/>
+              </w:rPr>
+            </w:pPr>
+            <w:r>
+              <w:t>首次註冊成功，重複註冊及資料不完整時系統成功阻擋並提示錯誤。</w:t>
+            </w:r>
+          </w:p>
+        </w:tc>
+      </w:tr>
+    </w:tbl>
+    <w:p>
+      <w:pPr>
+        <w:pStyle w:val="aa"/>
+        <w:jc w:val="left"/>
+      </w:pPr>
+    </w:p>
+    <w:p>
+      <w:pPr>
+        <w:pStyle w:val="aa"/>
+        <w:jc w:val="left"/>
+      </w:pPr>
+      <w:r>
+        <w:rPr>
+          <w:rFonts w:hint="eastAsia"/>
+        </w:rPr>
+        <w:t xml:space="preserve">       </w:t>
+      </w:r>
+      <w:r>
+        <w:rPr>
+          <w:rFonts w:hint="eastAsia"/>
+        </w:rPr>
+        <w:t xml:space="preserve">      </w:t>
+      </w:r>
+      <w:r>
+        <w:t>表</w:t>
+      </w:r>
+      <w:r>
+        <w:t xml:space="preserve"> 10-2-2 </w:t>
+      </w:r>
+      <w:r>
+        <w:t>測試功能「</w:t>
+      </w:r>
+      <w:r>
+        <w:t xml:space="preserve">A01-2 </w:t>
+      </w:r>
+      <w:r>
+        <w:t>會員登入」</w:t>
+      </w:r>
+    </w:p>
+    <w:tbl>
+      <w:tblPr>
+        <w:tblStyle w:val="ad"/>
+        <w:tblW w:w="0" w:type="auto"/>
+        <w:tblLook w:val="04A0" w:firstRow="1" w:lastRow="0" w:firstColumn="1" w:lastColumn="0" w:noHBand="0" w:noVBand="1"/>
+      </w:tblPr>
+      <w:tblGrid>
+        <w:gridCol w:w="1555"/>
+        <w:gridCol w:w="8640"/>
+      </w:tblGrid>
+      <w:tr>
+        <w:tc>
+          <w:tcPr>
+            <w:tcW w:w="1555" w:type="dxa"/>
+            <w:shd w:val="pct12" w:color="auto" w:fill="auto"/>
+          </w:tcPr>
+          <w:p>
+            <w:pPr>
+              <w:pStyle w:val="aa"/>
+              <w:ind w:firstLineChars="0" w:firstLine="0"/>
+              <w:jc w:val="left"/>
+              <w:rPr>
+                <w:rFonts w:hint="eastAsia"/>
+              </w:rPr>
+            </w:pPr>
+            <w:r>
+              <w:rPr>
+                <w:rFonts w:hint="eastAsia"/>
+              </w:rPr>
+              <w:t>測試編號</w:t>
+            </w:r>
+          </w:p>
+        </w:tc>
+        <w:tc>
+          <w:tcPr>
+            <w:tcW w:w="8640" w:type="dxa"/>
+            <w:shd w:val="pct5" w:color="auto" w:fill="auto"/>
+          </w:tcPr>
+          <w:p>
+            <w:pPr>
+              <w:pStyle w:val="aa"/>
+              <w:ind w:firstLineChars="0" w:firstLine="0"/>
+              <w:jc w:val="left"/>
+              <w:rPr>
+                <w:rFonts w:hint="eastAsia"/>
+              </w:rPr>
+            </w:pPr>
+            <w:r>
+              <w:rPr>
+                <w:rFonts w:hint="eastAsia"/>
+              </w:rPr>
+              <w:t>A0</w:t>
+            </w:r>
+            <w:r>
+              <w:rPr>
+                <w:rFonts w:hint="eastAsia"/>
+              </w:rPr>
+              <w:t>2</w:t>
+            </w:r>
+          </w:p>
+        </w:tc>
+      </w:tr>
+      <w:tr>
+        <w:tc>
+          <w:tcPr>
+            <w:tcW w:w="1555" w:type="dxa"/>
+            <w:shd w:val="pct12" w:color="auto" w:fill="auto"/>
+          </w:tcPr>
+          <w:p>
+            <w:pPr>
+              <w:pStyle w:val="aa"/>
+              <w:ind w:firstLineChars="0" w:firstLine="0"/>
+              <w:jc w:val="left"/>
+              <w:rPr>
+                <w:rFonts w:hint="eastAsia"/>
+              </w:rPr>
+            </w:pPr>
+            <w:r>
+              <w:rPr>
+                <w:rFonts w:hint="eastAsia"/>
+              </w:rPr>
+              <w:t>功能名稱</w:t>
+            </w:r>
+          </w:p>
+        </w:tc>
+        <w:tc>
+          <w:tcPr>
+            <w:tcW w:w="8640" w:type="dxa"/>
+            <w:shd w:val="pct5" w:color="auto" w:fill="auto"/>
+          </w:tcPr>
+          <w:p>
+            <w:pPr>
+              <w:pStyle w:val="aa"/>
+              <w:ind w:firstLineChars="0" w:firstLine="0"/>
+              <w:jc w:val="left"/>
+              <w:rPr>
+                <w:rFonts w:hint="eastAsia"/>
+              </w:rPr>
+            </w:pPr>
+            <w:r>
+              <w:t>會員登入</w:t>
+            </w:r>
+          </w:p>
+        </w:tc>
+      </w:tr>
+      <w:tr>
+        <w:tc>
+          <w:tcPr>
+            <w:tcW w:w="1555" w:type="dxa"/>
+            <w:shd w:val="pct12" w:color="auto" w:fill="auto"/>
+          </w:tcPr>
+          <w:p>
+            <w:pPr>
+              <w:pStyle w:val="aa"/>
+              <w:ind w:firstLineChars="0" w:firstLine="0"/>
+              <w:jc w:val="left"/>
+              <w:rPr>
+                <w:rFonts w:hint="eastAsia"/>
+              </w:rPr>
+            </w:pPr>
+            <w:r>
+              <w:rPr>
+                <w:rFonts w:hint="eastAsia"/>
+              </w:rPr>
+              <w:t>測試目的</w:t>
+            </w:r>
+          </w:p>
+        </w:tc>
+        <w:tc>
+          <w:tcPr>
+            <w:tcW w:w="8640" w:type="dxa"/>
+          </w:tcPr>
+          <w:p>
+            <w:pPr>
+              <w:pStyle w:val="aa"/>
+              <w:ind w:firstLineChars="0" w:firstLine="0"/>
+              <w:jc w:val="left"/>
+              <w:rPr>
+                <w:rFonts w:hint="eastAsia"/>
+              </w:rPr>
+            </w:pPr>
+            <w:r>
+              <w:t>確認可以使用已註冊的帳號密碼登入，密碼錯誤或帳號不存在時無法登入。</w:t>
+            </w:r>
+          </w:p>
+        </w:tc>
+      </w:tr>
+      <w:tr>
+        <w:tc>
+          <w:tcPr>
+            <w:tcW w:w="1555" w:type="dxa"/>
+            <w:shd w:val="pct12" w:color="auto" w:fill="auto"/>
+          </w:tcPr>
+          <w:p>
+            <w:pPr>
+              <w:pStyle w:val="aa"/>
+              <w:ind w:firstLineChars="0" w:firstLine="0"/>
+              <w:jc w:val="left"/>
+              <w:rPr>
+                <w:rFonts w:hint="eastAsia"/>
+              </w:rPr>
+            </w:pPr>
+            <w:r>
+              <w:rPr>
+                <w:rFonts w:hint="eastAsia"/>
+              </w:rPr>
+              <w:t>測試流程</w:t>
+            </w:r>
+          </w:p>
+        </w:tc>
+        <w:tc>
+          <w:tcPr>
+            <w:tcW w:w="8640" w:type="dxa"/>
+          </w:tcPr>
+          <w:p>
+            <w:pPr>
+              <w:pStyle w:val="aa"/>
+              <w:jc w:val="left"/>
+            </w:pPr>
+            <w:r>
+              <w:t xml:space="preserve">1. </w:t>
+            </w:r>
+            <w:r>
+              <w:t>進入登入畫面。</w:t>
+            </w:r>
+            <w:r>
+              <w:br/>
+            </w:r>
+          </w:p>
+          <w:p>
+            <w:pPr>
+              <w:pStyle w:val="aa"/>
+              <w:jc w:val="left"/>
+              <w:rPr>
+                <w:rFonts w:hint="eastAsia"/>
+              </w:rPr>
+            </w:pPr>
+            <w:r>
+              <w:t xml:space="preserve">2. </w:t>
+            </w:r>
+            <w:r>
+              <w:t>輸入正確且已註冊的帳號與密碼，點擊「登入」。</w:t>
+            </w:r>
+            <w:r>
+              <w:br/>
+            </w:r>
+          </w:p>
+          <w:p>
+            <w:pPr>
+              <w:pStyle w:val="aa"/>
+              <w:jc w:val="left"/>
+              <w:rPr>
+                <w:rFonts w:hint="eastAsia"/>
+              </w:rPr>
+            </w:pPr>
+            <w:r>
+              <w:t xml:space="preserve">3. </w:t>
+            </w:r>
+            <w:r>
+              <w:t>登出後，輸入正確帳號但錯誤密碼，點擊「登入」。</w:t>
+            </w:r>
+            <w:r>
+              <w:br/>
+            </w:r>
+          </w:p>
+          <w:p>
+            <w:pPr>
+              <w:pStyle w:val="aa"/>
+              <w:jc w:val="left"/>
+              <w:rPr>
+                <w:rFonts w:hint="eastAsia"/>
+              </w:rPr>
+            </w:pPr>
+            <w:r>
+              <w:t xml:space="preserve">4. </w:t>
+            </w:r>
+            <w:r>
+              <w:t>輸入未曾在系統註冊過的帳號，點擊「登入」。</w:t>
+            </w:r>
+          </w:p>
+        </w:tc>
+      </w:tr>
+      <w:tr>
+        <w:tc>
+          <w:tcPr>
+            <w:tcW w:w="1555" w:type="dxa"/>
+            <w:shd w:val="pct12" w:color="auto" w:fill="auto"/>
+          </w:tcPr>
+          <w:p>
+            <w:pPr>
+              <w:pStyle w:val="aa"/>
+              <w:ind w:firstLineChars="0" w:firstLine="0"/>
+              <w:jc w:val="left"/>
+              <w:rPr>
+                <w:rFonts w:hint="eastAsia"/>
+              </w:rPr>
+            </w:pPr>
+            <w:r>
+              <w:rPr>
+                <w:rFonts w:hint="eastAsia"/>
+              </w:rPr>
+              <w:t>預期成果</w:t>
+            </w:r>
+          </w:p>
+        </w:tc>
+        <w:tc>
+          <w:tcPr>
+            <w:tcW w:w="8640" w:type="dxa"/>
+          </w:tcPr>
+          <w:p>
+            <w:pPr>
+              <w:pStyle w:val="aa"/>
+              <w:ind w:firstLineChars="0" w:firstLine="0"/>
+              <w:jc w:val="left"/>
+              <w:rPr>
+                <w:rFonts w:hint="eastAsia"/>
+              </w:rPr>
+            </w:pPr>
+            <w:r>
+              <w:t>輸入正確帳密可成功登入系統；密碼錯誤或帳號不存在時，系統顯示登入失敗提示且無法登入。</w:t>
+            </w:r>
+          </w:p>
+        </w:tc>
+      </w:tr>
+      <w:tr>
+        <w:tc>
+          <w:tcPr>
+            <w:tcW w:w="1555" w:type="dxa"/>
+            <w:shd w:val="pct12" w:color="auto" w:fill="auto"/>
+          </w:tcPr>
+          <w:p>
+            <w:pPr>
+              <w:pStyle w:val="aa"/>
+              <w:ind w:firstLineChars="0" w:firstLine="0"/>
+              <w:jc w:val="left"/>
+              <w:rPr>
+                <w:rFonts w:hint="eastAsia"/>
+              </w:rPr>
+            </w:pPr>
+            <w:r>
+              <w:rPr>
+                <w:rFonts w:hint="eastAsia"/>
+              </w:rPr>
+              <w:t>測試結果</w:t>
+            </w:r>
+          </w:p>
+        </w:tc>
+        <w:tc>
+          <w:tcPr>
+            <w:tcW w:w="8640" w:type="dxa"/>
+          </w:tcPr>
+          <w:p>
+            <w:pPr>
+              <w:pStyle w:val="aa"/>
+              <w:ind w:firstLineChars="0" w:firstLine="0"/>
+              <w:jc w:val="left"/>
+              <w:rPr>
+                <w:rFonts w:hint="eastAsia"/>
+              </w:rPr>
+            </w:pPr>
+            <w:r>
+              <w:t>正確帳密成功登入，錯誤帳密或不存在帳號皆顯示失敗提示並成功阻擋登入。</w:t>
+            </w:r>
+          </w:p>
+        </w:tc>
+      </w:tr>
+    </w:tbl>
+    <w:p>
+      <w:pPr>
+        <w:pStyle w:val="aa"/>
+        <w:jc w:val="left"/>
+      </w:pPr>
+    </w:p>
+    <w:p>
+      <w:pPr>
+        <w:pStyle w:val="aa"/>
+        <w:jc w:val="left"/>
+      </w:pPr>
+      <w:r>
+        <w:rPr>
+          <w:rFonts w:hint="eastAsia"/>
+        </w:rPr>
+        <w:t xml:space="preserve">    </w:t>
+      </w:r>
+      <w:r>
+        <w:rPr>
+          <w:rFonts w:hint="eastAsia"/>
+        </w:rPr>
+        <w:t xml:space="preserve">       </w:t>
+      </w:r>
+      <w:r>
+        <w:rPr>
+          <w:rFonts w:hint="eastAsia"/>
+        </w:rPr>
+        <w:t xml:space="preserve"> </w:t>
+      </w:r>
+      <w:r>
+        <w:t>表</w:t>
+      </w:r>
+      <w:r>
+        <w:t xml:space="preserve"> 10-2-3 </w:t>
+      </w:r>
+      <w:r>
+        <w:t>測試功能「</w:t>
+      </w:r>
+      <w:r>
+        <w:t xml:space="preserve">A01-3 Google </w:t>
+      </w:r>
+      <w:r>
+        <w:t>登入」</w:t>
+      </w:r>
+    </w:p>
+    <w:tbl>
+      <w:tblPr>
+        <w:tblStyle w:val="ad"/>
+        <w:tblW w:w="0" w:type="auto"/>
+        <w:tblLook w:val="04A0" w:firstRow="1" w:lastRow="0" w:firstColumn="1" w:lastColumn="0" w:noHBand="0" w:noVBand="1"/>
+      </w:tblPr>
+      <w:tblGrid>
+        <w:gridCol w:w="1555"/>
+        <w:gridCol w:w="8640"/>
+      </w:tblGrid>
+      <w:tr>
+        <w:tc>
+          <w:tcPr>
+            <w:tcW w:w="1555" w:type="dxa"/>
+            <w:shd w:val="pct12" w:color="auto" w:fill="auto"/>
+          </w:tcPr>
+          <w:p>
+            <w:pPr>
+              <w:pStyle w:val="aa"/>
+              <w:ind w:firstLineChars="0" w:firstLine="0"/>
+              <w:jc w:val="left"/>
+              <w:rPr>
+                <w:rFonts w:hint="eastAsia"/>
+              </w:rPr>
+            </w:pPr>
+            <w:r>
+              <w:rPr>
+                <w:rFonts w:hint="eastAsia"/>
+              </w:rPr>
+              <w:t>測試編號</w:t>
+            </w:r>
+          </w:p>
+        </w:tc>
+        <w:tc>
+          <w:tcPr>
+            <w:tcW w:w="8640" w:type="dxa"/>
+            <w:shd w:val="pct5" w:color="auto" w:fill="auto"/>
+          </w:tcPr>
+          <w:p>
+            <w:pPr>
+              <w:pStyle w:val="aa"/>
+              <w:ind w:firstLineChars="0" w:firstLine="0"/>
+              <w:jc w:val="left"/>
+              <w:rPr>
+                <w:rFonts w:hint="eastAsia"/>
+              </w:rPr>
+            </w:pPr>
+            <w:r>
+              <w:rPr>
+                <w:rFonts w:hint="eastAsia"/>
+              </w:rPr>
+              <w:t>A0</w:t>
+            </w:r>
+            <w:r>
+              <w:rPr>
+                <w:rFonts w:hint="eastAsia"/>
+              </w:rPr>
+              <w:t>3</w:t>
+            </w:r>
+          </w:p>
+        </w:tc>
+      </w:tr>
+      <w:tr>
+        <w:tc>
+          <w:tcPr>
+            <w:tcW w:w="1555" w:type="dxa"/>
+            <w:shd w:val="pct12" w:color="auto" w:fill="auto"/>
+          </w:tcPr>
+          <w:p>
+            <w:pPr>
+              <w:pStyle w:val="aa"/>
+              <w:ind w:firstLineChars="0" w:firstLine="0"/>
+              <w:jc w:val="left"/>
+              <w:rPr>
+                <w:rFonts w:hint="eastAsia"/>
+              </w:rPr>
+            </w:pPr>
+            <w:r>
+              <w:rPr>
+                <w:rFonts w:hint="eastAsia"/>
+              </w:rPr>
+              <w:t>功能名稱</w:t>
+            </w:r>
+          </w:p>
+        </w:tc>
+        <w:tc>
+          <w:tcPr>
+            <w:tcW w:w="8640" w:type="dxa"/>
+            <w:shd w:val="pct5" w:color="auto" w:fill="auto"/>
+          </w:tcPr>
+          <w:p>
+            <w:pPr>
+              <w:pStyle w:val="aa"/>
+              <w:ind w:firstLineChars="0" w:firstLine="0"/>
+              <w:jc w:val="left"/>
+              <w:rPr>
+                <w:rFonts w:hint="eastAsia"/>
+              </w:rPr>
+            </w:pPr>
+            <w:r>
+              <w:t xml:space="preserve">Google </w:t>
+            </w:r>
+            <w:r>
+              <w:t>登入</w:t>
+            </w:r>
+          </w:p>
+        </w:tc>
+      </w:tr>
+      <w:tr>
+        <w:tc>
+          <w:tcPr>
+            <w:tcW w:w="1555" w:type="dxa"/>
+            <w:shd w:val="pct12" w:color="auto" w:fill="auto"/>
+          </w:tcPr>
+          <w:p>
+            <w:pPr>
+              <w:pStyle w:val="aa"/>
+              <w:ind w:firstLineChars="0" w:firstLine="0"/>
+              <w:jc w:val="left"/>
+              <w:rPr>
+                <w:rFonts w:hint="eastAsia"/>
+              </w:rPr>
+            </w:pPr>
+            <w:r>
+              <w:rPr>
+                <w:rFonts w:hint="eastAsia"/>
+              </w:rPr>
+              <w:t>測試目的</w:t>
+            </w:r>
+          </w:p>
+        </w:tc>
+        <w:tc>
+          <w:tcPr>
+            <w:tcW w:w="8640" w:type="dxa"/>
+          </w:tcPr>
+          <w:p>
+            <w:pPr>
+              <w:pStyle w:val="aa"/>
+              <w:ind w:firstLineChars="0" w:firstLine="0"/>
+              <w:jc w:val="left"/>
+              <w:rPr>
+                <w:rFonts w:hint="eastAsia"/>
+              </w:rPr>
+            </w:pPr>
+            <w:r>
+              <w:t>確認第一次使用</w:t>
+            </w:r>
+            <w:r>
+              <w:t xml:space="preserve"> Google </w:t>
+            </w:r>
+            <w:r>
+              <w:t>帳號登入時，系統會自動建立帳號。</w:t>
+            </w:r>
+          </w:p>
+        </w:tc>
+      </w:tr>
+      <w:tr>
+        <w:tc>
+          <w:tcPr>
+            <w:tcW w:w="1555" w:type="dxa"/>
+            <w:shd w:val="pct12" w:color="auto" w:fill="auto"/>
+          </w:tcPr>
+          <w:p>
+            <w:pPr>
+              <w:pStyle w:val="aa"/>
+              <w:ind w:firstLineChars="0" w:firstLine="0"/>
+              <w:jc w:val="left"/>
+              <w:rPr>
+                <w:rFonts w:hint="eastAsia"/>
+              </w:rPr>
+            </w:pPr>
+            <w:r>
+              <w:rPr>
+                <w:rFonts w:hint="eastAsia"/>
+              </w:rPr>
+              <w:t>測試流程</w:t>
+            </w:r>
+          </w:p>
+        </w:tc>
+        <w:tc>
+          <w:tcPr>
+            <w:tcW w:w="8640" w:type="dxa"/>
+          </w:tcPr>
+          <w:p>
+            <w:pPr>
+              <w:pStyle w:val="aa"/>
+              <w:jc w:val="left"/>
+            </w:pPr>
+            <w:r>
+              <w:t xml:space="preserve">1. </w:t>
+            </w:r>
+            <w:r>
+              <w:t>進入登入畫面，點選「使用</w:t>
+            </w:r>
+            <w:r>
+              <w:t xml:space="preserve"> Google </w:t>
+            </w:r>
+            <w:r>
+              <w:t>登入」。</w:t>
+            </w:r>
+            <w:r>
+              <w:br/>
+            </w:r>
+          </w:p>
+          <w:p>
+            <w:pPr>
+              <w:pStyle w:val="aa"/>
+              <w:jc w:val="left"/>
+            </w:pPr>
+            <w:r>
+              <w:t xml:space="preserve">2. </w:t>
+            </w:r>
+            <w:r>
+              <w:t>選擇一個尚未在系統註冊過的</w:t>
+            </w:r>
+            <w:r>
+              <w:t xml:space="preserve"> Google </w:t>
+            </w:r>
+            <w:r>
+              <w:t>帳號進行授權。</w:t>
+            </w:r>
+            <w:r>
+              <w:br/>
+            </w:r>
+          </w:p>
+          <w:p>
+            <w:pPr>
+              <w:pStyle w:val="aa"/>
+              <w:jc w:val="left"/>
+            </w:pPr>
+            <w:r>
+              <w:t xml:space="preserve">3. </w:t>
+            </w:r>
+            <w:r>
+              <w:t>授權完成後，檢查系統資料庫是否成功新增該會員資料。</w:t>
+            </w:r>
+          </w:p>
+          <w:p>
+            <w:pPr>
+              <w:pStyle w:val="aa"/>
+              <w:jc w:val="left"/>
+              <w:rPr>
+                <w:rFonts w:hint="eastAsia"/>
+              </w:rPr>
+            </w:pPr>
+          </w:p>
+        </w:tc>
+      </w:tr>
+      <w:tr>
+        <w:tc>
+          <w:tcPr>
+            <w:tcW w:w="1555" w:type="dxa"/>
+            <w:shd w:val="pct12" w:color="auto" w:fill="auto"/>
+          </w:tcPr>
+          <w:p>
+            <w:pPr>
+              <w:pStyle w:val="aa"/>
+              <w:ind w:firstLineChars="0" w:firstLine="0"/>
+              <w:jc w:val="left"/>
+              <w:rPr>
+                <w:rFonts w:hint="eastAsia"/>
+              </w:rPr>
+            </w:pPr>
+            <w:r>
+              <w:rPr>
+                <w:rFonts w:hint="eastAsia"/>
+              </w:rPr>
+              <w:lastRenderedPageBreak/>
+              <w:t>預期成果</w:t>
+            </w:r>
+          </w:p>
+        </w:tc>
+        <w:tc>
+          <w:tcPr>
+            <w:tcW w:w="8640" w:type="dxa"/>
+          </w:tcPr>
+          <w:p>
+            <w:pPr>
+              <w:pStyle w:val="aa"/>
+              <w:ind w:firstLineChars="0" w:firstLine="0"/>
+              <w:jc w:val="left"/>
+              <w:rPr>
+                <w:rFonts w:hint="eastAsia"/>
+              </w:rPr>
+            </w:pPr>
+            <w:r>
+              <w:t>授權成功後直接登入系統，且資料庫自動建立對應的會員帳號。</w:t>
+            </w:r>
+          </w:p>
+        </w:tc>
+      </w:tr>
+      <w:tr>
+        <w:tc>
+          <w:tcPr>
+            <w:tcW w:w="1555" w:type="dxa"/>
+            <w:shd w:val="pct12" w:color="auto" w:fill="auto"/>
+          </w:tcPr>
+          <w:p>
+            <w:pPr>
+              <w:pStyle w:val="aa"/>
+              <w:ind w:firstLineChars="0" w:firstLine="0"/>
+              <w:jc w:val="left"/>
+              <w:rPr>
+                <w:rFonts w:hint="eastAsia"/>
+              </w:rPr>
+            </w:pPr>
+            <w:r>
+              <w:rPr>
+                <w:rFonts w:hint="eastAsia"/>
+              </w:rPr>
+              <w:t>測試結果</w:t>
+            </w:r>
+          </w:p>
+        </w:tc>
+        <w:tc>
+          <w:tcPr>
+            <w:tcW w:w="8640" w:type="dxa"/>
+          </w:tcPr>
+          <w:p>
+            <w:pPr>
+              <w:pStyle w:val="aa"/>
+              <w:ind w:firstLineChars="0" w:firstLine="0"/>
+              <w:jc w:val="left"/>
+              <w:rPr>
+                <w:rFonts w:hint="eastAsia"/>
+              </w:rPr>
+            </w:pPr>
+            <w:r>
+              <w:t>授權後成功登入，系統自動建立新帳號資料。</w:t>
+            </w:r>
+          </w:p>
+        </w:tc>
+      </w:tr>
+    </w:tbl>
+    <w:p>
+      <w:pPr>
+        <w:pStyle w:val="aa"/>
+        <w:jc w:val="left"/>
+      </w:pPr>
+    </w:p>
+    <w:p>
+      <w:pPr>
+        <w:pStyle w:val="aa"/>
+        <w:ind w:firstLineChars="700" w:firstLine="1960"/>
+        <w:jc w:val="left"/>
+      </w:pPr>
+      <w:r>
+        <w:t>表</w:t>
+      </w:r>
+      <w:r>
+        <w:t xml:space="preserve"> 10-2-4 </w:t>
+      </w:r>
+      <w:r>
+        <w:t>測試功能「</w:t>
+      </w:r>
+      <w:r>
+        <w:t xml:space="preserve">A01-4 </w:t>
+      </w:r>
+      <w:r>
+        <w:t>停用帳號登入限制」</w:t>
+      </w:r>
+    </w:p>
+    <w:tbl>
+      <w:tblPr>
+        <w:tblStyle w:val="ad"/>
+        <w:tblW w:w="0" w:type="auto"/>
+        <w:tblLook w:val="04A0" w:firstRow="1" w:lastRow="0" w:firstColumn="1" w:lastColumn="0" w:noHBand="0" w:noVBand="1"/>
+      </w:tblPr>
+      <w:tblGrid>
+        <w:gridCol w:w="1555"/>
+        <w:gridCol w:w="8640"/>
+      </w:tblGrid>
+      <w:tr>
+        <w:tc>
+          <w:tcPr>
+            <w:tcW w:w="1555" w:type="dxa"/>
+            <w:shd w:val="pct12" w:color="auto" w:fill="auto"/>
+          </w:tcPr>
+          <w:p>
+            <w:pPr>
+              <w:pStyle w:val="aa"/>
+              <w:ind w:firstLineChars="0" w:firstLine="0"/>
+              <w:jc w:val="left"/>
+              <w:rPr>
+                <w:rFonts w:hint="eastAsia"/>
+              </w:rPr>
+            </w:pPr>
+            <w:r>
+              <w:rPr>
+                <w:rFonts w:hint="eastAsia"/>
+              </w:rPr>
+              <w:t>測試編號</w:t>
+            </w:r>
+          </w:p>
+        </w:tc>
+        <w:tc>
+          <w:tcPr>
+            <w:tcW w:w="8640" w:type="dxa"/>
+            <w:shd w:val="pct5" w:color="auto" w:fill="auto"/>
+          </w:tcPr>
+          <w:p>
+            <w:pPr>
+              <w:pStyle w:val="aa"/>
+              <w:ind w:firstLineChars="0" w:firstLine="0"/>
+              <w:jc w:val="left"/>
+              <w:rPr>
+                <w:rFonts w:hint="eastAsia"/>
+              </w:rPr>
+            </w:pPr>
+            <w:r>
+              <w:rPr>
+                <w:rFonts w:hint="eastAsia"/>
+              </w:rPr>
+              <w:t>A0</w:t>
+            </w:r>
+            <w:r>
+              <w:rPr>
+                <w:rFonts w:hint="eastAsia"/>
+              </w:rPr>
+              <w:t>4</w:t>
+            </w:r>
+          </w:p>
+        </w:tc>
+      </w:tr>
+      <w:tr>
+        <w:tc>
+          <w:tcPr>
+            <w:tcW w:w="1555" w:type="dxa"/>
+            <w:shd w:val="pct12" w:color="auto" w:fill="auto"/>
+          </w:tcPr>
+          <w:p>
+            <w:pPr>
+              <w:pStyle w:val="aa"/>
+              <w:ind w:firstLineChars="0" w:firstLine="0"/>
+              <w:jc w:val="left"/>
+              <w:rPr>
+                <w:rFonts w:hint="eastAsia"/>
+              </w:rPr>
+            </w:pPr>
+            <w:r>
+              <w:rPr>
+                <w:rFonts w:hint="eastAsia"/>
+              </w:rPr>
+              <w:t>功能名稱</w:t>
+            </w:r>
+          </w:p>
+        </w:tc>
+        <w:tc>
+          <w:tcPr>
+            <w:tcW w:w="8640" w:type="dxa"/>
+            <w:shd w:val="pct5" w:color="auto" w:fill="auto"/>
+          </w:tcPr>
+          <w:p>
+            <w:pPr>
+              <w:pStyle w:val="aa"/>
+              <w:ind w:firstLineChars="0" w:firstLine="0"/>
+              <w:jc w:val="left"/>
+              <w:rPr>
+                <w:rFonts w:hint="eastAsia"/>
+              </w:rPr>
+            </w:pPr>
+            <w:r>
+              <w:t>停用帳號登入限制</w:t>
+            </w:r>
+          </w:p>
+        </w:tc>
+      </w:tr>
+      <w:tr>
+        <w:tc>
+          <w:tcPr>
+            <w:tcW w:w="1555" w:type="dxa"/>
+            <w:shd w:val="pct12" w:color="auto" w:fill="auto"/>
+          </w:tcPr>
+          <w:p>
+            <w:pPr>
+              <w:pStyle w:val="aa"/>
+              <w:ind w:firstLineChars="0" w:firstLine="0"/>
+              <w:jc w:val="left"/>
+              <w:rPr>
+                <w:rFonts w:hint="eastAsia"/>
+              </w:rPr>
+            </w:pPr>
+            <w:r>
+              <w:rPr>
+                <w:rFonts w:hint="eastAsia"/>
+              </w:rPr>
+              <w:t>測試目的</w:t>
+            </w:r>
+          </w:p>
+        </w:tc>
+        <w:tc>
+          <w:tcPr>
+            <w:tcW w:w="8640" w:type="dxa"/>
+          </w:tcPr>
+          <w:p>
+            <w:pPr>
+              <w:pStyle w:val="aa"/>
+              <w:ind w:firstLineChars="0" w:firstLine="0"/>
+              <w:jc w:val="left"/>
+              <w:rPr>
+                <w:rFonts w:hint="eastAsia"/>
+              </w:rPr>
+            </w:pPr>
+            <w:r>
+              <w:t>確認被管理者停用的帳號無法登入系統。</w:t>
+            </w:r>
+          </w:p>
+        </w:tc>
+      </w:tr>
+      <w:tr>
+        <w:tc>
+          <w:tcPr>
+            <w:tcW w:w="1555" w:type="dxa"/>
+            <w:shd w:val="pct12" w:color="auto" w:fill="auto"/>
+          </w:tcPr>
+          <w:p>
+            <w:pPr>
+              <w:pStyle w:val="aa"/>
+              <w:ind w:firstLineChars="0" w:firstLine="0"/>
+              <w:jc w:val="left"/>
+              <w:rPr>
+                <w:rFonts w:hint="eastAsia"/>
+              </w:rPr>
+            </w:pPr>
+            <w:r>
+              <w:rPr>
+                <w:rFonts w:hint="eastAsia"/>
+              </w:rPr>
+              <w:t>測試流程</w:t>
+            </w:r>
+          </w:p>
+        </w:tc>
+        <w:tc>
+          <w:tcPr>
+            <w:tcW w:w="8640" w:type="dxa"/>
+          </w:tcPr>
+          <w:p>
+            <w:pPr>
+              <w:pStyle w:val="aa"/>
+              <w:jc w:val="left"/>
+            </w:pPr>
+            <w:r>
+              <w:t xml:space="preserve">1. </w:t>
+            </w:r>
+            <w:r>
+              <w:t>於管理員後台將某一測試帳號的狀態設為「停用」。</w:t>
+            </w:r>
+            <w:r>
+              <w:br/>
+            </w:r>
+          </w:p>
+          <w:p>
+            <w:pPr>
+              <w:pStyle w:val="aa"/>
+              <w:jc w:val="left"/>
+            </w:pPr>
+            <w:r>
+              <w:t xml:space="preserve">2. </w:t>
+            </w:r>
+            <w:r>
+              <w:t>回到前台登入畫面，使用該被停用的帳號與正確密碼進行登入。</w:t>
+            </w:r>
+          </w:p>
+          <w:p>
+            <w:pPr>
+              <w:pStyle w:val="aa"/>
+              <w:jc w:val="left"/>
+              <w:rPr>
+                <w:rFonts w:hint="eastAsia"/>
+              </w:rPr>
+            </w:pPr>
+          </w:p>
+        </w:tc>
+      </w:tr>
+      <w:tr>
+        <w:tc>
+          <w:tcPr>
+            <w:tcW w:w="1555" w:type="dxa"/>
+            <w:shd w:val="pct12" w:color="auto" w:fill="auto"/>
+          </w:tcPr>
+          <w:p>
+            <w:pPr>
+              <w:pStyle w:val="aa"/>
+              <w:ind w:firstLineChars="0" w:firstLine="0"/>
+              <w:jc w:val="left"/>
+              <w:rPr>
+                <w:rFonts w:hint="eastAsia"/>
+              </w:rPr>
+            </w:pPr>
+            <w:r>
+              <w:rPr>
+                <w:rFonts w:hint="eastAsia"/>
+              </w:rPr>
+              <w:t>預期成果</w:t>
+            </w:r>
+          </w:p>
+        </w:tc>
+        <w:tc>
+          <w:tcPr>
+            <w:tcW w:w="8640" w:type="dxa"/>
+          </w:tcPr>
+          <w:p>
+            <w:pPr>
+              <w:pStyle w:val="aa"/>
+              <w:ind w:firstLineChars="0" w:firstLine="0"/>
+              <w:jc w:val="left"/>
+              <w:rPr>
+                <w:rFonts w:hint="eastAsia"/>
+              </w:rPr>
+            </w:pPr>
+            <w:r>
+              <w:t>系統跳出帳號停用相關之錯誤提示，且無法登入系統。</w:t>
+            </w:r>
+          </w:p>
+        </w:tc>
+      </w:tr>
+      <w:tr>
+        <w:tc>
+          <w:tcPr>
+            <w:tcW w:w="1555" w:type="dxa"/>
+            <w:shd w:val="pct12" w:color="auto" w:fill="auto"/>
+          </w:tcPr>
+          <w:p>
+            <w:pPr>
+              <w:pStyle w:val="aa"/>
+              <w:ind w:firstLineChars="0" w:firstLine="0"/>
+              <w:jc w:val="left"/>
+              <w:rPr>
+                <w:rFonts w:hint="eastAsia"/>
+              </w:rPr>
+            </w:pPr>
+            <w:r>
+              <w:rPr>
+                <w:rFonts w:hint="eastAsia"/>
+              </w:rPr>
+              <w:t>測試結果</w:t>
+            </w:r>
+          </w:p>
+        </w:tc>
+        <w:tc>
+          <w:tcPr>
+            <w:tcW w:w="8640" w:type="dxa"/>
+          </w:tcPr>
+          <w:p>
+            <w:pPr>
+              <w:pStyle w:val="aa"/>
+              <w:ind w:firstLineChars="0" w:firstLine="0"/>
+              <w:jc w:val="left"/>
+              <w:rPr>
+                <w:rFonts w:hint="eastAsia"/>
+              </w:rPr>
+            </w:pPr>
+            <w:r>
+              <w:t>系統成功阻擋登入，並顯示帳號已被停用之提示。</w:t>
+            </w:r>
+          </w:p>
+        </w:tc>
+      </w:tr>
+    </w:tbl>
+    <w:p>
+      <w:pPr>
+        <w:pStyle w:val="aa"/>
+        <w:jc w:val="left"/>
+      </w:pPr>
+    </w:p>
+    <w:p>
+      <w:pPr>
+        <w:pStyle w:val="aa"/>
+        <w:ind w:firstLineChars="700" w:firstLine="1960"/>
+        <w:jc w:val="left"/>
+      </w:pPr>
+      <w:r>
+        <w:t>表</w:t>
+      </w:r>
+      <w:r>
+        <w:t xml:space="preserve"> 10-2-5 </w:t>
+      </w:r>
+      <w:r>
+        <w:t>測試功能「</w:t>
+      </w:r>
+      <w:r>
+        <w:t xml:space="preserve">A01-5 </w:t>
+      </w:r>
+      <w:r>
+        <w:t>忘記密碼與重設密碼」</w:t>
+      </w:r>
+    </w:p>
+    <w:tbl>
+      <w:tblPr>
+        <w:tblStyle w:val="ad"/>
+        <w:tblW w:w="0" w:type="auto"/>
+        <w:tblLook w:val="04A0" w:firstRow="1" w:lastRow="0" w:firstColumn="1" w:lastColumn="0" w:noHBand="0" w:noVBand="1"/>
+      </w:tblPr>
+      <w:tblGrid>
+        <w:gridCol w:w="1555"/>
+        <w:gridCol w:w="8640"/>
+      </w:tblGrid>
+      <w:tr>
+        <w:tc>
+          <w:tcPr>
+            <w:tcW w:w="1555" w:type="dxa"/>
+            <w:shd w:val="pct12" w:color="auto" w:fill="auto"/>
+          </w:tcPr>
+          <w:p>
+            <w:pPr>
+              <w:pStyle w:val="aa"/>
+              <w:ind w:firstLineChars="0" w:firstLine="0"/>
+              <w:jc w:val="left"/>
+              <w:rPr>
+                <w:rFonts w:hint="eastAsia"/>
+              </w:rPr>
+            </w:pPr>
+            <w:r>
+              <w:rPr>
+                <w:rFonts w:hint="eastAsia"/>
+              </w:rPr>
+              <w:t>測試編號</w:t>
+            </w:r>
+          </w:p>
+        </w:tc>
+        <w:tc>
+          <w:tcPr>
+            <w:tcW w:w="8640" w:type="dxa"/>
+            <w:shd w:val="pct5" w:color="auto" w:fill="auto"/>
+          </w:tcPr>
+          <w:p>
+            <w:pPr>
+              <w:pStyle w:val="aa"/>
+              <w:ind w:firstLineChars="0" w:firstLine="0"/>
+              <w:jc w:val="left"/>
+              <w:rPr>
+                <w:rFonts w:hint="eastAsia"/>
+              </w:rPr>
+            </w:pPr>
+            <w:r>
+              <w:rPr>
+                <w:rFonts w:hint="eastAsia"/>
+              </w:rPr>
+              <w:t>A0</w:t>
+            </w:r>
+            <w:r>
+              <w:rPr>
+                <w:rFonts w:hint="eastAsia"/>
+              </w:rPr>
+              <w:t>5</w:t>
+            </w:r>
+          </w:p>
+        </w:tc>
+      </w:tr>
+      <w:tr>
+        <w:tc>
+          <w:tcPr>
+            <w:tcW w:w="1555" w:type="dxa"/>
+            <w:shd w:val="pct12" w:color="auto" w:fill="auto"/>
+          </w:tcPr>
+          <w:p>
+            <w:pPr>
+              <w:pStyle w:val="aa"/>
+              <w:ind w:firstLineChars="0" w:firstLine="0"/>
+              <w:jc w:val="left"/>
+              <w:rPr>
+                <w:rFonts w:hint="eastAsia"/>
+              </w:rPr>
+            </w:pPr>
+            <w:r>
+              <w:rPr>
+                <w:rFonts w:hint="eastAsia"/>
+              </w:rPr>
+              <w:t>功能名稱</w:t>
+            </w:r>
+          </w:p>
+        </w:tc>
+        <w:tc>
+          <w:tcPr>
+            <w:tcW w:w="8640" w:type="dxa"/>
+            <w:shd w:val="pct5" w:color="auto" w:fill="auto"/>
+          </w:tcPr>
+          <w:p>
+            <w:pPr>
+              <w:pStyle w:val="aa"/>
+              <w:ind w:firstLineChars="0" w:firstLine="0"/>
+              <w:jc w:val="left"/>
+              <w:rPr>
+                <w:rFonts w:hint="eastAsia"/>
+              </w:rPr>
+            </w:pPr>
+            <w:r>
+              <w:t>忘記密碼與重設密碼</w:t>
+            </w:r>
+          </w:p>
+        </w:tc>
+      </w:tr>
+      <w:tr>
+        <w:tc>
+          <w:tcPr>
+            <w:tcW w:w="1555" w:type="dxa"/>
+            <w:shd w:val="pct12" w:color="auto" w:fill="auto"/>
+          </w:tcPr>
+          <w:p>
+            <w:pPr>
+              <w:pStyle w:val="aa"/>
+              <w:ind w:firstLineChars="0" w:firstLine="0"/>
+              <w:jc w:val="left"/>
+              <w:rPr>
+                <w:rFonts w:hint="eastAsia"/>
+              </w:rPr>
+            </w:pPr>
+            <w:r>
+              <w:rPr>
+                <w:rFonts w:hint="eastAsia"/>
+              </w:rPr>
+              <w:t>測試目的</w:t>
+            </w:r>
+          </w:p>
+        </w:tc>
+        <w:tc>
+          <w:tcPr>
+            <w:tcW w:w="8640" w:type="dxa"/>
+          </w:tcPr>
+          <w:p>
+            <w:pPr>
+              <w:pStyle w:val="aa"/>
+              <w:ind w:firstLineChars="0" w:firstLine="0"/>
+              <w:jc w:val="left"/>
+              <w:rPr>
+                <w:rFonts w:hint="eastAsia"/>
+              </w:rPr>
+            </w:pPr>
+            <w:r>
+              <w:t>確認使用者可以重設密碼並以新密碼登入，校園教育版學生帳號與不存在的</w:t>
+            </w:r>
+            <w:r>
+              <w:t xml:space="preserve"> Email </w:t>
+            </w:r>
+            <w:r>
+              <w:t>無法重設。</w:t>
+            </w:r>
+          </w:p>
+        </w:tc>
+      </w:tr>
+      <w:tr>
+        <w:tc>
+          <w:tcPr>
+            <w:tcW w:w="1555" w:type="dxa"/>
+            <w:shd w:val="pct12" w:color="auto" w:fill="auto"/>
+          </w:tcPr>
+          <w:p>
+            <w:pPr>
+              <w:pStyle w:val="aa"/>
+              <w:ind w:firstLineChars="0" w:firstLine="0"/>
+              <w:jc w:val="left"/>
+              <w:rPr>
+                <w:rFonts w:hint="eastAsia"/>
+              </w:rPr>
+            </w:pPr>
+            <w:r>
+              <w:rPr>
+                <w:rFonts w:hint="eastAsia"/>
+              </w:rPr>
+              <w:t>測試流程</w:t>
+            </w:r>
+          </w:p>
+        </w:tc>
+        <w:tc>
+          <w:tcPr>
+            <w:tcW w:w="8640" w:type="dxa"/>
+          </w:tcPr>
+          <w:p>
+            <w:pPr>
+              <w:pStyle w:val="aa"/>
+              <w:jc w:val="left"/>
+            </w:pPr>
+            <w:r>
+              <w:t xml:space="preserve">1. </w:t>
+            </w:r>
+            <w:r>
+              <w:t>點擊「忘記密碼」，輸入一般會員</w:t>
+            </w:r>
+            <w:r>
+              <w:t xml:space="preserve"> Email </w:t>
+            </w:r>
+            <w:r>
+              <w:t>並執行重設密碼流程。</w:t>
+            </w:r>
+            <w:r>
+              <w:br/>
+            </w:r>
+          </w:p>
+          <w:p>
+            <w:pPr>
+              <w:pStyle w:val="aa"/>
+              <w:jc w:val="left"/>
+            </w:pPr>
+            <w:r>
+              <w:t xml:space="preserve">2. </w:t>
+            </w:r>
+            <w:r>
+              <w:t>使用設定好的新密碼重新登入。</w:t>
+            </w:r>
+            <w:r>
+              <w:br/>
+            </w:r>
+          </w:p>
+          <w:p>
+            <w:pPr>
+              <w:pStyle w:val="aa"/>
+              <w:jc w:val="left"/>
+            </w:pPr>
+            <w:r>
+              <w:t xml:space="preserve">3. </w:t>
+            </w:r>
+            <w:r>
+              <w:t>於忘記密碼畫面輸入「校園教育版學生帳號」嘗試重設。</w:t>
+            </w:r>
+            <w:r>
+              <w:br/>
+            </w:r>
+          </w:p>
+          <w:p>
+            <w:pPr>
+              <w:pStyle w:val="aa"/>
+              <w:jc w:val="left"/>
+            </w:pPr>
+            <w:r>
+              <w:t xml:space="preserve">4. </w:t>
+            </w:r>
+            <w:r>
+              <w:t>於忘記密碼畫面輸入「不存在的</w:t>
+            </w:r>
+            <w:r>
+              <w:t xml:space="preserve"> Email</w:t>
+            </w:r>
+            <w:r>
+              <w:t>」嘗試重設。</w:t>
+            </w:r>
+          </w:p>
+          <w:p>
+            <w:pPr>
+              <w:pStyle w:val="aa"/>
+              <w:jc w:val="left"/>
+              <w:rPr>
+                <w:rFonts w:hint="eastAsia"/>
+              </w:rPr>
+            </w:pPr>
+          </w:p>
+        </w:tc>
+      </w:tr>
+      <w:tr>
+        <w:tc>
+          <w:tcPr>
+            <w:tcW w:w="1555" w:type="dxa"/>
+            <w:shd w:val="pct12" w:color="auto" w:fill="auto"/>
+          </w:tcPr>
+          <w:p>
+            <w:pPr>
+              <w:pStyle w:val="aa"/>
+              <w:ind w:firstLineChars="0" w:firstLine="0"/>
+              <w:jc w:val="left"/>
+              <w:rPr>
+                <w:rFonts w:hint="eastAsia"/>
+              </w:rPr>
+            </w:pPr>
+            <w:r>
+              <w:rPr>
+                <w:rFonts w:hint="eastAsia"/>
+              </w:rPr>
+              <w:t>預期成果</w:t>
+            </w:r>
+          </w:p>
+        </w:tc>
+        <w:tc>
+          <w:tcPr>
+            <w:tcW w:w="8640" w:type="dxa"/>
+          </w:tcPr>
+          <w:p>
+            <w:pPr>
+              <w:pStyle w:val="aa"/>
+              <w:ind w:firstLineChars="0" w:firstLine="0"/>
+              <w:jc w:val="left"/>
+              <w:rPr>
+                <w:rFonts w:hint="eastAsia"/>
+              </w:rPr>
+            </w:pPr>
+            <w:r>
+              <w:t>一般會員可成功重設密碼並以新密碼登入；學生帳號及不存在的</w:t>
+            </w:r>
+            <w:r>
+              <w:t xml:space="preserve"> Email </w:t>
+            </w:r>
+            <w:r>
+              <w:t>會顯示錯誤提示，無法進行重設流程。</w:t>
+            </w:r>
+          </w:p>
+        </w:tc>
+      </w:tr>
+      <w:tr>
+        <w:tc>
+          <w:tcPr>
+            <w:tcW w:w="1555" w:type="dxa"/>
+            <w:shd w:val="pct12" w:color="auto" w:fill="auto"/>
+          </w:tcPr>
+          <w:p>
+            <w:pPr>
+              <w:pStyle w:val="aa"/>
+              <w:ind w:firstLineChars="0" w:firstLine="0"/>
+              <w:jc w:val="left"/>
+              <w:rPr>
+                <w:rFonts w:hint="eastAsia"/>
+              </w:rPr>
+            </w:pPr>
+            <w:r>
+              <w:rPr>
+                <w:rFonts w:hint="eastAsia"/>
+              </w:rPr>
+              <w:t>測試結果</w:t>
+            </w:r>
+          </w:p>
+        </w:tc>
+        <w:tc>
+          <w:tcPr>
+            <w:tcW w:w="8640" w:type="dxa"/>
+          </w:tcPr>
+          <w:p>
+            <w:pPr>
+              <w:pStyle w:val="aa"/>
+              <w:ind w:firstLineChars="0" w:firstLine="0"/>
+              <w:jc w:val="left"/>
+              <w:rPr>
+                <w:rFonts w:hint="eastAsia"/>
+              </w:rPr>
+            </w:pPr>
+            <w:r>
+              <w:t>一般會員成功重設密碼並登入，學生帳號與不存在之信箱皆被系統阻擋並顯示錯誤提示。</w:t>
+            </w:r>
+          </w:p>
+        </w:tc>
+      </w:tr>
+    </w:tbl>
+    <w:p>
+      <w:pPr>
+        <w:pStyle w:val="aa"/>
+        <w:jc w:val="left"/>
+      </w:pPr>
+    </w:p>
+    <w:p>
+      <w:pPr>
+        <w:pStyle w:val="aa"/>
+        <w:jc w:val="left"/>
+      </w:pPr>
+    </w:p>
+    <w:p>
+      <w:pPr>
+        <w:pStyle w:val="aa"/>
+        <w:jc w:val="left"/>
+        <w:rPr>
+          <w:rFonts w:hint="eastAsia"/>
+        </w:rPr>
       </w:pPr>
     </w:p>
     <w:sectPr>
@@ -4066,7 +4157,7 @@
 </file>
 
 <file path=word/endnotes.xml><?xml version="1.0" encoding="utf-8"?>
-<w:endnotes xmlns:wpc="http://schemas.microsoft.com/office/word/2010/wordprocessingCanvas" xmlns:cx="http://schemas.microsoft.com/office/drawing/2014/chartex" xmlns:cx1="http://schemas.microsoft.com/office/drawing/2015/9/8/chartex" xmlns:cx2="http://schemas.microsoft.com/office/drawing/2015/10/21/chartex" xmlns:cx3="http://schemas.microsoft.com/office/drawing/2016/5/9/chartex" xmlns:cx4="http://schemas.microsoft.com/office/drawing/2016/5/10/chartex" xmlns:cx5="http://schemas.microsoft.com/office/drawing/2016/5/11/chartex" xmlns:cx6="http://schemas.microsoft.com/office/drawing/2016/5/12/chartex" xmlns:cx7="http://schemas.microsoft.com/office/drawing/2016/5/13/chartex" xmlns:cx8="http://schemas.microsoft.com/office/drawing/2016/5/14/chartex" xmlns:mc="http://schemas.openxmlformats.org/markup-compatibility/2006" xmlns:aink="http://schemas.microsoft.com/office/drawing/2016/ink" xmlns:am3d="http://schemas.microsoft.com/office/drawing/2017/model3d" xmlns:o="urn:schemas-microsoft-com:office:office" xmlns:r="http://schemas.openxmlformats.org/officeDocument/2006/relationships" xmlns:m="http://schemas.openxmlformats.org/officeDocument/2006/math" xmlns:v="urn:schemas-microsoft-com:vml" xmlns:wp14="http://schemas.microsoft.com/office/word/2010/wordprocessingDrawing" xmlns:wp="http://schemas.openxmlformats.org/drawingml/2006/wordprocessingDrawing" xmlns:w10="urn:schemas-microsoft-com:office:word" xmlns:w="http://schemas.openxmlformats.org/wordprocessingml/2006/main" xmlns:w14="http://schemas.microsoft.com/office/word/2010/wordml" xmlns:w15="http://schemas.microsoft.com/office/word/2012/wordml" xmlns:w16cex="http://schemas.microsoft.com/office/word/2018/wordml/cex" xmlns:w16cid="http://schemas.microsoft.com/office/word/2016/wordml/cid" xmlns:w16="http://schemas.microsoft.com/office/word/2018/wordml" xmlns:w16sdtdh="http://schemas.microsoft.com/office/word/2020/wordml/sdtdatahash" xmlns:w16se="http://schemas.microsoft.com/office/word/2015/wordml/symex" xmlns:wpg="http://schemas.microsoft.com/office/word/2010/wordprocessingGroup" xmlns:wpi="http://schemas.microsoft.com/office/word/2010/wordprocessingInk" xmlns:wne="http://schemas.microsoft.com/office/word/2006/wordml" xmlns:wps="http://schemas.microsoft.com/office/word/2010/wordprocessingShape" mc:Ignorable="w14 w15 w16se w16cid w16 w16cex w16sdtdh wp14">
+<w:endnotes xmlns:wpc="http://schemas.microsoft.com/office/word/2010/wordprocessingCanvas" xmlns:cx="http://schemas.microsoft.com/office/drawing/2014/chartex" xmlns:cx1="http://schemas.microsoft.com/office/drawing/2015/9/8/chartex" xmlns:cx2="http://schemas.microsoft.com/office/drawing/2015/10/21/chartex" xmlns:cx3="http://schemas.microsoft.com/office/drawing/2016/5/9/chartex" xmlns:cx4="http://schemas.microsoft.com/office/drawing/2016/5/10/chartex" xmlns:cx5="http://schemas.microsoft.com/office/drawing/2016/5/11/chartex" xmlns:cx6="http://schemas.microsoft.com/office/drawing/2016/5/12/chartex" xmlns:cx7="http://schemas.microsoft.com/office/drawing/2016/5/13/chartex" xmlns:cx8="http://schemas.microsoft.com/office/drawing/2016/5/14/chartex" xmlns:mc="http://schemas.openxmlformats.org/markup-compatibility/2006" xmlns:aink="http://schemas.microsoft.com/office/drawing/2016/ink" xmlns:am3d="http://schemas.microsoft.com/office/drawing/2017/model3d" xmlns:o="urn:schemas-microsoft-com:office:office" xmlns:oel="http://schemas.microsoft.com/office/2019/extlst" xmlns:r="http://schemas.openxmlformats.org/officeDocument/2006/relationships" xmlns:m="http://schemas.openxmlformats.org/officeDocument/2006/math" xmlns:v="urn:schemas-microsoft-com:vml" xmlns:wp14="http://schemas.microsoft.com/office/word/2010/wordprocessingDrawing" xmlns:wp="http://schemas.openxmlformats.org/drawingml/2006/wordprocessingDrawing" xmlns:w10="urn:schemas-microsoft-com:office:word" xmlns:w="http://schemas.openxmlformats.org/wordprocessingml/2006/main" xmlns:w14="http://schemas.microsoft.com/office/word/2010/wordml" xmlns:w15="http://schemas.microsoft.com/office/word/2012/wordml" xmlns:w16cex="http://schemas.microsoft.com/office/word/2018/wordml/cex" xmlns:w16cid="http://schemas.microsoft.com/office/word/2016/wordml/cid" xmlns:w16="http://schemas.microsoft.com/office/word/2018/wordml" xmlns:w16du="http://schemas.microsoft.com/office/word/2023/wordml/word16du" xmlns:w16sdtdh="http://schemas.microsoft.com/office/word/2020/wordml/sdtdatahash" xmlns:w16sdtfl="http://schemas.microsoft.com/office/word/2024/wordml/sdtformatlock" xmlns:w16se="http://schemas.microsoft.com/office/word/2015/wordml/symex" xmlns:wpg="http://schemas.microsoft.com/office/word/2010/wordprocessingGroup" xmlns:wpi="http://schemas.microsoft.com/office/word/2010/wordprocessingInk" xmlns:wne="http://schemas.microsoft.com/office/word/2006/wordml" xmlns:wps="http://schemas.microsoft.com/office/word/2010/wordprocessingShape" mc:Ignorable="w14 w15 w16se w16cid w16 w16cex w16sdtdh w16sdtfl w16du wp14">
   <w:endnote w:type="separator" w:id="-1">
     <w:p>
       <w:pPr>
@@ -4091,7 +4182,7 @@
 </file>
 
 <file path=word/footer1.xml><?xml version="1.0" encoding="utf-8"?>
-<w:ftr xmlns:wpc="http://schemas.microsoft.com/office/word/2010/wordprocessingCanvas" xmlns:cx="http://schemas.microsoft.com/office/drawing/2014/chartex" xmlns:cx1="http://schemas.microsoft.com/office/drawing/2015/9/8/chartex" xmlns:cx2="http://schemas.microsoft.com/office/drawing/2015/10/21/chartex" xmlns:cx3="http://schemas.microsoft.com/office/drawing/2016/5/9/chartex" xmlns:cx4="http://schemas.microsoft.com/office/drawing/2016/5/10/chartex" xmlns:cx5="http://schemas.microsoft.com/office/drawing/2016/5/11/chartex" xmlns:cx6="http://schemas.microsoft.com/office/drawing/2016/5/12/chartex" xmlns:cx7="http://schemas.microsoft.com/office/drawing/2016/5/13/chartex" xmlns:cx8="http://schemas.microsoft.com/office/drawing/2016/5/14/chartex" xmlns:mc="http://schemas.openxmlformats.org/markup-compatibility/2006" xmlns:aink="http://schemas.microsoft.com/office/drawing/2016/ink" xmlns:am3d="http://schemas.microsoft.com/office/drawing/2017/model3d" xmlns:o="urn:schemas-microsoft-com:office:office" xmlns:r="http://schemas.openxmlformats.org/officeDocument/2006/relationships" xmlns:m="http://schemas.openxmlformats.org/officeDocument/2006/math" xmlns:v="urn:schemas-microsoft-com:vml" xmlns:wp14="http://schemas.microsoft.com/office/word/2010/wordprocessingDrawing" xmlns:wp="http://schemas.openxmlformats.org/drawingml/2006/wordprocessingDrawing" xmlns:w10="urn:schemas-microsoft-com:office:word" xmlns:w="http://schemas.openxmlformats.org/wordprocessingml/2006/main" xmlns:w14="http://schemas.microsoft.com/office/word/2010/wordml" xmlns:w15="http://schemas.microsoft.com/office/word/2012/wordml" xmlns:w16cex="http://schemas.microsoft.com/office/word/2018/wordml/cex" xmlns:w16cid="http://schemas.microsoft.com/office/word/2016/wordml/cid" xmlns:w16="http://schemas.microsoft.com/office/word/2018/wordml" xmlns:w16sdtdh="http://schemas.microsoft.com/office/word/2020/wordml/sdtdatahash" xmlns:w16se="http://schemas.microsoft.com/office/word/2015/wordml/symex" xmlns:wpg="http://schemas.microsoft.com/office/word/2010/wordprocessingGroup" xmlns:wpi="http://schemas.microsoft.com/office/word/2010/wordprocessingInk" xmlns:wne="http://schemas.microsoft.com/office/word/2006/wordml" xmlns:wps="http://schemas.microsoft.com/office/word/2010/wordprocessingShape" mc:Ignorable="w14 w15 w16se w16cid w16 w16cex w16sdtdh wp14">
+<w:ftr xmlns:wpc="http://schemas.microsoft.com/office/word/2010/wordprocessingCanvas" xmlns:cx="http://schemas.microsoft.com/office/drawing/2014/chartex" xmlns:cx1="http://schemas.microsoft.com/office/drawing/2015/9/8/chartex" xmlns:cx2="http://schemas.microsoft.com/office/drawing/2015/10/21/chartex" xmlns:cx3="http://schemas.microsoft.com/office/drawing/2016/5/9/chartex" xmlns:cx4="http://schemas.microsoft.com/office/drawing/2016/5/10/chartex" xmlns:cx5="http://schemas.microsoft.com/office/drawing/2016/5/11/chartex" xmlns:cx6="http://schemas.microsoft.com/office/drawing/2016/5/12/chartex" xmlns:cx7="http://schemas.microsoft.com/office/drawing/2016/5/13/chartex" xmlns:cx8="http://schemas.microsoft.com/office/drawing/2016/5/14/chartex" xmlns:mc="http://schemas.openxmlformats.org/markup-compatibility/2006" xmlns:aink="http://schemas.microsoft.com/office/drawing/2016/ink" xmlns:am3d="http://schemas.microsoft.com/office/drawing/2017/model3d" xmlns:o="urn:schemas-microsoft-com:office:office" xmlns:oel="http://schemas.microsoft.com/office/2019/extlst" xmlns:r="http://schemas.openxmlformats.org/officeDocument/2006/relationships" xmlns:m="http://schemas.openxmlformats.org/officeDocument/2006/math" xmlns:v="urn:schemas-microsoft-com:vml" xmlns:wp14="http://schemas.microsoft.com/office/word/2010/wordprocessingDrawing" xmlns:wp="http://schemas.openxmlformats.org/drawingml/2006/wordprocessingDrawing" xmlns:w10="urn:schemas-microsoft-com:office:word" xmlns:w="http://schemas.openxmlformats.org/wordprocessingml/2006/main" xmlns:w14="http://schemas.microsoft.com/office/word/2010/wordml" xmlns:w15="http://schemas.microsoft.com/office/word/2012/wordml" xmlns:w16cex="http://schemas.microsoft.com/office/word/2018/wordml/cex" xmlns:w16cid="http://schemas.microsoft.com/office/word/2016/wordml/cid" xmlns:w16="http://schemas.microsoft.com/office/word/2018/wordml" xmlns:w16du="http://schemas.microsoft.com/office/word/2023/wordml/word16du" xmlns:w16sdtdh="http://schemas.microsoft.com/office/word/2020/wordml/sdtdatahash" xmlns:w16sdtfl="http://schemas.microsoft.com/office/word/2024/wordml/sdtformatlock" xmlns:w16se="http://schemas.microsoft.com/office/word/2015/wordml/symex" xmlns:wpg="http://schemas.microsoft.com/office/word/2010/wordprocessingGroup" xmlns:wpi="http://schemas.microsoft.com/office/word/2010/wordprocessingInk" xmlns:wne="http://schemas.microsoft.com/office/word/2006/wordml" xmlns:wps="http://schemas.microsoft.com/office/word/2010/wordprocessingShape" mc:Ignorable="w14 w15 w16se w16cid w16 w16cex w16sdtdh w16sdtfl w16du wp14">
   <w:p>
     <w:pPr>
       <w:pStyle w:val="af0"/>
@@ -4183,7 +4274,7 @@
 </file>
 
 <file path=word/footer2.xml><?xml version="1.0" encoding="utf-8"?>
-<w:ftr xmlns:wpc="http://schemas.microsoft.com/office/word/2010/wordprocessingCanvas" xmlns:cx="http://schemas.microsoft.com/office/drawing/2014/chartex" xmlns:cx1="http://schemas.microsoft.com/office/drawing/2015/9/8/chartex" xmlns:cx2="http://schemas.microsoft.com/office/drawing/2015/10/21/chartex" xmlns:cx3="http://schemas.microsoft.com/office/drawing/2016/5/9/chartex" xmlns:cx4="http://schemas.microsoft.com/office/drawing/2016/5/10/chartex" xmlns:cx5="http://schemas.microsoft.com/office/drawing/2016/5/11/chartex" xmlns:cx6="http://schemas.microsoft.com/office/drawing/2016/5/12/chartex" xmlns:cx7="http://schemas.microsoft.com/office/drawing/2016/5/13/chartex" xmlns:cx8="http://schemas.microsoft.com/office/drawing/2016/5/14/chartex" xmlns:mc="http://schemas.openxmlformats.org/markup-compatibility/2006" xmlns:aink="http://schemas.microsoft.com/office/drawing/2016/ink" xmlns:am3d="http://schemas.microsoft.com/office/drawing/2017/model3d" xmlns:o="urn:schemas-microsoft-com:office:office" xmlns:r="http://schemas.openxmlformats.org/officeDocument/2006/relationships" xmlns:m="http://schemas.openxmlformats.org/officeDocument/2006/math" xmlns:v="urn:schemas-microsoft-com:vml" xmlns:wp14="http://schemas.microsoft.com/office/word/2010/wordprocessingDrawing" xmlns:wp="http://schemas.openxmlformats.org/drawingml/2006/wordprocessingDrawing" xmlns:w10="urn:schemas-microsoft-com:office:word" xmlns:w="http://schemas.openxmlformats.org/wordprocessingml/2006/main" xmlns:w14="http://schemas.microsoft.com/office/word/2010/wordml" xmlns:w15="http://schemas.microsoft.com/office/word/2012/wordml" xmlns:w16cex="http://schemas.microsoft.com/office/word/2018/wordml/cex" xmlns:w16cid="http://schemas.microsoft.com/office/word/2016/wordml/cid" xmlns:w16="http://schemas.microsoft.com/office/word/2018/wordml" xmlns:w16sdtdh="http://schemas.microsoft.com/office/word/2020/wordml/sdtdatahash" xmlns:w16se="http://schemas.microsoft.com/office/word/2015/wordml/symex" xmlns:wpg="http://schemas.microsoft.com/office/word/2010/wordprocessingGroup" xmlns:wpi="http://schemas.microsoft.com/office/word/2010/wordprocessingInk" xmlns:wne="http://schemas.microsoft.com/office/word/2006/wordml" xmlns:wps="http://schemas.microsoft.com/office/word/2010/wordprocessingShape" mc:Ignorable="w14 w15 w16se w16cid w16 w16cex w16sdtdh wp14">
+<w:ftr xmlns:wpc="http://schemas.microsoft.com/office/word/2010/wordprocessingCanvas" xmlns:cx="http://schemas.microsoft.com/office/drawing/2014/chartex" xmlns:cx1="http://schemas.microsoft.com/office/drawing/2015/9/8/chartex" xmlns:cx2="http://schemas.microsoft.com/office/drawing/2015/10/21/chartex" xmlns:cx3="http://schemas.microsoft.com/office/drawing/2016/5/9/chartex" xmlns:cx4="http://schemas.microsoft.com/office/drawing/2016/5/10/chartex" xmlns:cx5="http://schemas.microsoft.com/office/drawing/2016/5/11/chartex" xmlns:cx6="http://schemas.microsoft.com/office/drawing/2016/5/12/chartex" xmlns:cx7="http://schemas.microsoft.com/office/drawing/2016/5/13/chartex" xmlns:cx8="http://schemas.microsoft.com/office/drawing/2016/5/14/chartex" xmlns:mc="http://schemas.openxmlformats.org/markup-compatibility/2006" xmlns:aink="http://schemas.microsoft.com/office/drawing/2016/ink" xmlns:am3d="http://schemas.microsoft.com/office/drawing/2017/model3d" xmlns:o="urn:schemas-microsoft-com:office:office" xmlns:oel="http://schemas.microsoft.com/office/2019/extlst" xmlns:r="http://schemas.openxmlformats.org/officeDocument/2006/relationships" xmlns:m="http://schemas.openxmlformats.org/officeDocument/2006/math" xmlns:v="urn:schemas-microsoft-com:vml" xmlns:wp14="http://schemas.microsoft.com/office/word/2010/wordprocessingDrawing" xmlns:wp="http://schemas.openxmlformats.org/drawingml/2006/wordprocessingDrawing" xmlns:w10="urn:schemas-microsoft-com:office:word" xmlns:w="http://schemas.openxmlformats.org/wordprocessingml/2006/main" xmlns:w14="http://schemas.microsoft.com/office/word/2010/wordml" xmlns:w15="http://schemas.microsoft.com/office/word/2012/wordml" xmlns:w16cex="http://schemas.microsoft.com/office/word/2018/wordml/cex" xmlns:w16cid="http://schemas.microsoft.com/office/word/2016/wordml/cid" xmlns:w16="http://schemas.microsoft.com/office/word/2018/wordml" xmlns:w16du="http://schemas.microsoft.com/office/word/2023/wordml/word16du" xmlns:w16sdtdh="http://schemas.microsoft.com/office/word/2020/wordml/sdtdatahash" xmlns:w16sdtfl="http://schemas.microsoft.com/office/word/2024/wordml/sdtformatlock" xmlns:w16se="http://schemas.microsoft.com/office/word/2015/wordml/symex" xmlns:wpg="http://schemas.microsoft.com/office/word/2010/wordprocessingGroup" xmlns:wpi="http://schemas.microsoft.com/office/word/2010/wordprocessingInk" xmlns:wne="http://schemas.microsoft.com/office/word/2006/wordml" xmlns:wps="http://schemas.microsoft.com/office/word/2010/wordprocessingShape" mc:Ignorable="w14 w15 w16se w16cid w16 w16cex w16sdtdh w16sdtfl w16du wp14">
   <w:p>
     <w:pPr>
       <w:pStyle w:val="af0"/>
@@ -4275,7 +4366,7 @@
 </file>
 
 <file path=word/footnotes.xml><?xml version="1.0" encoding="utf-8"?>
-<w:footnotes xmlns:wpc="http://schemas.microsoft.com/office/word/2010/wordprocessingCanvas" xmlns:cx="http://schemas.microsoft.com/office/drawing/2014/chartex" xmlns:cx1="http://schemas.microsoft.com/office/drawing/2015/9/8/chartex" xmlns:cx2="http://schemas.microsoft.com/office/drawing/2015/10/21/chartex" xmlns:cx3="http://schemas.microsoft.com/office/drawing/2016/5/9/chartex" xmlns:cx4="http://schemas.microsoft.com/office/drawing/2016/5/10/chartex" xmlns:cx5="http://schemas.microsoft.com/office/drawing/2016/5/11/chartex" xmlns:cx6="http://schemas.microsoft.com/office/drawing/2016/5/12/chartex" xmlns:cx7="http://schemas.microsoft.com/office/drawing/2016/5/13/chartex" xmlns:cx8="http://schemas.microsoft.com/office/drawing/2016/5/14/chartex" xmlns:mc="http://schemas.openxmlformats.org/markup-compatibility/2006" xmlns:aink="http://schemas.microsoft.com/office/drawing/2016/ink" xmlns:am3d="http://schemas.microsoft.com/office/drawing/2017/model3d" xmlns:o="urn:schemas-microsoft-com:office:office" xmlns:r="http://schemas.openxmlformats.org/officeDocument/2006/relationships" xmlns:m="http://schemas.openxmlformats.org/officeDocument/2006/math" xmlns:v="urn:schemas-microsoft-com:vml" xmlns:wp14="http://schemas.microsoft.com/office/word/2010/wordprocessingDrawing" xmlns:wp="http://schemas.openxmlformats.org/drawingml/2006/wordprocessingDrawing" xmlns:w10="urn:schemas-microsoft-com:office:word" xmlns:w="http://schemas.openxmlformats.org/wordprocessingml/2006/main" xmlns:w14="http://schemas.microsoft.com/office/word/2010/wordml" xmlns:w15="http://schemas.microsoft.com/office/word/2012/wordml" xmlns:w16cex="http://schemas.microsoft.com/office/word/2018/wordml/cex" xmlns:w16cid="http://schemas.microsoft.com/office/word/2016/wordml/cid" xmlns:w16="http://schemas.microsoft.com/office/word/2018/wordml" xmlns:w16sdtdh="http://schemas.microsoft.com/office/word/2020/wordml/sdtdatahash" xmlns:w16se="http://schemas.microsoft.com/office/word/2015/wordml/symex" xmlns:wpg="http://schemas.microsoft.com/office/word/2010/wordprocessingGroup" xmlns:wpi="http://schemas.microsoft.com/office/word/2010/wordprocessingInk" xmlns:wne="http://schemas.microsoft.com/office/word/2006/wordml" xmlns:wps="http://schemas.microsoft.com/office/word/2010/wordprocessingShape" mc:Ignorable="w14 w15 w16se w16cid w16 w16cex w16sdtdh wp14">
+<w:footnotes xmlns:wpc="http://schemas.microsoft.com/office/word/2010/wordprocessingCanvas" xmlns:cx="http://schemas.microsoft.com/office/drawing/2014/chartex" xmlns:cx1="http://schemas.microsoft.com/office/drawing/2015/9/8/chartex" xmlns:cx2="http://schemas.microsoft.com/office/drawing/2015/10/21/chartex" xmlns:cx3="http://schemas.microsoft.com/office/drawing/2016/5/9/chartex" xmlns:cx4="http://schemas.microsoft.com/office/drawing/2016/5/10/chartex" xmlns:cx5="http://schemas.microsoft.com/office/drawing/2016/5/11/chartex" xmlns:cx6="http://schemas.microsoft.com/office/drawing/2016/5/12/chartex" xmlns:cx7="http://schemas.microsoft.com/office/drawing/2016/5/13/chartex" xmlns:cx8="http://schemas.microsoft.com/office/drawing/2016/5/14/chartex" xmlns:mc="http://schemas.openxmlformats.org/markup-compatibility/2006" xmlns:aink="http://schemas.microsoft.com/office/drawing/2016/ink" xmlns:am3d="http://schemas.microsoft.com/office/drawing/2017/model3d" xmlns:o="urn:schemas-microsoft-com:office:office" xmlns:oel="http://schemas.microsoft.com/office/2019/extlst" xmlns:r="http://schemas.openxmlformats.org/officeDocument/2006/relationships" xmlns:m="http://schemas.openxmlformats.org/officeDocument/2006/math" xmlns:v="urn:schemas-microsoft-com:vml" xmlns:wp14="http://schemas.microsoft.com/office/word/2010/wordprocessingDrawing" xmlns:wp="http://schemas.openxmlformats.org/drawingml/2006/wordprocessingDrawing" xmlns:w10="urn:schemas-microsoft-com:office:word" xmlns:w="http://schemas.openxmlformats.org/wordprocessingml/2006/main" xmlns:w14="http://schemas.microsoft.com/office/word/2010/wordml" xmlns:w15="http://schemas.microsoft.com/office/word/2012/wordml" xmlns:w16cex="http://schemas.microsoft.com/office/word/2018/wordml/cex" xmlns:w16cid="http://schemas.microsoft.com/office/word/2016/wordml/cid" xmlns:w16="http://schemas.microsoft.com/office/word/2018/wordml" xmlns:w16du="http://schemas.microsoft.com/office/word/2023/wordml/word16du" xmlns:w16sdtdh="http://schemas.microsoft.com/office/word/2020/wordml/sdtdatahash" xmlns:w16sdtfl="http://schemas.microsoft.com/office/word/2024/wordml/sdtformatlock" xmlns:w16se="http://schemas.microsoft.com/office/word/2015/wordml/symex" xmlns:wpg="http://schemas.microsoft.com/office/word/2010/wordprocessingGroup" xmlns:wpi="http://schemas.microsoft.com/office/word/2010/wordprocessingInk" xmlns:wne="http://schemas.microsoft.com/office/word/2006/wordml" xmlns:wps="http://schemas.microsoft.com/office/word/2010/wordprocessingShape" mc:Ignorable="w14 w15 w16se w16cid w16 w16cex w16sdtdh w16sdtfl w16du wp14">
   <w:footnote w:type="separator" w:id="-1">
     <w:p>
       <w:pPr>
@@ -4300,7 +4391,7 @@
 </file>
 
 <file path=word/numbering.xml><?xml version="1.0" encoding="utf-8"?>
-<w:numbering xmlns:wpc="http://schemas.microsoft.com/office/word/2010/wordprocessingCanvas" xmlns:cx="http://schemas.microsoft.com/office/drawing/2014/chartex" xmlns:cx1="http://schemas.microsoft.com/office/drawing/2015/9/8/chartex" xmlns:cx2="http://schemas.microsoft.com/office/drawing/2015/10/21/chartex" xmlns:cx3="http://schemas.microsoft.com/office/drawing/2016/5/9/chartex" xmlns:cx4="http://schemas.microsoft.com/office/drawing/2016/5/10/chartex" xmlns:cx5="http://schemas.microsoft.com/office/drawing/2016/5/11/chartex" xmlns:cx6="http://schemas.microsoft.com/office/drawing/2016/5/12/chartex" xmlns:cx7="http://schemas.microsoft.com/office/drawing/2016/5/13/chartex" xmlns:cx8="http://schemas.microsoft.com/office/drawing/2016/5/14/chartex" xmlns:mc="http://schemas.openxmlformats.org/markup-compatibility/2006" xmlns:aink="http://schemas.microsoft.com/office/drawing/2016/ink" xmlns:am3d="http://schemas.microsoft.com/office/drawing/2017/model3d" xmlns:o="urn:schemas-microsoft-com:office:office" xmlns:r="http://schemas.openxmlformats.org/officeDocument/2006/relationships" xmlns:m="http://schemas.openxmlformats.org/officeDocument/2006/math" xmlns:v="urn:schemas-microsoft-com:vml" xmlns:wp14="http://schemas.microsoft.com/office/word/2010/wordprocessingDrawing" xmlns:wp="http://schemas.openxmlformats.org/drawingml/2006/wordprocessingDrawing" xmlns:w10="urn:schemas-microsoft-com:office:word" xmlns:w="http://schemas.openxmlformats.org/wordprocessingml/2006/main" xmlns:w14="http://schemas.microsoft.com/office/word/2010/wordml" xmlns:w15="http://schemas.microsoft.com/office/word/2012/wordml" xmlns:w16cex="http://schemas.microsoft.com/office/word/2018/wordml/cex" xmlns:w16cid="http://schemas.microsoft.com/office/word/2016/wordml/cid" xmlns:w16="http://schemas.microsoft.com/office/word/2018/wordml" xmlns:w16sdtdh="http://schemas.microsoft.com/office/word/2020/wordml/sdtdatahash" xmlns:w16se="http://schemas.microsoft.com/office/word/2015/wordml/symex" xmlns:wpg="http://schemas.microsoft.com/office/word/2010/wordprocessingGroup" xmlns:wpi="http://schemas.microsoft.com/office/word/2010/wordprocessingInk" xmlns:wne="http://schemas.microsoft.com/office/word/2006/wordml" xmlns:wps="http://schemas.microsoft.com/office/word/2010/wordprocessingShape" mc:Ignorable="w14 w15 w16se w16cid w16 w16cex w16sdtdh wp14">
+<w:numbering xmlns:wpc="http://schemas.microsoft.com/office/word/2010/wordprocessingCanvas" xmlns:cx="http://schemas.microsoft.com/office/drawing/2014/chartex" xmlns:cx1="http://schemas.microsoft.com/office/drawing/2015/9/8/chartex" xmlns:cx2="http://schemas.microsoft.com/office/drawing/2015/10/21/chartex" xmlns:cx3="http://schemas.microsoft.com/office/drawing/2016/5/9/chartex" xmlns:cx4="http://schemas.microsoft.com/office/drawing/2016/5/10/chartex" xmlns:cx5="http://schemas.microsoft.com/office/drawing/2016/5/11/chartex" xmlns:cx6="http://schemas.microsoft.com/office/drawing/2016/5/12/chartex" xmlns:cx7="http://schemas.microsoft.com/office/drawing/2016/5/13/chartex" xmlns:cx8="http://schemas.microsoft.com/office/drawing/2016/5/14/chartex" xmlns:mc="http://schemas.openxmlformats.org/markup-compatibility/2006" xmlns:aink="http://schemas.microsoft.com/office/drawing/2016/ink" xmlns:am3d="http://schemas.microsoft.com/office/drawing/2017/model3d" xmlns:o="urn:schemas-microsoft-com:office:office" xmlns:oel="http://schemas.microsoft.com/office/2019/extlst" xmlns:r="http://schemas.openxmlformats.org/officeDocument/2006/relationships" xmlns:m="http://schemas.openxmlformats.org/officeDocument/2006/math" xmlns:v="urn:schemas-microsoft-com:vml" xmlns:wp14="http://schemas.microsoft.com/office/word/2010/wordprocessingDrawing" xmlns:wp="http://schemas.openxmlformats.org/drawingml/2006/wordprocessingDrawing" xmlns:w10="urn:schemas-microsoft-com:office:word" xmlns:w="http://schemas.openxmlformats.org/wordprocessingml/2006/main" xmlns:w14="http://schemas.microsoft.com/office/word/2010/wordml" xmlns:w15="http://schemas.microsoft.com/office/word/2012/wordml" xmlns:w16cex="http://schemas.microsoft.com/office/word/2018/wordml/cex" xmlns:w16cid="http://schemas.microsoft.com/office/word/2016/wordml/cid" xmlns:w16="http://schemas.microsoft.com/office/word/2018/wordml" xmlns:w16du="http://schemas.microsoft.com/office/word/2023/wordml/word16du" xmlns:w16sdtdh="http://schemas.microsoft.com/office/word/2020/wordml/sdtdatahash" xmlns:w16sdtfl="http://schemas.microsoft.com/office/word/2024/wordml/sdtformatlock" xmlns:w16se="http://schemas.microsoft.com/office/word/2015/wordml/symex" xmlns:wpg="http://schemas.microsoft.com/office/word/2010/wordprocessingGroup" xmlns:wpi="http://schemas.microsoft.com/office/word/2010/wordprocessingInk" xmlns:wne="http://schemas.microsoft.com/office/word/2006/wordml" xmlns:wps="http://schemas.microsoft.com/office/word/2010/wordprocessingShape" mc:Ignorable="w14 w15 w16se w16cid w16 w16cex w16sdtdh w16sdtfl w16du wp14">
   <w:abstractNum w:abstractNumId="0" w15:restartNumberingAfterBreak="0">
     <w:nsid w:val="06325223"/>
     <w:multiLevelType w:val="hybridMultilevel"/>
@@ -4403,7 +4494,7 @@
         <w:ind w:left="480" w:hanging="480"/>
       </w:pPr>
       <w:rPr>
-        <w:rFonts w:ascii="標楷體" w:eastAsia="標楷體" w:hAnsi="標楷體" w:cstheme="minorBidi" w:hint="eastAsia"/>
+        <w:rFonts w:ascii="DFKai-SB" w:eastAsia="DFKai-SB" w:hAnsi="DFKai-SB" w:cstheme="minorBidi" w:hint="eastAsia"/>
       </w:rPr>
     </w:lvl>
     <w:lvl w:ilvl="1" w:tplc="04090003" w:tentative="1">
@@ -4516,7 +4607,7 @@
         <w:ind w:left="480" w:hanging="480"/>
       </w:pPr>
       <w:rPr>
-        <w:rFonts w:ascii="標楷體" w:eastAsia="標楷體" w:hAnsi="標楷體" w:cstheme="minorBidi" w:hint="eastAsia"/>
+        <w:rFonts w:ascii="DFKai-SB" w:eastAsia="DFKai-SB" w:hAnsi="DFKai-SB" w:cstheme="minorBidi" w:hint="eastAsia"/>
       </w:rPr>
     </w:lvl>
     <w:lvl w:ilvl="1" w:tplc="04090003" w:tentative="1">
@@ -4729,7 +4820,7 @@
         <w:ind w:left="960" w:hanging="480"/>
       </w:pPr>
       <w:rPr>
-        <w:rFonts w:ascii="標楷體" w:eastAsia="標楷體" w:hAnsi="標楷體" w:cstheme="minorBidi" w:hint="eastAsia"/>
+        <w:rFonts w:ascii="DFKai-SB" w:eastAsia="DFKai-SB" w:hAnsi="DFKai-SB" w:cstheme="minorBidi" w:hint="eastAsia"/>
       </w:rPr>
     </w:lvl>
     <w:lvl w:ilvl="2" w:tplc="0409001B" w:tentative="1">
@@ -5552,7 +5643,7 @@
         <w:ind w:left="680" w:hanging="480"/>
       </w:pPr>
       <w:rPr>
-        <w:rFonts w:ascii="標楷體" w:eastAsia="標楷體" w:hAnsi="標楷體" w:cstheme="minorBidi" w:hint="eastAsia"/>
+        <w:rFonts w:ascii="DFKai-SB" w:eastAsia="DFKai-SB" w:hAnsi="DFKai-SB" w:cstheme="minorBidi" w:hint="eastAsia"/>
       </w:rPr>
     </w:lvl>
     <w:lvl w:ilvl="1" w:tplc="04090003" w:tentative="1">
@@ -5929,7 +6020,7 @@
         <w:ind w:left="480" w:hanging="480"/>
       </w:pPr>
       <w:rPr>
-        <w:rFonts w:ascii="標楷體" w:eastAsia="標楷體" w:hAnsi="標楷體" w:cstheme="minorBidi" w:hint="eastAsia"/>
+        <w:rFonts w:ascii="DFKai-SB" w:eastAsia="DFKai-SB" w:hAnsi="DFKai-SB" w:cstheme="minorBidi" w:hint="eastAsia"/>
       </w:rPr>
     </w:lvl>
     <w:lvl w:ilvl="1" w:tplc="04090003" w:tentative="1">
@@ -6131,7 +6222,7 @@
         <w:ind w:left="480" w:hanging="480"/>
       </w:pPr>
       <w:rPr>
-        <w:rFonts w:ascii="標楷體" w:eastAsia="標楷體" w:hAnsi="標楷體" w:cstheme="minorBidi" w:hint="eastAsia"/>
+        <w:rFonts w:ascii="DFKai-SB" w:eastAsia="DFKai-SB" w:hAnsi="DFKai-SB" w:cstheme="minorBidi" w:hint="eastAsia"/>
       </w:rPr>
     </w:lvl>
     <w:lvl w:ilvl="1" w:tplc="04090003" w:tentative="1">
@@ -6375,7 +6466,7 @@
         <w:ind w:left="720" w:hanging="360"/>
       </w:pPr>
       <w:rPr>
-        <w:rFonts w:ascii="Arial" w:eastAsia="標楷體" w:hAnsi="Arial" w:hint="default"/>
+        <w:rFonts w:ascii="Arial" w:eastAsia="DFKai-SB" w:hAnsi="Arial" w:hint="default"/>
         <w:b/>
         <w:i w:val="0"/>
       </w:rPr>
@@ -7189,7 +7280,7 @@
         <w:ind w:left="480" w:hanging="480"/>
       </w:pPr>
       <w:rPr>
-        <w:rFonts w:ascii="標楷體" w:eastAsia="標楷體" w:hAnsi="標楷體" w:cstheme="minorBidi" w:hint="eastAsia"/>
+        <w:rFonts w:ascii="DFKai-SB" w:eastAsia="DFKai-SB" w:hAnsi="DFKai-SB" w:cstheme="minorBidi" w:hint="eastAsia"/>
       </w:rPr>
     </w:lvl>
     <w:lvl w:ilvl="1" w:tplc="04090003" w:tentative="1">
@@ -7491,97 +7582,97 @@
       </w:rPr>
     </w:lvl>
   </w:abstractNum>
-  <w:num w:numId="1">
+  <w:num w:numId="1" w16cid:durableId="1202086603">
     <w:abstractNumId w:val="2"/>
   </w:num>
-  <w:num w:numId="2">
+  <w:num w:numId="2" w16cid:durableId="1286084692">
     <w:abstractNumId w:val="15"/>
   </w:num>
-  <w:num w:numId="3">
+  <w:num w:numId="3" w16cid:durableId="412356847">
     <w:abstractNumId w:val="27"/>
   </w:num>
-  <w:num w:numId="4">
+  <w:num w:numId="4" w16cid:durableId="2114549843">
     <w:abstractNumId w:val="16"/>
   </w:num>
-  <w:num w:numId="5">
+  <w:num w:numId="5" w16cid:durableId="1154639351">
     <w:abstractNumId w:val="6"/>
   </w:num>
-  <w:num w:numId="6">
+  <w:num w:numId="6" w16cid:durableId="538977798">
     <w:abstractNumId w:val="22"/>
   </w:num>
-  <w:num w:numId="7">
+  <w:num w:numId="7" w16cid:durableId="693117347">
     <w:abstractNumId w:val="19"/>
   </w:num>
-  <w:num w:numId="8">
+  <w:num w:numId="8" w16cid:durableId="1607271325">
     <w:abstractNumId w:val="7"/>
   </w:num>
-  <w:num w:numId="9">
+  <w:num w:numId="9" w16cid:durableId="32312941">
     <w:abstractNumId w:val="20"/>
   </w:num>
-  <w:num w:numId="10">
+  <w:num w:numId="10" w16cid:durableId="1007248296">
     <w:abstractNumId w:val="21"/>
   </w:num>
-  <w:num w:numId="11">
+  <w:num w:numId="11" w16cid:durableId="401754373">
     <w:abstractNumId w:val="26"/>
   </w:num>
-  <w:num w:numId="12">
+  <w:num w:numId="12" w16cid:durableId="1638101589">
     <w:abstractNumId w:val="11"/>
   </w:num>
-  <w:num w:numId="13">
+  <w:num w:numId="13" w16cid:durableId="1396244578">
     <w:abstractNumId w:val="10"/>
   </w:num>
-  <w:num w:numId="14">
+  <w:num w:numId="14" w16cid:durableId="817569696">
     <w:abstractNumId w:val="18"/>
   </w:num>
-  <w:num w:numId="15">
+  <w:num w:numId="15" w16cid:durableId="1109158470">
     <w:abstractNumId w:val="4"/>
   </w:num>
-  <w:num w:numId="16">
+  <w:num w:numId="16" w16cid:durableId="999507865">
     <w:abstractNumId w:val="8"/>
   </w:num>
-  <w:num w:numId="17">
+  <w:num w:numId="17" w16cid:durableId="1795519435">
     <w:abstractNumId w:val="17"/>
   </w:num>
-  <w:num w:numId="18">
+  <w:num w:numId="18" w16cid:durableId="1784032739">
     <w:abstractNumId w:val="30"/>
   </w:num>
-  <w:num w:numId="19">
+  <w:num w:numId="19" w16cid:durableId="71660587">
     <w:abstractNumId w:val="5"/>
   </w:num>
-  <w:num w:numId="20">
+  <w:num w:numId="20" w16cid:durableId="1854757447">
     <w:abstractNumId w:val="23"/>
   </w:num>
-  <w:num w:numId="21">
+  <w:num w:numId="21" w16cid:durableId="412972479">
     <w:abstractNumId w:val="1"/>
   </w:num>
-  <w:num w:numId="22">
+  <w:num w:numId="22" w16cid:durableId="202325691">
     <w:abstractNumId w:val="12"/>
   </w:num>
-  <w:num w:numId="23">
+  <w:num w:numId="23" w16cid:durableId="1865946133">
     <w:abstractNumId w:val="25"/>
   </w:num>
-  <w:num w:numId="24">
+  <w:num w:numId="24" w16cid:durableId="1702437742">
     <w:abstractNumId w:val="3"/>
   </w:num>
-  <w:num w:numId="25">
+  <w:num w:numId="25" w16cid:durableId="2145809168">
     <w:abstractNumId w:val="24"/>
   </w:num>
-  <w:num w:numId="26">
+  <w:num w:numId="26" w16cid:durableId="697320565">
     <w:abstractNumId w:val="29"/>
   </w:num>
-  <w:num w:numId="27">
+  <w:num w:numId="27" w16cid:durableId="104614546">
     <w:abstractNumId w:val="28"/>
   </w:num>
-  <w:num w:numId="28">
+  <w:num w:numId="28" w16cid:durableId="556360585">
     <w:abstractNumId w:val="14"/>
   </w:num>
-  <w:num w:numId="29">
+  <w:num w:numId="29" w16cid:durableId="177428081">
     <w:abstractNumId w:val="13"/>
   </w:num>
-  <w:num w:numId="30">
+  <w:num w:numId="30" w16cid:durableId="2078166657">
     <w:abstractNumId w:val="0"/>
   </w:num>
-  <w:num w:numId="31">
+  <w:num w:numId="31" w16cid:durableId="73204804">
     <w:abstractNumId w:val="9"/>
   </w:num>
   <w:numIdMacAtCleanup w:val="22"/>
@@ -7589,7 +7680,7 @@
 </file>
 
 <file path=word/styles.xml><?xml version="1.0" encoding="utf-8"?>
-<w:styles xmlns:mc="http://schemas.openxmlformats.org/markup-compatibility/2006" xmlns:r="http://schemas.openxmlformats.org/officeDocument/2006/relationships" xmlns:w="http://schemas.openxmlformats.org/wordprocessingml/2006/main" xmlns:w14="http://schemas.microsoft.com/office/word/2010/wordml" xmlns:w15="http://schemas.microsoft.com/office/word/2012/wordml" xmlns:w16cex="http://schemas.microsoft.com/office/word/2018/wordml/cex" xmlns:w16cid="http://schemas.microsoft.com/office/word/2016/wordml/cid" xmlns:w16="http://schemas.microsoft.com/office/word/2018/wordml" xmlns:w16sdtdh="http://schemas.microsoft.com/office/word/2020/wordml/sdtdatahash" xmlns:w16se="http://schemas.microsoft.com/office/word/2015/wordml/symex" mc:Ignorable="w14 w15 w16se w16cid w16 w16cex w16sdtdh">
+<w:styles xmlns:mc="http://schemas.openxmlformats.org/markup-compatibility/2006" xmlns:r="http://schemas.openxmlformats.org/officeDocument/2006/relationships" xmlns:w="http://schemas.openxmlformats.org/wordprocessingml/2006/main" xmlns:w14="http://schemas.microsoft.com/office/word/2010/wordml" xmlns:w15="http://schemas.microsoft.com/office/word/2012/wordml" xmlns:w16cex="http://schemas.microsoft.com/office/word/2018/wordml/cex" xmlns:w16cid="http://schemas.microsoft.com/office/word/2016/wordml/cid" xmlns:w16="http://schemas.microsoft.com/office/word/2018/wordml" xmlns:w16du="http://schemas.microsoft.com/office/word/2023/wordml/word16du" xmlns:w16sdtdh="http://schemas.microsoft.com/office/word/2020/wordml/sdtdatahash" xmlns:w16sdtfl="http://schemas.microsoft.com/office/word/2024/wordml/sdtformatlock" xmlns:w16se="http://schemas.microsoft.com/office/word/2015/wordml/symex" mc:Ignorable="w14 w15 w16se w16cid w16 w16cex w16sdtdh w16sdtfl w16du">
   <w:docDefaults>
     <w:rPrDefault>
       <w:rPr>
@@ -8103,7 +8194,6 @@
   <w:style w:type="character" w:default="1" w:styleId="a1">
     <w:name w:val="Default Paragraph Font"/>
     <w:uiPriority w:val="1"/>
-    <w:semiHidden/>
     <w:unhideWhenUsed/>
   </w:style>
   <w:style w:type="table" w:default="1" w:styleId="a2">
@@ -8169,7 +8259,7 @@
       <w:ind w:firstLineChars="0" w:firstLine="0"/>
     </w:pPr>
     <w:rPr>
-      <w:rFonts w:ascii="Times New Roman" w:eastAsia="標楷體" w:hAnsi="Times New Roman"/>
+      <w:rFonts w:ascii="Times New Roman" w:eastAsia="DFKai-SB" w:hAnsi="Times New Roman"/>
       <w:b w:val="0"/>
       <w:sz w:val="32"/>
     </w:rPr>
@@ -8180,7 +8270,7 @@
     <w:link w:val="-"/>
     <w:rsid w:val="00ED1B40"/>
     <w:rPr>
-      <w:rFonts w:ascii="Times New Roman" w:eastAsia="標楷體" w:hAnsi="Times New Roman" w:cstheme="majorBidi"/>
+      <w:rFonts w:ascii="Times New Roman" w:eastAsia="DFKai-SB" w:hAnsi="Times New Roman" w:cstheme="majorBidi"/>
       <w:bCs/>
       <w:sz w:val="32"/>
       <w:szCs w:val="48"/>
@@ -8199,7 +8289,7 @@
       <w:jc w:val="center"/>
     </w:pPr>
     <w:rPr>
-      <w:rFonts w:ascii="標楷體" w:eastAsia="標楷體" w:hAnsi="標楷體"/>
+      <w:rFonts w:ascii="DFKai-SB" w:eastAsia="DFKai-SB" w:hAnsi="DFKai-SB"/>
       <w:bCs/>
       <w:kern w:val="52"/>
       <w:sz w:val="28"/>
@@ -8212,7 +8302,7 @@
     <w:link w:val="a4"/>
     <w:rsid w:val="003C2B7C"/>
     <w:rPr>
-      <w:rFonts w:ascii="標楷體" w:eastAsia="標楷體" w:hAnsi="標楷體" w:cstheme="majorBidi"/>
+      <w:rFonts w:ascii="DFKai-SB" w:eastAsia="DFKai-SB" w:hAnsi="DFKai-SB" w:cstheme="majorBidi"/>
       <w:b w:val="0"/>
       <w:bCs/>
       <w:kern w:val="52"/>
@@ -8233,7 +8323,7 @@
       <w:jc w:val="center"/>
     </w:pPr>
     <w:rPr>
-      <w:rFonts w:ascii="標楷體" w:eastAsia="標楷體" w:hAnsi="標楷體"/>
+      <w:rFonts w:ascii="DFKai-SB" w:eastAsia="DFKai-SB" w:hAnsi="DFKai-SB"/>
       <w:b w:val="0"/>
       <w:sz w:val="36"/>
     </w:rPr>
@@ -8244,7 +8334,7 @@
     <w:link w:val="a6"/>
     <w:rsid w:val="00ED172E"/>
     <w:rPr>
-      <w:rFonts w:ascii="標楷體" w:eastAsia="標楷體" w:hAnsi="標楷體" w:cstheme="majorBidi"/>
+      <w:rFonts w:ascii="DFKai-SB" w:eastAsia="DFKai-SB" w:hAnsi="DFKai-SB" w:cstheme="majorBidi"/>
       <w:bCs/>
       <w:kern w:val="52"/>
       <w:sz w:val="36"/>
@@ -8264,7 +8354,7 @@
     <w:link w:val="a8"/>
     <w:rsid w:val="00D12FC6"/>
     <w:rPr>
-      <w:rFonts w:ascii="標楷體" w:eastAsia="標楷體" w:hAnsi="標楷體" w:cstheme="majorBidi"/>
+      <w:rFonts w:ascii="DFKai-SB" w:eastAsia="DFKai-SB" w:hAnsi="DFKai-SB" w:cstheme="majorBidi"/>
       <w:b w:val="0"/>
       <w:bCs/>
       <w:kern w:val="52"/>
@@ -8278,13 +8368,13 @@
     <w:link w:val="ab"/>
     <w:autoRedefine/>
     <w:qFormat/>
-    <w:rsid w:val="00A855F1"/>
+    <w:rsid w:val="007F1664"/>
     <w:pPr>
       <w:ind w:firstLine="560"/>
-      <w:jc w:val="both"/>
+      <w:jc w:val="center"/>
     </w:pPr>
     <w:rPr>
-      <w:rFonts w:eastAsia="標楷體"/>
+      <w:rFonts w:eastAsia="DFKai-SB"/>
       <w:sz w:val="28"/>
     </w:rPr>
   </w:style>
@@ -8292,9 +8382,9 @@
     <w:name w:val="專題內文 字元"/>
     <w:basedOn w:val="a1"/>
     <w:link w:val="aa"/>
-    <w:rsid w:val="00A855F1"/>
+    <w:rsid w:val="007F1664"/>
     <w:rPr>
-      <w:rFonts w:eastAsia="標楷體"/>
+      <w:rFonts w:eastAsia="DFKai-SB"/>
       <w:sz w:val="28"/>
     </w:rPr>
   </w:style>
@@ -8396,7 +8486,7 @@
       <w:ind w:firstLineChars="0" w:firstLine="0"/>
     </w:pPr>
     <w:rPr>
-      <w:rFonts w:ascii="新細明體" w:eastAsia="新細明體" w:hAnsi="新細明體" w:cs="新細明體"/>
+      <w:rFonts w:ascii="PMingLiU" w:eastAsia="PMingLiU" w:hAnsi="PMingLiU" w:cs="PMingLiU"/>
       <w:kern w:val="0"/>
       <w:szCs w:val="24"/>
     </w:rPr>
@@ -8414,7 +8504,7 @@
       <w:ind w:firstLineChars="0" w:firstLine="0"/>
     </w:pPr>
     <w:rPr>
-      <w:rFonts w:ascii="標楷體" w:eastAsia="標楷體" w:hAnsi="Times New Roman" w:cs="Times New Roman"/>
+      <w:rFonts w:ascii="DFKai-SB" w:eastAsia="DFKai-SB" w:hAnsi="Times New Roman" w:cs="Times New Roman"/>
       <w:sz w:val="28"/>
       <w:szCs w:val="24"/>
     </w:rPr>
@@ -8626,7 +8716,7 @@
     <w:unhideWhenUsed/>
     <w:rsid w:val="001F375B"/>
     <w:rPr>
-      <w:rFonts w:ascii="細明體" w:eastAsia="細明體" w:hAnsi="細明體" w:cs="細明體"/>
+      <w:rFonts w:ascii="MingLiU" w:eastAsia="MingLiU" w:hAnsi="MingLiU" w:cs="MingLiU"/>
       <w:sz w:val="24"/>
       <w:szCs w:val="24"/>
     </w:rPr>
@@ -8677,7 +8767,7 @@
     <w:link w:val="af7"/>
     <w:rsid w:val="00AF2C7B"/>
     <w:rPr>
-      <w:rFonts w:eastAsia="標楷體"/>
+      <w:rFonts w:eastAsia="DFKai-SB"/>
       <w:sz w:val="28"/>
     </w:rPr>
   </w:style>
